--- a/src/main/resources/org/damap/base/template/horizonEuropeTemplate.docx
+++ b/src/main/resources/org/damap/base/template/horizonEuropeTemplate.docx
@@ -4578,7 +4578,16 @@
       </w:r>
     </w:p>
     <w:p>
-      <w:r>
+      <w:pPr>
+        <w:rPr>
+          <w:color w:val="404040"/>
+        </w:rPr>
+      </w:pPr>
+      <w:r>
+        <w:rPr>
+          <w:bCs/>
+          <w:color w:val="404040"/>
+        </w:rPr>
         <w:t>[datamanager] [datamanagerInfo]</w:t>
       </w:r>
     </w:p>
@@ -7673,7 +7682,7 @@
     <w:tbl>
       <w:tblPr>
         <w:tblStyle w:val="TableGridLight"/>
-        <w:tblW w:w="9199" w:type="dxa"/>
+        <w:tblW w:w="9203" w:type="dxa"/>
         <w:tblBorders>
           <w:top w:val="single" w:sz="12" w:space="0" w:color="BFBFBF" w:themeColor="background1" w:themeShade="BF"/>
           <w:left w:val="single" w:sz="12" w:space="0" w:color="BFBFBF" w:themeColor="background1" w:themeShade="BF"/>
@@ -7682,19 +7691,20 @@
           <w:insideH w:val="single" w:sz="12" w:space="0" w:color="BFBFBF" w:themeColor="background1" w:themeShade="BF"/>
           <w:insideV w:val="single" w:sz="12" w:space="0" w:color="BFBFBF" w:themeColor="background1" w:themeShade="BF"/>
         </w:tblBorders>
+        <w:tblLayout w:type="fixed"/>
         <w:tblLook w:val="04A0" w:firstRow="1" w:lastRow="0" w:firstColumn="1" w:lastColumn="0" w:noHBand="0" w:noVBand="1"/>
       </w:tblPr>
       <w:tblGrid>
-        <w:gridCol w:w="2157"/>
-        <w:gridCol w:w="2331"/>
-        <w:gridCol w:w="1927"/>
-        <w:gridCol w:w="1513"/>
-        <w:gridCol w:w="1271"/>
+        <w:gridCol w:w="1452"/>
+        <w:gridCol w:w="1515"/>
+        <w:gridCol w:w="4488"/>
+        <w:gridCol w:w="900"/>
+        <w:gridCol w:w="848"/>
       </w:tblGrid>
       <w:tr>
         <w:tc>
           <w:tcPr>
-            <w:tcW w:w="2157" w:type="dxa"/>
+            <w:tcW w:w="1452" w:type="dxa"/>
             <w:tcBorders>
               <w:bottom w:val="single" w:sz="12" w:space="0" w:color="006AAB"/>
             </w:tcBorders>
@@ -7736,7 +7746,7 @@
         </w:tc>
         <w:tc>
           <w:tcPr>
-            <w:tcW w:w="2331" w:type="dxa"/>
+            <w:tcW w:w="1515" w:type="dxa"/>
             <w:tcBorders>
               <w:bottom w:val="single" w:sz="12" w:space="0" w:color="006AAB"/>
             </w:tcBorders>
@@ -7778,7 +7788,7 @@
         </w:tc>
         <w:tc>
           <w:tcPr>
-            <w:tcW w:w="1927" w:type="dxa"/>
+            <w:tcW w:w="4488" w:type="dxa"/>
             <w:tcBorders>
               <w:bottom w:val="single" w:sz="12" w:space="0" w:color="006AAB"/>
             </w:tcBorders>
@@ -7819,7 +7829,7 @@
         </w:tc>
         <w:tc>
           <w:tcPr>
-            <w:tcW w:w="1513" w:type="dxa"/>
+            <w:tcW w:w="900" w:type="dxa"/>
             <w:tcBorders>
               <w:bottom w:val="single" w:sz="12" w:space="0" w:color="006AAB"/>
             </w:tcBorders>
@@ -7861,7 +7871,7 @@
         </w:tc>
         <w:tc>
           <w:tcPr>
-            <w:tcW w:w="1271" w:type="dxa"/>
+            <w:tcW w:w="848" w:type="dxa"/>
             <w:tcBorders>
               <w:bottom w:val="single" w:sz="12" w:space="0" w:color="006AAB"/>
             </w:tcBorders>
@@ -7905,7 +7915,7 @@
       <w:tr>
         <w:tc>
           <w:tcPr>
-            <w:tcW w:w="2157" w:type="dxa"/>
+            <w:tcW w:w="1452" w:type="dxa"/>
             <w:tcBorders>
               <w:top w:val="single" w:sz="12" w:space="0" w:color="006AAB"/>
             </w:tcBorders>
@@ -7933,7 +7943,7 @@
         </w:tc>
         <w:tc>
           <w:tcPr>
-            <w:tcW w:w="2331" w:type="dxa"/>
+            <w:tcW w:w="1515" w:type="dxa"/>
             <w:tcBorders>
               <w:top w:val="single" w:sz="12" w:space="0" w:color="006AAB"/>
             </w:tcBorders>
@@ -7961,7 +7971,7 @@
         </w:tc>
         <w:tc>
           <w:tcPr>
-            <w:tcW w:w="1927" w:type="dxa"/>
+            <w:tcW w:w="4488" w:type="dxa"/>
             <w:tcBorders>
               <w:top w:val="single" w:sz="12" w:space="0" w:color="006AAB"/>
             </w:tcBorders>
@@ -7980,7 +7990,7 @@
         </w:tc>
         <w:tc>
           <w:tcPr>
-            <w:tcW w:w="1513" w:type="dxa"/>
+            <w:tcW w:w="900" w:type="dxa"/>
             <w:tcBorders>
               <w:top w:val="single" w:sz="12" w:space="0" w:color="006AAB"/>
             </w:tcBorders>
@@ -8007,7 +8017,7 @@
         </w:tc>
         <w:tc>
           <w:tcPr>
-            <w:tcW w:w="1271" w:type="dxa"/>
+            <w:tcW w:w="848" w:type="dxa"/>
             <w:tcBorders>
               <w:top w:val="single" w:sz="12" w:space="0" w:color="006AAB"/>
             </w:tcBorders>
@@ -8036,7 +8046,7 @@
       <w:tr>
         <w:tc>
           <w:tcPr>
-            <w:tcW w:w="2157" w:type="dxa"/>
+            <w:tcW w:w="1452" w:type="dxa"/>
           </w:tcPr>
           <w:p>
             <w:pPr>
@@ -8061,7 +8071,7 @@
         </w:tc>
         <w:tc>
           <w:tcPr>
-            <w:tcW w:w="2331" w:type="dxa"/>
+            <w:tcW w:w="1515" w:type="dxa"/>
           </w:tcPr>
           <w:p>
             <w:pPr>
@@ -8085,7 +8095,7 @@
         </w:tc>
         <w:tc>
           <w:tcPr>
-            <w:tcW w:w="1927" w:type="dxa"/>
+            <w:tcW w:w="4488" w:type="dxa"/>
           </w:tcPr>
           <w:p>
             <w:pPr>
@@ -8109,7 +8119,7 @@
         </w:tc>
         <w:tc>
           <w:tcPr>
-            <w:tcW w:w="1513" w:type="dxa"/>
+            <w:tcW w:w="900" w:type="dxa"/>
           </w:tcPr>
           <w:p>
             <w:pPr>
@@ -8133,7 +8143,7 @@
         </w:tc>
         <w:tc>
           <w:tcPr>
-            <w:tcW w:w="1271" w:type="dxa"/>
+            <w:tcW w:w="848" w:type="dxa"/>
           </w:tcPr>
           <w:p>
             <w:pPr>
@@ -8159,7 +8169,7 @@
       <w:tr>
         <w:tc>
           <w:tcPr>
-            <w:tcW w:w="2157" w:type="dxa"/>
+            <w:tcW w:w="1452" w:type="dxa"/>
             <w:tcBorders>
               <w:top w:val="single" w:sz="12" w:space="0" w:color="006AAB"/>
               <w:right w:val="nil"/>
@@ -8192,7 +8202,7 @@
         </w:tc>
         <w:tc>
           <w:tcPr>
-            <w:tcW w:w="2331" w:type="dxa"/>
+            <w:tcW w:w="1515" w:type="dxa"/>
             <w:tcBorders>
               <w:top w:val="single" w:sz="12" w:space="0" w:color="006AAB"/>
               <w:left w:val="nil"/>
@@ -8216,7 +8226,7 @@
         </w:tc>
         <w:tc>
           <w:tcPr>
-            <w:tcW w:w="1927" w:type="dxa"/>
+            <w:tcW w:w="4488" w:type="dxa"/>
             <w:tcBorders>
               <w:top w:val="single" w:sz="12" w:space="0" w:color="006AAB"/>
               <w:left w:val="nil"/>
@@ -8236,7 +8246,7 @@
         </w:tc>
         <w:tc>
           <w:tcPr>
-            <w:tcW w:w="1513" w:type="dxa"/>
+            <w:tcW w:w="900" w:type="dxa"/>
             <w:tcBorders>
               <w:top w:val="single" w:sz="12" w:space="0" w:color="006AAB"/>
             </w:tcBorders>
@@ -8256,7 +8266,7 @@
         </w:tc>
         <w:tc>
           <w:tcPr>
-            <w:tcW w:w="1271" w:type="dxa"/>
+            <w:tcW w:w="848" w:type="dxa"/>
             <w:tcBorders>
               <w:top w:val="single" w:sz="12" w:space="0" w:color="006AAB"/>
             </w:tcBorders>
@@ -8300,19 +8310,37 @@
       <w:r>
         <w:rPr>
           <w:rFonts w:eastAsiaTheme="minorEastAsia"/>
-          <w:color w:val="92D050"/>
+          <w:color w:val="auto"/>
           <w:lang w:val="en-GB"/>
         </w:rPr>
-        <w:t>Coverage of costs:</w:t>
+        <w:t>[costsDescriptions]</w:t>
       </w:r>
     </w:p>
     <w:p>
       <w:pPr>
+        <w:spacing w:before="240"/>
+        <w:rPr>
+          <w:rFonts w:eastAsiaTheme="minorEastAsia"/>
+          <w:color w:val="auto"/>
+          <w:lang w:val="en-GB"/>
+        </w:rPr>
+      </w:pPr>
+      <w:r>
         <w:rPr>
           <w:rFonts w:eastAsiaTheme="minorEastAsia"/>
           <w:color w:val="92D050"/>
           <w:lang w:val="en-GB"/>
         </w:rPr>
+        <w:t>Coverage of costs:</w:t>
+      </w:r>
+    </w:p>
+    <w:p>
+      <w:pPr>
+        <w:rPr>
+          <w:rFonts w:eastAsiaTheme="minorEastAsia"/>
+          <w:color w:val="92D050"/>
+          <w:lang w:val="en-GB"/>
+        </w:rPr>
       </w:pPr>
       <w:r>
         <w:rPr>
@@ -8367,6 +8395,7 @@
       <w:bookmarkStart w:id="32" w:name="_Toc69311947"/>
       <w:bookmarkStart w:id="33" w:name="_Toc156287350"/>
       <w:r>
+        <w:lastRenderedPageBreak/>
         <w:t>Data</w:t>
       </w:r>
       <w:r>
@@ -8436,7 +8465,6 @@
           <w:color w:val="000000" w:themeColor="text1"/>
           <w:lang w:val="en-GB"/>
         </w:rPr>
-        <w:lastRenderedPageBreak/>
         <w:t>Will the data be safely stored in trusted repositories for long term preservation and curation?</w:t>
       </w:r>
     </w:p>
@@ -9548,6 +9576,7 @@
                 <w:sz w:val="18"/>
                 <w:szCs w:val="18"/>
               </w:rPr>
+              <w:lastRenderedPageBreak/>
               <w:t>ID</w:t>
             </w:r>
           </w:p>
@@ -9661,7 +9690,6 @@
           <w:color w:val="000000"/>
           <w:lang w:val="en-GB"/>
         </w:rPr>
-        <w:lastRenderedPageBreak/>
         <w:t>Ethic</w:t>
       </w:r>
       <w:bookmarkEnd w:id="41"/>
@@ -12785,10 +12813,6 @@
 </file>
 
 <file path=customXml/item1.xml><?xml version="1.0" encoding="utf-8"?>
-<b:Sources xmlns:b="http://schemas.openxmlformats.org/officeDocument/2006/bibliography" xmlns="http://schemas.openxmlformats.org/officeDocument/2006/bibliography" SelectedStyle="\APASixthEditionOfficeOnline.xsl" StyleName="APA" Version="6"/>
-</file>
-
-<file path=customXml/item2.xml><?xml version="1.0" encoding="utf-8"?>
 <?mso-contentType ?>
 <FormTemplates xmlns="http://schemas.microsoft.com/sharepoint/v3/contenttype/forms">
   <Display>DocumentLibraryForm</Display>
@@ -12797,7 +12821,7 @@
 </FormTemplates>
 </file>
 
-<file path=customXml/item3.xml><?xml version="1.0" encoding="utf-8"?>
+<file path=customXml/item2.xml><?xml version="1.0" encoding="utf-8"?>
 <ct:contentTypeSchema xmlns:ct="http://schemas.microsoft.com/office/2006/metadata/contentType" xmlns:ma="http://schemas.microsoft.com/office/2006/metadata/properties/metaAttributes" ct:_="" ma:_="" ma:contentTypeName="EC Document" ma:contentTypeID="0x010100258AA79CEB83498886A3A086811232500015D68561EDF2314DA91E1210E4D82B5C" ma:contentTypeVersion="38" ma:contentTypeDescription="Create a new document in this library." ma:contentTypeScope="" ma:versionID="3bfd783927ea96c5c14b5f9466c0d5de">
   <xsd:schema xmlns:xsd="http://www.w3.org/2001/XMLSchema" xmlns:xs="http://www.w3.org/2001/XMLSchema" xmlns:p="http://schemas.microsoft.com/office/2006/metadata/properties" xmlns:ns2="084a5cd8-1559-4e94-ac72-b94fb9abc19e" targetNamespace="http://schemas.microsoft.com/office/2006/metadata/properties" ma:root="true" ma:fieldsID="6907ed16e1ea7430830aa2dae5b3c1f7" ns2:_="">
     <xsd:import namespace="084a5cd8-1559-4e94-ac72-b94fb9abc19e"/>
@@ -13139,7 +13163,7 @@
 </ct:contentTypeSchema>
 </file>
 
-<file path=customXml/item4.xml><?xml version="1.0" encoding="utf-8"?>
+<file path=customXml/item3.xml><?xml version="1.0" encoding="utf-8"?>
 <p:properties xmlns:p="http://schemas.microsoft.com/office/2006/metadata/properties" xmlns:xsi="http://www.w3.org/2001/XMLSchema-instance" xmlns:pc="http://schemas.microsoft.com/office/infopath/2007/PartnerControls">
   <documentManagement>
     <Order1 xmlns="084a5cd8-1559-4e94-ac72-b94fb9abc19e">45</Order1>
@@ -13159,15 +13183,11 @@
 </p:properties>
 </file>
 
-<file path=customXml/itemProps1.xml><?xml version="1.0" encoding="utf-8"?>
-<ds:datastoreItem xmlns:ds="http://schemas.openxmlformats.org/officeDocument/2006/customXml" ds:itemID="{E6E3F1C5-BDFC-4981-9034-4A05696CDD37}">
-  <ds:schemaRefs>
-    <ds:schemaRef ds:uri="http://schemas.openxmlformats.org/officeDocument/2006/bibliography"/>
-  </ds:schemaRefs>
-</ds:datastoreItem>
+<file path=customXml/item4.xml><?xml version="1.0" encoding="utf-8"?>
+<b:Sources xmlns:b="http://schemas.openxmlformats.org/officeDocument/2006/bibliography" xmlns="http://schemas.openxmlformats.org/officeDocument/2006/bibliography" SelectedStyle="\APASixthEditionOfficeOnline.xsl" StyleName="APA" Version="6"/>
 </file>
 
-<file path=customXml/itemProps2.xml><?xml version="1.0" encoding="utf-8"?>
+<file path=customXml/itemProps1.xml><?xml version="1.0" encoding="utf-8"?>
 <ds:datastoreItem xmlns:ds="http://schemas.openxmlformats.org/officeDocument/2006/customXml" ds:itemID="{E5ABEBC2-8F24-42D8-B0A5-1D2B76C15645}">
   <ds:schemaRefs>
     <ds:schemaRef ds:uri="http://schemas.microsoft.com/sharepoint/v3/contenttype/forms"/>
@@ -13175,7 +13195,7 @@
 </ds:datastoreItem>
 </file>
 
-<file path=customXml/itemProps3.xml><?xml version="1.0" encoding="utf-8"?>
+<file path=customXml/itemProps2.xml><?xml version="1.0" encoding="utf-8"?>
 <ds:datastoreItem xmlns:ds="http://schemas.openxmlformats.org/officeDocument/2006/customXml" ds:itemID="{789122CC-B268-41FA-A377-ABDD5160F69C}">
   <ds:schemaRefs>
     <ds:schemaRef ds:uri="http://schemas.microsoft.com/office/2006/metadata/contentType"/>
@@ -13193,7 +13213,7 @@
 </ds:datastoreItem>
 </file>
 
-<file path=customXml/itemProps4.xml><?xml version="1.0" encoding="utf-8"?>
+<file path=customXml/itemProps3.xml><?xml version="1.0" encoding="utf-8"?>
 <ds:datastoreItem xmlns:ds="http://schemas.openxmlformats.org/officeDocument/2006/customXml" ds:itemID="{FA90FD41-FA76-42DA-A088-7C01AECDABAA}">
   <ds:schemaRefs>
     <ds:schemaRef ds:uri="http://schemas.microsoft.com/office/2006/metadata/properties"/>
@@ -13201,4 +13221,12 @@
     <ds:schemaRef ds:uri="084a5cd8-1559-4e94-ac72-b94fb9abc19e"/>
   </ds:schemaRefs>
 </ds:datastoreItem>
+</file>
+
+<file path=customXml/itemProps4.xml><?xml version="1.0" encoding="utf-8"?>
+<ds:datastoreItem xmlns:ds="http://schemas.openxmlformats.org/officeDocument/2006/customXml" ds:itemID="{E6E3F1C5-BDFC-4981-9034-4A05696CDD37}">
+  <ds:schemaRefs>
+    <ds:schemaRef ds:uri="http://schemas.openxmlformats.org/officeDocument/2006/bibliography"/>
+  </ds:schemaRefs>
+</ds:datastoreItem>
 </file>
--- a/src/main/resources/org/damap/base/template/horizonEuropeTemplate.docx
+++ b/src/main/resources/org/damap/base/template/horizonEuropeTemplate.docx
@@ -17,29 +17,7 @@
           <w:sz w:val="72"/>
           <w:szCs w:val="72"/>
         </w:rPr>
-        <w:t>[</w:t>
-      </w:r>
-      <w:proofErr w:type="spellStart"/>
-      <w:r>
-        <w:rPr>
-          <w:b/>
-          <w:bCs/>
-          <w:color w:val="000000" w:themeColor="text1"/>
-          <w:sz w:val="72"/>
-          <w:szCs w:val="72"/>
-        </w:rPr>
-        <w:t>projectname</w:t>
-      </w:r>
-      <w:proofErr w:type="spellEnd"/>
-      <w:r>
-        <w:rPr>
-          <w:b/>
-          <w:bCs/>
-          <w:color w:val="000000" w:themeColor="text1"/>
-          <w:sz w:val="72"/>
-          <w:szCs w:val="72"/>
-        </w:rPr>
-        <w:t>]</w:t>
+        <w:t>[projectname]</w:t>
       </w:r>
     </w:p>
     <w:p>
@@ -455,24 +433,15 @@
                 <w:rFonts w:eastAsia="Arial"/>
                 <w:color w:val="000000" w:themeColor="text1"/>
               </w:rPr>
-              <w:t>he [</w:t>
-            </w:r>
-            <w:proofErr w:type="spellStart"/>
+              <w:t>he [projectname</w:t>
+            </w:r>
             <w:r>
               <w:rPr>
                 <w:rFonts w:eastAsia="Arial"/>
                 <w:color w:val="000000" w:themeColor="text1"/>
               </w:rPr>
-              <w:t>projectname</w:t>
-            </w:r>
-            <w:r>
-              <w:rPr>
-                <w:rFonts w:eastAsia="Arial"/>
-                <w:color w:val="000000" w:themeColor="text1"/>
-              </w:rPr>
               <w:t>Text</w:t>
             </w:r>
-            <w:proofErr w:type="spellEnd"/>
             <w:r>
               <w:rPr>
                 <w:rFonts w:eastAsia="Arial"/>
@@ -594,22 +563,14 @@
         <w:rPr>
           <w:color w:val="000000" w:themeColor="text1"/>
         </w:rPr>
-        <w:t>This work by parties of the [</w:t>
-      </w:r>
-      <w:proofErr w:type="spellStart"/>
+        <w:t>This work by parties of the [projectname</w:t>
+      </w:r>
       <w:r>
         <w:rPr>
           <w:color w:val="000000" w:themeColor="text1"/>
         </w:rPr>
-        <w:t>projectname</w:t>
-      </w:r>
-      <w:r>
-        <w:rPr>
-          <w:color w:val="000000" w:themeColor="text1"/>
-        </w:rPr>
         <w:t>Text</w:t>
       </w:r>
-      <w:proofErr w:type="spellEnd"/>
       <w:r>
         <w:rPr>
           <w:color w:val="000000" w:themeColor="text1"/>
@@ -630,56 +591,26 @@
         <w:rPr>
           <w:color w:val="000000" w:themeColor="text1"/>
         </w:rPr>
-        <w:t>). The [</w:t>
-      </w:r>
-      <w:proofErr w:type="spellStart"/>
+        <w:t>). The [projectname</w:t>
+      </w:r>
       <w:r>
         <w:rPr>
           <w:color w:val="000000" w:themeColor="text1"/>
         </w:rPr>
-        <w:t>projectname</w:t>
+        <w:t>Text</w:t>
       </w:r>
       <w:r>
         <w:rPr>
           <w:color w:val="000000" w:themeColor="text1"/>
         </w:rPr>
-        <w:t>Text</w:t>
-      </w:r>
-      <w:proofErr w:type="spellEnd"/>
+        <w:t>] project is funded by the European Union Horizon Europe programme under Grant Agreement No [grant</w:t>
+      </w:r>
       <w:r>
         <w:rPr>
           <w:color w:val="000000" w:themeColor="text1"/>
         </w:rPr>
-        <w:t xml:space="preserve">] project is funded by the European Union Horizon Europe </w:t>
-      </w:r>
-      <w:proofErr w:type="spellStart"/>
-      <w:r>
-        <w:rPr>
-          <w:color w:val="000000" w:themeColor="text1"/>
-        </w:rPr>
-        <w:t>programme</w:t>
-      </w:r>
-      <w:proofErr w:type="spellEnd"/>
-      <w:r>
-        <w:rPr>
-          <w:color w:val="000000" w:themeColor="text1"/>
-        </w:rPr>
-        <w:t xml:space="preserve"> under Grant Agreement No [</w:t>
-      </w:r>
-      <w:proofErr w:type="spellStart"/>
-      <w:r>
-        <w:rPr>
-          <w:color w:val="000000" w:themeColor="text1"/>
-        </w:rPr>
-        <w:t>grant</w:t>
-      </w:r>
-      <w:r>
-        <w:rPr>
-          <w:color w:val="000000" w:themeColor="text1"/>
-        </w:rPr>
         <w:t>id</w:t>
       </w:r>
-      <w:proofErr w:type="spellEnd"/>
       <w:r>
         <w:rPr>
           <w:color w:val="000000" w:themeColor="text1"/>
@@ -1513,25 +1444,7 @@
                 <w:sz w:val="20"/>
                 <w:szCs w:val="20"/>
               </w:rPr>
-              <w:t>[</w:t>
-            </w:r>
-            <w:proofErr w:type="spellStart"/>
-            <w:r>
-              <w:rPr>
-                <w:color w:val="92D050"/>
-                <w:sz w:val="20"/>
-                <w:szCs w:val="20"/>
-              </w:rPr>
-              <w:t>dd.mm.yyyy</w:t>
-            </w:r>
-            <w:proofErr w:type="spellEnd"/>
-            <w:r>
-              <w:rPr>
-                <w:color w:val="92D050"/>
-                <w:sz w:val="20"/>
-                <w:szCs w:val="20"/>
-              </w:rPr>
-              <w:t>]</w:t>
+              <w:t>[dd.mm.yyyy]</w:t>
             </w:r>
           </w:p>
         </w:tc>
@@ -4665,49 +4578,8 @@
       </w:r>
     </w:p>
     <w:p>
-      <w:pPr>
-        <w:rPr>
-          <w:color w:val="404040"/>
-        </w:rPr>
-      </w:pPr>
-      <w:r>
-        <w:rPr>
-          <w:bCs/>
-          <w:color w:val="404040"/>
-        </w:rPr>
-        <w:t>[</w:t>
-      </w:r>
-      <w:proofErr w:type="spellStart"/>
-      <w:r>
-        <w:rPr>
-          <w:bCs/>
-          <w:color w:val="404040"/>
-        </w:rPr>
-        <w:t>datamanager</w:t>
-      </w:r>
-      <w:proofErr w:type="spellEnd"/>
-      <w:r>
-        <w:rPr>
-          <w:bCs/>
-          <w:color w:val="404040"/>
-        </w:rPr>
-        <w:t>] [</w:t>
-      </w:r>
-      <w:proofErr w:type="spellStart"/>
-      <w:r>
-        <w:rPr>
-          <w:bCs/>
-          <w:color w:val="404040"/>
-        </w:rPr>
-        <w:t>datamanagerInfo</w:t>
-      </w:r>
-      <w:proofErr w:type="spellEnd"/>
-      <w:r>
-        <w:rPr>
-          <w:bCs/>
-          <w:color w:val="404040"/>
-        </w:rPr>
-        <w:t>]</w:t>
+      <w:r>
+        <w:t>[datamanager] [datamanagerInfo]</w:t>
       </w:r>
     </w:p>
     <w:p>
@@ -5194,25 +5066,7 @@
                 <w:sz w:val="18"/>
                 <w:szCs w:val="18"/>
               </w:rPr>
-              <w:t>[</w:t>
-            </w:r>
-            <w:proofErr w:type="spellStart"/>
-            <w:r>
-              <w:rPr>
-                <w:color w:val="auto"/>
-                <w:sz w:val="18"/>
-                <w:szCs w:val="18"/>
-              </w:rPr>
-              <w:t>datasetTable</w:t>
-            </w:r>
-            <w:proofErr w:type="spellEnd"/>
-            <w:r>
-              <w:rPr>
-                <w:color w:val="auto"/>
-                <w:sz w:val="18"/>
-                <w:szCs w:val="18"/>
-              </w:rPr>
-              <w:t>]</w:t>
+              <w:t>[datasetTable]</w:t>
             </w:r>
           </w:p>
         </w:tc>
@@ -5491,21 +5345,7 @@
         <w:rPr>
           <w:color w:val="auto"/>
         </w:rPr>
-        <w:t>[</w:t>
-      </w:r>
-      <w:proofErr w:type="spellStart"/>
-      <w:r>
-        <w:rPr>
-          <w:color w:val="auto"/>
-        </w:rPr>
-        <w:t>produceddatadescription</w:t>
-      </w:r>
-      <w:proofErr w:type="spellEnd"/>
-      <w:r>
-        <w:rPr>
-          <w:color w:val="auto"/>
-        </w:rPr>
-        <w:t>]</w:t>
+        <w:t>[produceddatadescription]</w:t>
       </w:r>
     </w:p>
     <w:p>
@@ -5756,25 +5596,7 @@
                 <w:sz w:val="18"/>
                 <w:szCs w:val="18"/>
               </w:rPr>
-              <w:t>[</w:t>
-            </w:r>
-            <w:proofErr w:type="spellStart"/>
-            <w:r>
-              <w:rPr>
-                <w:color w:val="auto"/>
-                <w:sz w:val="18"/>
-                <w:szCs w:val="18"/>
-              </w:rPr>
-              <w:t>reusedDatasetTable</w:t>
-            </w:r>
-            <w:proofErr w:type="spellEnd"/>
-            <w:r>
-              <w:rPr>
-                <w:color w:val="auto"/>
-                <w:sz w:val="18"/>
-                <w:szCs w:val="18"/>
-              </w:rPr>
-              <w:t>]</w:t>
+              <w:t>[reusedDatasetTable]</w:t>
             </w:r>
           </w:p>
         </w:tc>
@@ -5980,15 +5802,7 @@
     <w:p>
       <w:bookmarkStart w:id="12" w:name="_Toc156287341"/>
       <w:r>
-        <w:t>[</w:t>
-      </w:r>
-      <w:proofErr w:type="spellStart"/>
-      <w:r>
-        <w:t>reuseddatadescription</w:t>
-      </w:r>
-      <w:proofErr w:type="spellEnd"/>
-      <w:r>
-        <w:t>]</w:t>
+        <w:t>[reuseddatadescription]</w:t>
       </w:r>
     </w:p>
     <w:p>
@@ -6013,23 +5827,7 @@
           <w:rFonts w:eastAsiaTheme="minorEastAsia"/>
           <w:color w:val="auto"/>
         </w:rPr>
-        <w:t>[</w:t>
-      </w:r>
-      <w:proofErr w:type="spellStart"/>
-      <w:r>
-        <w:rPr>
-          <w:rFonts w:eastAsiaTheme="minorEastAsia"/>
-          <w:color w:val="auto"/>
-        </w:rPr>
-        <w:t>datageneration</w:t>
-      </w:r>
-      <w:proofErr w:type="spellEnd"/>
-      <w:r>
-        <w:rPr>
-          <w:rFonts w:eastAsiaTheme="minorEastAsia"/>
-          <w:color w:val="auto"/>
-        </w:rPr>
-        <w:t>]</w:t>
+        <w:t>[datageneration]</w:t>
       </w:r>
     </w:p>
     <w:p>
@@ -6050,15 +5848,7 @@
         </w:rPr>
       </w:pPr>
       <w:r>
-        <w:t>[</w:t>
-      </w:r>
-      <w:proofErr w:type="spellStart"/>
-      <w:r>
-        <w:t>targetaudience</w:t>
-      </w:r>
-      <w:proofErr w:type="spellEnd"/>
-      <w:r>
-        <w:t>]</w:t>
+        <w:t>[targetaudience]</w:t>
       </w:r>
     </w:p>
     <w:p>
@@ -6219,15 +6009,7 @@
     </w:p>
     <w:p>
       <w:r>
-        <w:t>[</w:t>
-      </w:r>
-      <w:proofErr w:type="spellStart"/>
-      <w:r>
-        <w:t>dataorganisation</w:t>
-      </w:r>
-      <w:proofErr w:type="spellEnd"/>
-      <w:r>
-        <w:t>]</w:t>
+        <w:t>[dataorganisation]</w:t>
       </w:r>
     </w:p>
     <w:p>
@@ -6600,23 +6382,13 @@
           <w:color w:val="auto"/>
         </w:rPr>
       </w:pPr>
-      <w:proofErr w:type="spellStart"/>
       <w:r>
         <w:rPr>
           <w:b/>
           <w:bCs/>
           <w:color w:val="auto"/>
         </w:rPr>
-        <w:t>Metadata</w:t>
-      </w:r>
-      <w:proofErr w:type="spellEnd"/>
-      <w:r>
-        <w:rPr>
-          <w:b/>
-          <w:bCs/>
-          <w:color w:val="auto"/>
-        </w:rPr>
-        <w:t>:</w:t>
+        <w:t>Metadata:</w:t>
       </w:r>
     </w:p>
     <w:p>
@@ -7019,25 +6791,7 @@
                 <w:sz w:val="18"/>
                 <w:szCs w:val="18"/>
               </w:rPr>
-              <w:t>[</w:t>
-            </w:r>
-            <w:proofErr w:type="spellStart"/>
-            <w:r>
-              <w:rPr>
-                <w:color w:val="auto"/>
-                <w:sz w:val="18"/>
-                <w:szCs w:val="18"/>
-              </w:rPr>
-              <w:t>datasetPublicationTable</w:t>
-            </w:r>
-            <w:proofErr w:type="spellEnd"/>
-            <w:r>
-              <w:rPr>
-                <w:color w:val="auto"/>
-                <w:sz w:val="18"/>
-                <w:szCs w:val="18"/>
-              </w:rPr>
-              <w:t>]</w:t>
+              <w:t>[datasetPublicationTable]</w:t>
             </w:r>
           </w:p>
         </w:tc>
@@ -7312,21 +7066,13 @@
         <w:spacing w:before="240"/>
       </w:pPr>
       <w:r>
-        <w:t>[</w:t>
-      </w:r>
-      <w:proofErr w:type="spellStart"/>
-      <w:r>
-        <w:t>closed</w:t>
+        <w:t>[closed</w:t>
       </w:r>
       <w:r>
         <w:t>restricted</w:t>
       </w:r>
       <w:r>
-        <w:t>datasetreasons</w:t>
-      </w:r>
-      <w:proofErr w:type="spellEnd"/>
-      <w:r>
-        <w:t>]</w:t>
+        <w:t>datasetreasons]</w:t>
       </w:r>
     </w:p>
     <w:p>
@@ -7334,15 +7080,7 @@
         <w:spacing w:before="240"/>
       </w:pPr>
       <w:r>
-        <w:t>[</w:t>
-      </w:r>
-      <w:proofErr w:type="spellStart"/>
-      <w:r>
-        <w:t>repoinformation</w:t>
-      </w:r>
-      <w:proofErr w:type="spellEnd"/>
-      <w:r>
-        <w:t>]</w:t>
+        <w:t>[repoinformation]</w:t>
       </w:r>
     </w:p>
     <w:p>
@@ -7355,15 +7093,7 @@
     </w:p>
     <w:p>
       <w:r>
-        <w:t>[</w:t>
-      </w:r>
-      <w:proofErr w:type="spellStart"/>
-      <w:r>
-        <w:t>restrictedAccessInfo</w:t>
-      </w:r>
-      <w:proofErr w:type="spellEnd"/>
-      <w:r>
-        <w:t>]</w:t>
+        <w:t>[restrictedAccessInfo]</w:t>
       </w:r>
     </w:p>
     <w:p>
@@ -7693,15 +7423,7 @@
         <w:ind w:right="243"/>
       </w:pPr>
       <w:r>
-        <w:t>[</w:t>
-      </w:r>
-      <w:proofErr w:type="spellStart"/>
-      <w:r>
-        <w:t>dataqualitycontrol</w:t>
-      </w:r>
-      <w:proofErr w:type="spellEnd"/>
-      <w:r>
-        <w:t>]</w:t>
+        <w:t>[dataqualitycontrol]</w:t>
       </w:r>
     </w:p>
     <w:p>
@@ -8205,27 +7927,7 @@
                 <w:sz w:val="18"/>
                 <w:szCs w:val="18"/>
               </w:rPr>
-              <w:t>[</w:t>
-            </w:r>
-            <w:proofErr w:type="spellStart"/>
-            <w:r>
-              <w:rPr>
-                <w:bCs/>
-                <w:color w:val="000000" w:themeColor="text1"/>
-                <w:sz w:val="18"/>
-                <w:szCs w:val="18"/>
-              </w:rPr>
-              <w:t>costTable</w:t>
-            </w:r>
-            <w:proofErr w:type="spellEnd"/>
-            <w:r>
-              <w:rPr>
-                <w:bCs/>
-                <w:color w:val="000000" w:themeColor="text1"/>
-                <w:sz w:val="18"/>
-                <w:szCs w:val="18"/>
-              </w:rPr>
-              <w:t>]</w:t>
+              <w:t>[costTable]</w:t>
             </w:r>
           </w:p>
         </w:tc>
@@ -8253,27 +7955,7 @@
                 <w:sz w:val="18"/>
                 <w:szCs w:val="18"/>
               </w:rPr>
-              <w:t>[</w:t>
-            </w:r>
-            <w:proofErr w:type="spellStart"/>
-            <w:r>
-              <w:rPr>
-                <w:bCs/>
-                <w:color w:val="000000" w:themeColor="text1"/>
-                <w:sz w:val="18"/>
-                <w:szCs w:val="18"/>
-              </w:rPr>
-              <w:t>costTable</w:t>
-            </w:r>
-            <w:proofErr w:type="spellEnd"/>
-            <w:r>
-              <w:rPr>
-                <w:bCs/>
-                <w:color w:val="000000" w:themeColor="text1"/>
-                <w:sz w:val="18"/>
-                <w:szCs w:val="18"/>
-              </w:rPr>
-              <w:t>]</w:t>
+              <w:t>[costTable]</w:t>
             </w:r>
           </w:p>
         </w:tc>
@@ -8600,29 +8282,7 @@
                 <w:sz w:val="18"/>
                 <w:szCs w:val="18"/>
               </w:rPr>
-              <w:t>[</w:t>
-            </w:r>
-            <w:proofErr w:type="spellStart"/>
-            <w:r>
-              <w:rPr>
-                <w:b/>
-                <w:bCs/>
-                <w:color w:val="000000" w:themeColor="text1"/>
-                <w:sz w:val="18"/>
-                <w:szCs w:val="18"/>
-              </w:rPr>
-              <w:t>costtotal</w:t>
-            </w:r>
-            <w:proofErr w:type="spellEnd"/>
-            <w:r>
-              <w:rPr>
-                <w:b/>
-                <w:bCs/>
-                <w:color w:val="000000" w:themeColor="text1"/>
-                <w:sz w:val="18"/>
-                <w:szCs w:val="18"/>
-              </w:rPr>
-              <w:t>]</w:t>
+              <w:t>[costtotal]</w:t>
             </w:r>
           </w:p>
         </w:tc>
@@ -8696,21 +8356,7 @@
         <w:rPr>
           <w:color w:val="auto"/>
         </w:rPr>
-        <w:t>[</w:t>
-      </w:r>
-      <w:proofErr w:type="spellStart"/>
-      <w:r>
-        <w:rPr>
-          <w:color w:val="auto"/>
-        </w:rPr>
-        <w:t>workPackageLeaders</w:t>
-      </w:r>
-      <w:proofErr w:type="spellEnd"/>
-      <w:r>
-        <w:rPr>
-          <w:color w:val="auto"/>
-        </w:rPr>
-        <w:t>] being responsible for ensuring metadata production, day-to-day cross-checks, back-up and other quality control activities are maintained. The researchers will be responsible for routine supervision of the dataset development.</w:t>
+        <w:t>[workPackageLeaders] being responsible for ensuring metadata production, day-to-day cross-checks, back-up and other quality control activities are maintained. The researchers will be responsible for routine supervision of the dataset development.</w:t>
       </w:r>
     </w:p>
     <w:p>
@@ -8817,23 +8463,7 @@
           <w:rFonts w:eastAsiaTheme="minorEastAsia"/>
           <w:lang w:val="en-GB"/>
         </w:rPr>
-        <w:t>[</w:t>
-      </w:r>
-      <w:proofErr w:type="spellStart"/>
-      <w:r>
-        <w:rPr>
-          <w:rFonts w:eastAsiaTheme="minorEastAsia"/>
-          <w:lang w:val="en-GB"/>
-        </w:rPr>
-        <w:t>storageintro</w:t>
-      </w:r>
-      <w:proofErr w:type="spellEnd"/>
-      <w:r>
-        <w:rPr>
-          <w:rFonts w:eastAsiaTheme="minorEastAsia"/>
-          <w:lang w:val="en-GB"/>
-        </w:rPr>
-        <w:t>]</w:t>
+        <w:t>[storageintro]</w:t>
       </w:r>
     </w:p>
     <w:p>
@@ -8880,23 +8510,7 @@
           <w:rFonts w:eastAsiaTheme="minorEastAsia"/>
           <w:lang w:val="en-GB"/>
         </w:rPr>
-        <w:t>[</w:t>
-      </w:r>
-      <w:proofErr w:type="spellStart"/>
-      <w:r>
-        <w:rPr>
-          <w:rFonts w:eastAsiaTheme="minorEastAsia"/>
-          <w:lang w:val="en-GB"/>
-        </w:rPr>
-        <w:t>sensitivedata</w:t>
-      </w:r>
-      <w:proofErr w:type="spellEnd"/>
-      <w:r>
-        <w:rPr>
-          <w:rFonts w:eastAsiaTheme="minorEastAsia"/>
-          <w:lang w:val="en-GB"/>
-        </w:rPr>
-        <w:t>]</w:t>
+        <w:t>[sensitivedata]</w:t>
       </w:r>
     </w:p>
     <w:p>
@@ -9111,25 +8725,7 @@
                 <w:sz w:val="18"/>
                 <w:szCs w:val="18"/>
               </w:rPr>
-              <w:t>[</w:t>
-            </w:r>
-            <w:proofErr w:type="spellStart"/>
-            <w:r>
-              <w:rPr>
-                <w:color w:val="000000" w:themeColor="text1"/>
-                <w:sz w:val="18"/>
-                <w:szCs w:val="18"/>
-              </w:rPr>
-              <w:t>datasetAccessTable</w:t>
-            </w:r>
-            <w:proofErr w:type="spellEnd"/>
-            <w:r>
-              <w:rPr>
-                <w:color w:val="000000" w:themeColor="text1"/>
-                <w:sz w:val="18"/>
-                <w:szCs w:val="18"/>
-              </w:rPr>
-              <w:t>]</w:t>
+              <w:t>[datasetAccessTable]</w:t>
             </w:r>
           </w:p>
         </w:tc>
@@ -9521,25 +9117,7 @@
                 <w:sz w:val="18"/>
                 <w:szCs w:val="18"/>
               </w:rPr>
-              <w:t>[</w:t>
-            </w:r>
-            <w:proofErr w:type="spellStart"/>
-            <w:r>
-              <w:rPr>
-                <w:color w:val="000000" w:themeColor="text1"/>
-                <w:sz w:val="18"/>
-                <w:szCs w:val="18"/>
-              </w:rPr>
-              <w:t>datasetRepositoryTable</w:t>
-            </w:r>
-            <w:proofErr w:type="spellEnd"/>
-            <w:r>
-              <w:rPr>
-                <w:color w:val="000000" w:themeColor="text1"/>
-                <w:sz w:val="18"/>
-                <w:szCs w:val="18"/>
-              </w:rPr>
-              <w:t>]</w:t>
+              <w:t>[datasetRepositoryTable]</w:t>
             </w:r>
           </w:p>
         </w:tc>
@@ -9883,25 +9461,7 @@
                 <w:sz w:val="18"/>
                 <w:szCs w:val="18"/>
               </w:rPr>
-              <w:t>[</w:t>
-            </w:r>
-            <w:proofErr w:type="spellStart"/>
-            <w:r>
-              <w:rPr>
-                <w:color w:val="000000" w:themeColor="text1"/>
-                <w:sz w:val="18"/>
-                <w:szCs w:val="18"/>
-              </w:rPr>
-              <w:t>datasetDeleteTable</w:t>
-            </w:r>
-            <w:proofErr w:type="spellEnd"/>
-            <w:r>
-              <w:rPr>
-                <w:color w:val="000000" w:themeColor="text1"/>
-                <w:sz w:val="18"/>
-                <w:szCs w:val="18"/>
-              </w:rPr>
-              <w:t>]</w:t>
+              <w:t>[datasetDeleteTable]</w:t>
             </w:r>
           </w:p>
         </w:tc>
@@ -9927,25 +9487,7 @@
                 <w:sz w:val="18"/>
                 <w:szCs w:val="18"/>
               </w:rPr>
-              <w:t>[</w:t>
-            </w:r>
-            <w:proofErr w:type="spellStart"/>
-            <w:r>
-              <w:rPr>
-                <w:color w:val="000000" w:themeColor="text1"/>
-                <w:sz w:val="18"/>
-                <w:szCs w:val="18"/>
-              </w:rPr>
-              <w:t>datasetDeleteTable</w:t>
-            </w:r>
-            <w:proofErr w:type="spellEnd"/>
-            <w:r>
-              <w:rPr>
-                <w:color w:val="000000" w:themeColor="text1"/>
-                <w:sz w:val="18"/>
-                <w:szCs w:val="18"/>
-              </w:rPr>
-              <w:t>]</w:t>
+              <w:t>[datasetDeleteTable]</w:t>
             </w:r>
           </w:p>
         </w:tc>
@@ -10161,23 +9703,7 @@
           <w:color w:val="000000"/>
           <w:lang w:val="en-GB"/>
         </w:rPr>
-        <w:t>Are there, or could there be, any ethics or legal issues that can have an impact on data sharing? These can also be discussed in the context of the ethics review. If relevant, include references to ethics deliverables and ethics chapter in the Description of the Action (</w:t>
-      </w:r>
-      <w:proofErr w:type="spellStart"/>
-      <w:r>
-        <w:rPr>
-          <w:color w:val="000000"/>
-          <w:lang w:val="en-GB"/>
-        </w:rPr>
-        <w:t>DoA</w:t>
-      </w:r>
-      <w:proofErr w:type="spellEnd"/>
-      <w:r>
-        <w:rPr>
-          <w:color w:val="000000"/>
-          <w:lang w:val="en-GB"/>
-        </w:rPr>
-        <w:t>).</w:t>
+        <w:t>Are there, or could there be, any ethics or legal issues that can have an impact on data sharing? These can also be discussed in the context of the ethics review. If relevant, include references to ethics deliverables and ethics chapter in the Description of the Action (DoA).</w:t>
       </w:r>
     </w:p>
     <w:p>
@@ -10222,15 +9748,7 @@
     </w:p>
     <w:p>
       <w:r>
-        <w:t>[</w:t>
-      </w:r>
-      <w:proofErr w:type="spellStart"/>
-      <w:r>
-        <w:t>personaldata</w:t>
-      </w:r>
-      <w:proofErr w:type="spellEnd"/>
-      <w:r>
-        <w:t>]</w:t>
+        <w:t>[personaldata]</w:t>
       </w:r>
     </w:p>
     <w:p>
@@ -10243,15 +9761,7 @@
     </w:p>
     <w:p>
       <w:r>
-        <w:t>[</w:t>
-      </w:r>
-      <w:proofErr w:type="spellStart"/>
-      <w:r>
-        <w:t>legalrestriction</w:t>
-      </w:r>
-      <w:proofErr w:type="spellEnd"/>
-      <w:r>
-        <w:t>]</w:t>
+        <w:t>[legalrestriction]</w:t>
       </w:r>
     </w:p>
     <w:p>
@@ -10268,15 +9778,7 @@
     </w:p>
     <w:p>
       <w:r>
-        <w:t>[</w:t>
-      </w:r>
-      <w:proofErr w:type="spellStart"/>
-      <w:r>
-        <w:t>ethicalissues</w:t>
-      </w:r>
-      <w:proofErr w:type="spellEnd"/>
-      <w:r>
-        <w:t>]</w:t>
+        <w:t>[ethicalissues]</w:t>
       </w:r>
     </w:p>
     <w:p>
@@ -10480,14 +9982,7 @@
       <w:rPr>
         <w:color w:val="000000" w:themeColor="text1"/>
       </w:rPr>
-      <w:t>[</w:t>
-    </w:r>
-    <w:proofErr w:type="spellStart"/>
-    <w:r>
-      <w:rPr>
-        <w:color w:val="000000" w:themeColor="text1"/>
-      </w:rPr>
-      <w:t>projectname</w:t>
+      <w:t>[projectname</w:t>
     </w:r>
     <w:r>
       <w:rPr>
@@ -10495,7 +9990,6 @@
       </w:rPr>
       <w:t>Text</w:t>
     </w:r>
-    <w:proofErr w:type="spellEnd"/>
     <w:r>
       <w:rPr>
         <w:color w:val="000000" w:themeColor="text1"/>
@@ -10503,35 +9997,13 @@
       <w:t xml:space="preserve">] </w:t>
     </w:r>
     <w:r>
-      <w:t xml:space="preserve">has received funding from the European Union’s Horizon Europe research and innovation </w:t>
-    </w:r>
-    <w:proofErr w:type="spellStart"/>
-    <w:r>
-      <w:t>Programme</w:t>
-    </w:r>
-    <w:proofErr w:type="spellEnd"/>
-    <w:r>
-      <w:t xml:space="preserve"> under Grant Agreement No</w:t>
+      <w:t>has received funding from the European Union’s Horizon Europe research and innovation Programme under Grant Agreement No</w:t>
     </w:r>
     <w:r>
       <w:rPr>
         <w:color w:val="000000" w:themeColor="text1"/>
       </w:rPr>
-      <w:t>. [</w:t>
-    </w:r>
-    <w:proofErr w:type="spellStart"/>
-    <w:r>
-      <w:rPr>
-        <w:color w:val="000000" w:themeColor="text1"/>
-      </w:rPr>
-      <w:t>grantid</w:t>
-    </w:r>
-    <w:proofErr w:type="spellEnd"/>
-    <w:r>
-      <w:rPr>
-        <w:color w:val="000000" w:themeColor="text1"/>
-      </w:rPr>
-      <w:t>].</w:t>
+      <w:t>. [grantid].</w:t>
     </w:r>
   </w:p>
 </w:ftr>
@@ -13313,6 +12785,10 @@
 </file>
 
 <file path=customXml/item1.xml><?xml version="1.0" encoding="utf-8"?>
+<b:Sources xmlns:b="http://schemas.openxmlformats.org/officeDocument/2006/bibliography" xmlns="http://schemas.openxmlformats.org/officeDocument/2006/bibliography" SelectedStyle="\APASixthEditionOfficeOnline.xsl" StyleName="APA" Version="6"/>
+</file>
+
+<file path=customXml/item2.xml><?xml version="1.0" encoding="utf-8"?>
 <?mso-contentType ?>
 <FormTemplates xmlns="http://schemas.microsoft.com/sharepoint/v3/contenttype/forms">
   <Display>DocumentLibraryForm</Display>
@@ -13321,31 +12797,7 @@
 </FormTemplates>
 </file>
 
-<file path=customXml/item2.xml><?xml version="1.0" encoding="utf-8"?>
-<b:Sources xmlns:b="http://schemas.openxmlformats.org/officeDocument/2006/bibliography" xmlns="http://schemas.openxmlformats.org/officeDocument/2006/bibliography" SelectedStyle="\APASixthEditionOfficeOnline.xsl" StyleName="APA" Version="6"/>
-</file>
-
 <file path=customXml/item3.xml><?xml version="1.0" encoding="utf-8"?>
-<p:properties xmlns:p="http://schemas.microsoft.com/office/2006/metadata/properties" xmlns:xsi="http://www.w3.org/2001/XMLSchema-instance" xmlns:pc="http://schemas.microsoft.com/office/infopath/2007/PartnerControls">
-  <documentManagement>
-    <Order1 xmlns="084a5cd8-1559-4e94-ac72-b94fb9abc19e">45</Order1>
-    <DocComments xmlns="084a5cd8-1559-4e94-ac72-b94fb9abc19e" xsi:nil="true"/>
-    <DocPublversion xmlns="084a5cd8-1559-4e94-ac72-b94fb9abc19e">1</DocPublversion>
-    <DocInternalExternal xmlns="084a5cd8-1559-4e94-ac72-b94fb9abc19e">External</DocInternalExternal>
-    <ProgrCategory xmlns="084a5cd8-1559-4e94-ac72-b94fb9abc19e">3. Customised reports &amp; forms</ProgrCategory>
-    <ProgrGroup xmlns="084a5cd8-1559-4e94-ac72-b94fb9abc19e">01 HORIZON and EURATOM</ProgrGroup>
-    <DocStatus xmlns="084a5cd8-1559-4e94-ac72-b94fb9abc19e">Published</DocStatus>
-    <DocPublDestination xmlns="084a5cd8-1559-4e94-ac72-b94fb9abc19e" xsi:nil="true"/>
-    <DocPublProtocol xmlns="084a5cd8-1559-4e94-ac72-b94fb9abc19e">TPL2-2 Programme tpl - Application forms, etc</DocPublProtocol>
-    <DocOfficerComments xmlns="084a5cd8-1559-4e94-ac72-b94fb9abc19e" xsi:nil="true"/>
-    <DocPublDate xmlns="084a5cd8-1559-4e94-ac72-b94fb9abc19e">2021-05-04T22:00:00+00:00</DocPublDate>
-    <ITcomments xmlns="084a5cd8-1559-4e94-ac72-b94fb9abc19e" xsi:nil="true"/>
-    <ITstatus xmlns="084a5cd8-1559-4e94-ac72-b94fb9abc19e" xsi:nil="true"/>
-  </documentManagement>
-</p:properties>
-</file>
-
-<file path=customXml/item4.xml><?xml version="1.0" encoding="utf-8"?>
 <ct:contentTypeSchema xmlns:ct="http://schemas.microsoft.com/office/2006/metadata/contentType" xmlns:ma="http://schemas.microsoft.com/office/2006/metadata/properties/metaAttributes" ct:_="" ma:_="" ma:contentTypeName="EC Document" ma:contentTypeID="0x010100258AA79CEB83498886A3A086811232500015D68561EDF2314DA91E1210E4D82B5C" ma:contentTypeVersion="38" ma:contentTypeDescription="Create a new document in this library." ma:contentTypeScope="" ma:versionID="3bfd783927ea96c5c14b5f9466c0d5de">
   <xsd:schema xmlns:xsd="http://www.w3.org/2001/XMLSchema" xmlns:xs="http://www.w3.org/2001/XMLSchema" xmlns:p="http://schemas.microsoft.com/office/2006/metadata/properties" xmlns:ns2="084a5cd8-1559-4e94-ac72-b94fb9abc19e" targetNamespace="http://schemas.microsoft.com/office/2006/metadata/properties" ma:root="true" ma:fieldsID="6907ed16e1ea7430830aa2dae5b3c1f7" ns2:_="">
     <xsd:import namespace="084a5cd8-1559-4e94-ac72-b94fb9abc19e"/>
@@ -13687,7 +13139,35 @@
 </ct:contentTypeSchema>
 </file>
 
+<file path=customXml/item4.xml><?xml version="1.0" encoding="utf-8"?>
+<p:properties xmlns:p="http://schemas.microsoft.com/office/2006/metadata/properties" xmlns:xsi="http://www.w3.org/2001/XMLSchema-instance" xmlns:pc="http://schemas.microsoft.com/office/infopath/2007/PartnerControls">
+  <documentManagement>
+    <Order1 xmlns="084a5cd8-1559-4e94-ac72-b94fb9abc19e">45</Order1>
+    <DocComments xmlns="084a5cd8-1559-4e94-ac72-b94fb9abc19e" xsi:nil="true"/>
+    <DocPublversion xmlns="084a5cd8-1559-4e94-ac72-b94fb9abc19e">1</DocPublversion>
+    <DocInternalExternal xmlns="084a5cd8-1559-4e94-ac72-b94fb9abc19e">External</DocInternalExternal>
+    <ProgrCategory xmlns="084a5cd8-1559-4e94-ac72-b94fb9abc19e">3. Customised reports &amp; forms</ProgrCategory>
+    <ProgrGroup xmlns="084a5cd8-1559-4e94-ac72-b94fb9abc19e">01 HORIZON and EURATOM</ProgrGroup>
+    <DocStatus xmlns="084a5cd8-1559-4e94-ac72-b94fb9abc19e">Published</DocStatus>
+    <DocPublDestination xmlns="084a5cd8-1559-4e94-ac72-b94fb9abc19e" xsi:nil="true"/>
+    <DocPublProtocol xmlns="084a5cd8-1559-4e94-ac72-b94fb9abc19e">TPL2-2 Programme tpl - Application forms, etc</DocPublProtocol>
+    <DocOfficerComments xmlns="084a5cd8-1559-4e94-ac72-b94fb9abc19e" xsi:nil="true"/>
+    <DocPublDate xmlns="084a5cd8-1559-4e94-ac72-b94fb9abc19e">2021-05-04T22:00:00+00:00</DocPublDate>
+    <ITcomments xmlns="084a5cd8-1559-4e94-ac72-b94fb9abc19e" xsi:nil="true"/>
+    <ITstatus xmlns="084a5cd8-1559-4e94-ac72-b94fb9abc19e" xsi:nil="true"/>
+  </documentManagement>
+</p:properties>
+</file>
+
 <file path=customXml/itemProps1.xml><?xml version="1.0" encoding="utf-8"?>
+<ds:datastoreItem xmlns:ds="http://schemas.openxmlformats.org/officeDocument/2006/customXml" ds:itemID="{E6E3F1C5-BDFC-4981-9034-4A05696CDD37}">
+  <ds:schemaRefs>
+    <ds:schemaRef ds:uri="http://schemas.openxmlformats.org/officeDocument/2006/bibliography"/>
+  </ds:schemaRefs>
+</ds:datastoreItem>
+</file>
+
+<file path=customXml/itemProps2.xml><?xml version="1.0" encoding="utf-8"?>
 <ds:datastoreItem xmlns:ds="http://schemas.openxmlformats.org/officeDocument/2006/customXml" ds:itemID="{E5ABEBC2-8F24-42D8-B0A5-1D2B76C15645}">
   <ds:schemaRefs>
     <ds:schemaRef ds:uri="http://schemas.microsoft.com/sharepoint/v3/contenttype/forms"/>
@@ -13695,25 +13175,7 @@
 </ds:datastoreItem>
 </file>
 
-<file path=customXml/itemProps2.xml><?xml version="1.0" encoding="utf-8"?>
-<ds:datastoreItem xmlns:ds="http://schemas.openxmlformats.org/officeDocument/2006/customXml" ds:itemID="{E6E3F1C5-BDFC-4981-9034-4A05696CDD37}">
-  <ds:schemaRefs>
-    <ds:schemaRef ds:uri="http://schemas.openxmlformats.org/officeDocument/2006/bibliography"/>
-  </ds:schemaRefs>
-</ds:datastoreItem>
-</file>
-
 <file path=customXml/itemProps3.xml><?xml version="1.0" encoding="utf-8"?>
-<ds:datastoreItem xmlns:ds="http://schemas.openxmlformats.org/officeDocument/2006/customXml" ds:itemID="{FA90FD41-FA76-42DA-A088-7C01AECDABAA}">
-  <ds:schemaRefs>
-    <ds:schemaRef ds:uri="http://schemas.microsoft.com/office/2006/metadata/properties"/>
-    <ds:schemaRef ds:uri="http://schemas.microsoft.com/office/infopath/2007/PartnerControls"/>
-    <ds:schemaRef ds:uri="084a5cd8-1559-4e94-ac72-b94fb9abc19e"/>
-  </ds:schemaRefs>
-</ds:datastoreItem>
-</file>
-
-<file path=customXml/itemProps4.xml><?xml version="1.0" encoding="utf-8"?>
 <ds:datastoreItem xmlns:ds="http://schemas.openxmlformats.org/officeDocument/2006/customXml" ds:itemID="{789122CC-B268-41FA-A377-ABDD5160F69C}">
   <ds:schemaRefs>
     <ds:schemaRef ds:uri="http://schemas.microsoft.com/office/2006/metadata/contentType"/>
@@ -13729,4 +13191,14 @@
     <ds:schemaRef ds:uri="http://schemas.microsoft.com/internal/obd"/>
   </ds:schemaRefs>
 </ds:datastoreItem>
+</file>
+
+<file path=customXml/itemProps4.xml><?xml version="1.0" encoding="utf-8"?>
+<ds:datastoreItem xmlns:ds="http://schemas.openxmlformats.org/officeDocument/2006/customXml" ds:itemID="{FA90FD41-FA76-42DA-A088-7C01AECDABAA}">
+  <ds:schemaRefs>
+    <ds:schemaRef ds:uri="http://schemas.microsoft.com/office/2006/metadata/properties"/>
+    <ds:schemaRef ds:uri="http://schemas.microsoft.com/office/infopath/2007/PartnerControls"/>
+    <ds:schemaRef ds:uri="084a5cd8-1559-4e94-ac72-b94fb9abc19e"/>
+  </ds:schemaRefs>
+</ds:datastoreItem>
 </file>
--- a/src/main/resources/org/damap/base/template/horizonEuropeTemplate.docx
+++ b/src/main/resources/org/damap/base/template/horizonEuropeTemplate.docx
@@ -603,19 +603,13 @@
         <w:rPr>
           <w:color w:val="000000" w:themeColor="text1"/>
         </w:rPr>
-        <w:t>] project is funded by the European Union Horizon Europe programme under Grant Agreement No [grant</w:t>
+        <w:t xml:space="preserve">] project is funded by the European Union Horizon Europe programme under Grant Agreement No </w:t>
       </w:r>
       <w:r>
         <w:rPr>
           <w:color w:val="000000" w:themeColor="text1"/>
         </w:rPr>
-        <w:t>id</w:t>
-      </w:r>
-      <w:r>
-        <w:rPr>
-          <w:color w:val="000000" w:themeColor="text1"/>
-        </w:rPr>
-        <w:t>]</w:t>
+        <w:t>[grantid]</w:t>
       </w:r>
       <w:r>
         <w:rPr>

--- a/src/main/resources/org/damap/base/template/horizonEuropeTemplate.docx
+++ b/src/main/resources/org/damap/base/template/horizonEuropeTemplate.docx
@@ -2152,13 +2152,13 @@
         <w:tblLook w:val="0400" w:firstRow="0" w:lastRow="0" w:firstColumn="0" w:lastColumn="0" w:noHBand="0" w:noVBand="1"/>
       </w:tblPr>
       <w:tblGrid>
-        <w:gridCol w:w="2112"/>
-        <w:gridCol w:w="7087"/>
+        <w:gridCol w:w="2505"/>
+        <w:gridCol w:w="6694"/>
       </w:tblGrid>
       <w:tr>
         <w:tc>
           <w:tcPr>
-            <w:tcW w:w="2112" w:type="dxa"/>
+            <w:tcW w:w="2505" w:type="dxa"/>
             <w:tcBorders>
               <w:top w:val="single" w:sz="12" w:space="0" w:color="BFBFBF"/>
               <w:left w:val="single" w:sz="12" w:space="0" w:color="BFBFBF"/>
@@ -2190,7 +2190,7 @@
         </w:tc>
         <w:tc>
           <w:tcPr>
-            <w:tcW w:w="7087" w:type="dxa"/>
+            <w:tcW w:w="6694" w:type="dxa"/>
             <w:tcBorders>
               <w:top w:val="single" w:sz="12" w:space="0" w:color="BFBFBF"/>
               <w:left w:val="single" w:sz="12" w:space="0" w:color="BFBFBF"/>
@@ -2225,7 +2225,7 @@
       <w:tr>
         <w:tc>
           <w:tcPr>
-            <w:tcW w:w="2112" w:type="dxa"/>
+            <w:tcW w:w="2505" w:type="dxa"/>
             <w:tcBorders>
               <w:top w:val="single" w:sz="12" w:space="0" w:color="BFBFBF"/>
               <w:left w:val="single" w:sz="12" w:space="0" w:color="BFBFBF"/>
@@ -2271,7 +2271,7 @@
         </w:tc>
         <w:tc>
           <w:tcPr>
-            <w:tcW w:w="7087" w:type="dxa"/>
+            <w:tcW w:w="6694" w:type="dxa"/>
             <w:tcBorders>
               <w:top w:val="single" w:sz="12" w:space="0" w:color="BFBFBF"/>
               <w:left w:val="single" w:sz="12" w:space="0" w:color="BFBFBF"/>
@@ -2307,7 +2307,7 @@
       <w:tr>
         <w:tc>
           <w:tcPr>
-            <w:tcW w:w="2112" w:type="dxa"/>
+            <w:tcW w:w="2505" w:type="dxa"/>
             <w:tcBorders>
               <w:top w:val="single" w:sz="12" w:space="0" w:color="BFBFBF"/>
               <w:left w:val="single" w:sz="12" w:space="0" w:color="BFBFBF"/>
@@ -2329,30 +2329,18 @@
             </w:pPr>
             <w:r>
               <w:rPr>
-                <w:bCs/>
                 <w:color w:val="auto"/>
                 <w:sz w:val="20"/>
                 <w:szCs w:val="20"/>
                 <w:lang w:val="en-GB"/>
               </w:rPr>
-              <w:t>Project Coordinator</w:t>
-            </w:r>
-            <w:r>
-              <w:rPr>
-                <w:bCs/>
-                <w:color w:val="auto"/>
-                <w:sz w:val="20"/>
-                <w:szCs w:val="20"/>
-                <w:lang w:val="en-GB"/>
-              </w:rPr>
-              <w:br/>
-              <w:t>Principal Investigator</w:t>
-            </w:r>
-          </w:p>
-        </w:tc>
-        <w:tc>
-          <w:tcPr>
-            <w:tcW w:w="7087" w:type="dxa"/>
+              <w:t>Contact person (responsible for data management and DMP)</w:t>
+            </w:r>
+          </w:p>
+        </w:tc>
+        <w:tc>
+          <w:tcPr>
+            <w:tcW w:w="6694" w:type="dxa"/>
             <w:tcBorders>
               <w:top w:val="single" w:sz="12" w:space="0" w:color="BFBFBF"/>
               <w:left w:val="single" w:sz="12" w:space="0" w:color="BFBFBF"/>
@@ -2387,7 +2375,7 @@
       <w:tr>
         <w:tc>
           <w:tcPr>
-            <w:tcW w:w="2112" w:type="dxa"/>
+            <w:tcW w:w="2505" w:type="dxa"/>
             <w:tcBorders>
               <w:top w:val="single" w:sz="12" w:space="0" w:color="BFBFBF"/>
               <w:left w:val="single" w:sz="12" w:space="0" w:color="BFBFBF"/>
@@ -2420,7 +2408,7 @@
         </w:tc>
         <w:tc>
           <w:tcPr>
-            <w:tcW w:w="7087" w:type="dxa"/>
+            <w:tcW w:w="6694" w:type="dxa"/>
             <w:tcBorders>
               <w:top w:val="single" w:sz="12" w:space="0" w:color="BFBFBF"/>
               <w:left w:val="single" w:sz="12" w:space="0" w:color="BFBFBF"/>

--- a/src/main/resources/org/damap/base/template/horizonEuropeTemplate.docx
+++ b/src/main/resources/org/damap/base/template/horizonEuropeTemplate.docx
@@ -8291,7 +8291,7 @@
         <w:spacing w:before="240"/>
         <w:rPr>
           <w:rFonts w:eastAsiaTheme="minorEastAsia"/>
-          <w:color w:val="auto"/>
+          <w:color w:val="92D050"/>
           <w:lang w:val="en-GB"/>
         </w:rPr>
       </w:pPr>
@@ -8303,38 +8303,29 @@
         </w:rPr>
         <w:t>[costsDescriptions]</w:t>
       </w:r>
-    </w:p>
-    <w:p>
-      <w:pPr>
-        <w:spacing w:before="240"/>
-        <w:rPr>
-          <w:rFonts w:eastAsiaTheme="minorEastAsia"/>
-          <w:color w:val="auto"/>
-          <w:lang w:val="en-GB"/>
-        </w:rPr>
-      </w:pPr>
       <w:r>
         <w:rPr>
           <w:rFonts w:eastAsiaTheme="minorEastAsia"/>
           <w:color w:val="92D050"/>
           <w:lang w:val="en-GB"/>
         </w:rPr>
-        <w:t>Coverage of costs:</w:t>
-      </w:r>
-    </w:p>
-    <w:p>
-      <w:pPr>
+        <w:t>[cost</w:t>
+      </w:r>
+      <w:r>
         <w:rPr>
           <w:rFonts w:eastAsiaTheme="minorEastAsia"/>
           <w:color w:val="92D050"/>
           <w:lang w:val="en-GB"/>
         </w:rPr>
-      </w:pPr>
-      <w:r>
-        <w:rPr>
+        <w:t>C</w:t>
+      </w:r>
+      <w:r>
+        <w:rPr>
+          <w:rFonts w:eastAsiaTheme="minorEastAsia"/>
           <w:color w:val="92D050"/>
-        </w:rPr>
-        <w:t>…</w:t>
+          <w:lang w:val="en-GB"/>
+        </w:rPr>
+        <w:t>overage]</w:t>
       </w:r>
     </w:p>
     <w:p>
@@ -8383,7 +8374,6 @@
       <w:bookmarkStart w:id="32" w:name="_Toc69311947"/>
       <w:bookmarkStart w:id="33" w:name="_Toc156287350"/>
       <w:r>
-        <w:lastRenderedPageBreak/>
         <w:t>Data</w:t>
       </w:r>
       <w:r>
@@ -8453,6 +8443,7 @@
           <w:color w:val="000000" w:themeColor="text1"/>
           <w:lang w:val="en-GB"/>
         </w:rPr>
+        <w:lastRenderedPageBreak/>
         <w:t>Will the data be safely stored in trusted repositories for long term preservation and curation?</w:t>
       </w:r>
     </w:p>
@@ -9564,7 +9555,6 @@
                 <w:sz w:val="18"/>
                 <w:szCs w:val="18"/>
               </w:rPr>
-              <w:lastRenderedPageBreak/>
               <w:t>ID</w:t>
             </w:r>
           </w:p>
@@ -9678,6 +9668,7 @@
           <w:color w:val="000000"/>
           <w:lang w:val="en-GB"/>
         </w:rPr>
+        <w:lastRenderedPageBreak/>
         <w:t>Ethic</w:t>
       </w:r>
       <w:bookmarkEnd w:id="41"/>
@@ -12801,15 +12792,6 @@
 </file>
 
 <file path=customXml/item1.xml><?xml version="1.0" encoding="utf-8"?>
-<?mso-contentType ?>
-<FormTemplates xmlns="http://schemas.microsoft.com/sharepoint/v3/contenttype/forms">
-  <Display>DocumentLibraryForm</Display>
-  <Edit>DocumentLibraryForm</Edit>
-  <New>DocumentLibraryForm</New>
-</FormTemplates>
-</file>
-
-<file path=customXml/item2.xml><?xml version="1.0" encoding="utf-8"?>
 <ct:contentTypeSchema xmlns:ct="http://schemas.microsoft.com/office/2006/metadata/contentType" xmlns:ma="http://schemas.microsoft.com/office/2006/metadata/properties/metaAttributes" ct:_="" ma:_="" ma:contentTypeName="EC Document" ma:contentTypeID="0x010100258AA79CEB83498886A3A086811232500015D68561EDF2314DA91E1210E4D82B5C" ma:contentTypeVersion="38" ma:contentTypeDescription="Create a new document in this library." ma:contentTypeScope="" ma:versionID="3bfd783927ea96c5c14b5f9466c0d5de">
   <xsd:schema xmlns:xsd="http://www.w3.org/2001/XMLSchema" xmlns:xs="http://www.w3.org/2001/XMLSchema" xmlns:p="http://schemas.microsoft.com/office/2006/metadata/properties" xmlns:ns2="084a5cd8-1559-4e94-ac72-b94fb9abc19e" targetNamespace="http://schemas.microsoft.com/office/2006/metadata/properties" ma:root="true" ma:fieldsID="6907ed16e1ea7430830aa2dae5b3c1f7" ns2:_="">
     <xsd:import namespace="084a5cd8-1559-4e94-ac72-b94fb9abc19e"/>
@@ -13151,7 +13133,20 @@
 </ct:contentTypeSchema>
 </file>
 
+<file path=customXml/item2.xml><?xml version="1.0" encoding="utf-8"?>
+<?mso-contentType ?>
+<FormTemplates xmlns="http://schemas.microsoft.com/sharepoint/v3/contenttype/forms">
+  <Display>DocumentLibraryForm</Display>
+  <Edit>DocumentLibraryForm</Edit>
+  <New>DocumentLibraryForm</New>
+</FormTemplates>
+</file>
+
 <file path=customXml/item3.xml><?xml version="1.0" encoding="utf-8"?>
+<b:Sources xmlns:b="http://schemas.openxmlformats.org/officeDocument/2006/bibliography" xmlns="http://schemas.openxmlformats.org/officeDocument/2006/bibliography" SelectedStyle="\APASixthEditionOfficeOnline.xsl" StyleName="APA" Version="6"/>
+</file>
+
+<file path=customXml/item4.xml><?xml version="1.0" encoding="utf-8"?>
 <p:properties xmlns:p="http://schemas.microsoft.com/office/2006/metadata/properties" xmlns:xsi="http://www.w3.org/2001/XMLSchema-instance" xmlns:pc="http://schemas.microsoft.com/office/infopath/2007/PartnerControls">
   <documentManagement>
     <Order1 xmlns="084a5cd8-1559-4e94-ac72-b94fb9abc19e">45</Order1>
@@ -13171,19 +13166,7 @@
 </p:properties>
 </file>
 
-<file path=customXml/item4.xml><?xml version="1.0" encoding="utf-8"?>
-<b:Sources xmlns:b="http://schemas.openxmlformats.org/officeDocument/2006/bibliography" xmlns="http://schemas.openxmlformats.org/officeDocument/2006/bibliography" SelectedStyle="\APASixthEditionOfficeOnline.xsl" StyleName="APA" Version="6"/>
-</file>
-
 <file path=customXml/itemProps1.xml><?xml version="1.0" encoding="utf-8"?>
-<ds:datastoreItem xmlns:ds="http://schemas.openxmlformats.org/officeDocument/2006/customXml" ds:itemID="{E5ABEBC2-8F24-42D8-B0A5-1D2B76C15645}">
-  <ds:schemaRefs>
-    <ds:schemaRef ds:uri="http://schemas.microsoft.com/sharepoint/v3/contenttype/forms"/>
-  </ds:schemaRefs>
-</ds:datastoreItem>
-</file>
-
-<file path=customXml/itemProps2.xml><?xml version="1.0" encoding="utf-8"?>
 <ds:datastoreItem xmlns:ds="http://schemas.openxmlformats.org/officeDocument/2006/customXml" ds:itemID="{789122CC-B268-41FA-A377-ABDD5160F69C}">
   <ds:schemaRefs>
     <ds:schemaRef ds:uri="http://schemas.microsoft.com/office/2006/metadata/contentType"/>
@@ -13201,7 +13184,23 @@
 </ds:datastoreItem>
 </file>
 
+<file path=customXml/itemProps2.xml><?xml version="1.0" encoding="utf-8"?>
+<ds:datastoreItem xmlns:ds="http://schemas.openxmlformats.org/officeDocument/2006/customXml" ds:itemID="{E5ABEBC2-8F24-42D8-B0A5-1D2B76C15645}">
+  <ds:schemaRefs>
+    <ds:schemaRef ds:uri="http://schemas.microsoft.com/sharepoint/v3/contenttype/forms"/>
+  </ds:schemaRefs>
+</ds:datastoreItem>
+</file>
+
 <file path=customXml/itemProps3.xml><?xml version="1.0" encoding="utf-8"?>
+<ds:datastoreItem xmlns:ds="http://schemas.openxmlformats.org/officeDocument/2006/customXml" ds:itemID="{E6E3F1C5-BDFC-4981-9034-4A05696CDD37}">
+  <ds:schemaRefs>
+    <ds:schemaRef ds:uri="http://schemas.openxmlformats.org/officeDocument/2006/bibliography"/>
+  </ds:schemaRefs>
+</ds:datastoreItem>
+</file>
+
+<file path=customXml/itemProps4.xml><?xml version="1.0" encoding="utf-8"?>
 <ds:datastoreItem xmlns:ds="http://schemas.openxmlformats.org/officeDocument/2006/customXml" ds:itemID="{FA90FD41-FA76-42DA-A088-7C01AECDABAA}">
   <ds:schemaRefs>
     <ds:schemaRef ds:uri="http://schemas.microsoft.com/office/2006/metadata/properties"/>
@@ -13209,12 +13208,4 @@
     <ds:schemaRef ds:uri="084a5cd8-1559-4e94-ac72-b94fb9abc19e"/>
   </ds:schemaRefs>
 </ds:datastoreItem>
-</file>
-
-<file path=customXml/itemProps4.xml><?xml version="1.0" encoding="utf-8"?>
-<ds:datastoreItem xmlns:ds="http://schemas.openxmlformats.org/officeDocument/2006/customXml" ds:itemID="{E6E3F1C5-BDFC-4981-9034-4A05696CDD37}">
-  <ds:schemaRefs>
-    <ds:schemaRef ds:uri="http://schemas.openxmlformats.org/officeDocument/2006/bibliography"/>
-  </ds:schemaRefs>
-</ds:datastoreItem>
 </file>
--- a/src/main/resources/org/damap/base/template/horizonEuropeTemplate.docx
+++ b/src/main/resources/org/damap/base/template/horizonEuropeTemplate.docx
@@ -17,7 +17,29 @@
           <w:sz w:val="72"/>
           <w:szCs w:val="72"/>
         </w:rPr>
-        <w:t>[projectname]</w:t>
+        <w:t>[</w:t>
+      </w:r>
+      <w:proofErr w:type="spellStart"/>
+      <w:r>
+        <w:rPr>
+          <w:b/>
+          <w:bCs/>
+          <w:color w:val="000000" w:themeColor="text1"/>
+          <w:sz w:val="72"/>
+          <w:szCs w:val="72"/>
+        </w:rPr>
+        <w:t>projectname</w:t>
+      </w:r>
+      <w:proofErr w:type="spellEnd"/>
+      <w:r>
+        <w:rPr>
+          <w:b/>
+          <w:bCs/>
+          <w:color w:val="000000" w:themeColor="text1"/>
+          <w:sz w:val="72"/>
+          <w:szCs w:val="72"/>
+        </w:rPr>
+        <w:t>]</w:t>
       </w:r>
     </w:p>
     <w:p>
@@ -349,6 +371,114 @@
           </w:p>
         </w:tc>
       </w:tr>
+      <w:tr>
+        <w:trPr>
+          <w:trHeight w:val="526"/>
+          <w:jc w:val="center"/>
+        </w:trPr>
+        <w:tc>
+          <w:tcPr>
+            <w:tcW w:w="2263" w:type="dxa"/>
+          </w:tcPr>
+          <w:p>
+            <w:pPr>
+              <w:rPr>
+                <w:rFonts w:eastAsiaTheme="minorHAnsi"/>
+                <w:b/>
+                <w:bCs/>
+                <w:noProof/>
+                <w:color w:val="auto"/>
+              </w:rPr>
+            </w:pPr>
+            <w:r>
+              <w:rPr>
+                <w:rFonts w:eastAsiaTheme="minorHAnsi"/>
+                <w:b/>
+                <w:bCs/>
+                <w:noProof/>
+                <w:color w:val="auto"/>
+              </w:rPr>
+              <w:t>Project code of the funding body</w:t>
+            </w:r>
+          </w:p>
+        </w:tc>
+        <w:tc>
+          <w:tcPr>
+            <w:tcW w:w="5642" w:type="dxa"/>
+          </w:tcPr>
+          <w:p>
+            <w:pPr>
+              <w:rPr>
+                <w:rFonts w:eastAsiaTheme="minorHAnsi"/>
+                <w:noProof/>
+                <w:color w:val="auto"/>
+              </w:rPr>
+            </w:pPr>
+            <w:r>
+              <w:rPr>
+                <w:rFonts w:eastAsiaTheme="minorHAnsi"/>
+                <w:noProof/>
+                <w:color w:val="auto"/>
+              </w:rPr>
+              <w:t>[grantid]</w:t>
+            </w:r>
+          </w:p>
+        </w:tc>
+      </w:tr>
+      <w:tr>
+        <w:trPr>
+          <w:trHeight w:val="526"/>
+          <w:jc w:val="center"/>
+        </w:trPr>
+        <w:tc>
+          <w:tcPr>
+            <w:tcW w:w="2263" w:type="dxa"/>
+          </w:tcPr>
+          <w:p>
+            <w:pPr>
+              <w:rPr>
+                <w:rFonts w:eastAsiaTheme="minorHAnsi"/>
+                <w:b/>
+                <w:bCs/>
+                <w:noProof/>
+                <w:color w:val="auto"/>
+              </w:rPr>
+            </w:pPr>
+            <w:r>
+              <w:rPr>
+                <w:rFonts w:eastAsiaTheme="minorHAnsi"/>
+                <w:b/>
+                <w:bCs/>
+                <w:noProof/>
+                <w:color w:val="auto"/>
+              </w:rPr>
+              <w:t>Internal project ID</w:t>
+            </w:r>
+          </w:p>
+        </w:tc>
+        <w:tc>
+          <w:tcPr>
+            <w:tcW w:w="5642" w:type="dxa"/>
+          </w:tcPr>
+          <w:p>
+            <w:pPr>
+              <w:rPr>
+                <w:rFonts w:eastAsiaTheme="minorHAnsi"/>
+                <w:noProof/>
+                <w:color w:val="auto"/>
+              </w:rPr>
+            </w:pPr>
+            <w:r>
+              <w:rPr>
+                <w:rFonts w:eastAsiaTheme="minorHAnsi"/>
+                <w:noProof/>
+                <w:color w:val="auto"/>
+              </w:rPr>
+              <w:t>[projectid]</w:t>
+            </w:r>
+          </w:p>
+        </w:tc>
+      </w:tr>
       <w:bookmarkEnd w:id="1"/>
     </w:tbl>
     <w:p>
@@ -400,6 +530,7 @@
                 <w:noProof/>
                 <w:color w:val="auto"/>
               </w:rPr>
+              <w:lastRenderedPageBreak/>
               <w:t>Deliverable abstract</w:t>
             </w:r>
           </w:p>
@@ -426,22 +557,45 @@
               <w:rPr>
                 <w:rFonts w:eastAsia="Arial"/>
               </w:rPr>
-              <w:t>This deliverable is the initial Data Management Plan (DMP) for t</w:t>
+              <w:t xml:space="preserve">This </w:t>
+            </w:r>
+            <w:proofErr w:type="gramStart"/>
+            <w:r>
+              <w:rPr>
+                <w:rFonts w:eastAsia="Arial"/>
+              </w:rPr>
+              <w:t>deliverable</w:t>
+            </w:r>
+            <w:proofErr w:type="gramEnd"/>
+            <w:r>
+              <w:rPr>
+                <w:rFonts w:eastAsia="Arial"/>
+              </w:rPr>
+              <w:t xml:space="preserve"> is the initial Data Management Plan (DMP) for t</w:t>
             </w:r>
             <w:r>
               <w:rPr>
                 <w:rFonts w:eastAsia="Arial"/>
                 <w:color w:val="000000" w:themeColor="text1"/>
               </w:rPr>
-              <w:t>he [projectname</w:t>
-            </w:r>
+              <w:t>he [</w:t>
+            </w:r>
+            <w:proofErr w:type="spellStart"/>
             <w:r>
               <w:rPr>
                 <w:rFonts w:eastAsia="Arial"/>
                 <w:color w:val="000000" w:themeColor="text1"/>
               </w:rPr>
+              <w:t>projectname</w:t>
+            </w:r>
+            <w:r>
+              <w:rPr>
+                <w:rFonts w:eastAsia="Arial"/>
+                <w:color w:val="000000" w:themeColor="text1"/>
+              </w:rPr>
               <w:t>Text</w:t>
             </w:r>
+            <w:proofErr w:type="spellEnd"/>
             <w:r>
               <w:rPr>
                 <w:rFonts w:eastAsia="Arial"/>
@@ -512,7 +666,6 @@
           <w:noProof/>
           <w:color w:val="000000" w:themeColor="text1"/>
         </w:rPr>
-        <w:lastRenderedPageBreak/>
         <w:drawing>
           <wp:anchor distT="0" distB="0" distL="0" distR="114300" simplePos="0" relativeHeight="3" behindDoc="0" locked="0" layoutInCell="0" allowOverlap="1" wp14:anchorId="21042A87" wp14:editId="37E03205">
             <wp:simplePos x="0" y="0"/>
@@ -563,14 +716,22 @@
         <w:rPr>
           <w:color w:val="000000" w:themeColor="text1"/>
         </w:rPr>
-        <w:t>This work by parties of the [projectname</w:t>
-      </w:r>
+        <w:t>This work by parties of the [</w:t>
+      </w:r>
+      <w:proofErr w:type="spellStart"/>
       <w:r>
         <w:rPr>
           <w:color w:val="000000" w:themeColor="text1"/>
         </w:rPr>
+        <w:t>projectname</w:t>
+      </w:r>
+      <w:r>
+        <w:rPr>
+          <w:color w:val="000000" w:themeColor="text1"/>
+        </w:rPr>
         <w:t>Text</w:t>
       </w:r>
+      <w:proofErr w:type="spellEnd"/>
       <w:r>
         <w:rPr>
           <w:color w:val="000000" w:themeColor="text1"/>
@@ -591,26 +752,56 @@
         <w:rPr>
           <w:color w:val="000000" w:themeColor="text1"/>
         </w:rPr>
-        <w:t>). The [projectname</w:t>
-      </w:r>
+        <w:t>). The [</w:t>
+      </w:r>
+      <w:proofErr w:type="spellStart"/>
       <w:r>
         <w:rPr>
           <w:color w:val="000000" w:themeColor="text1"/>
         </w:rPr>
+        <w:t>projectname</w:t>
+      </w:r>
+      <w:r>
+        <w:rPr>
+          <w:color w:val="000000" w:themeColor="text1"/>
+        </w:rPr>
         <w:t>Text</w:t>
       </w:r>
+      <w:proofErr w:type="spellEnd"/>
       <w:r>
         <w:rPr>
           <w:color w:val="000000" w:themeColor="text1"/>
         </w:rPr>
-        <w:t>] project is funded by the European Union Horizon Europe programme under Grant Agreement No [grant</w:t>
-      </w:r>
+        <w:t xml:space="preserve">] project is funded by the European Union Horizon Europe </w:t>
+      </w:r>
+      <w:proofErr w:type="spellStart"/>
       <w:r>
         <w:rPr>
           <w:color w:val="000000" w:themeColor="text1"/>
         </w:rPr>
+        <w:t>programme</w:t>
+      </w:r>
+      <w:proofErr w:type="spellEnd"/>
+      <w:r>
+        <w:rPr>
+          <w:color w:val="000000" w:themeColor="text1"/>
+        </w:rPr>
+        <w:t xml:space="preserve"> under Grant Agreement No [</w:t>
+      </w:r>
+      <w:proofErr w:type="spellStart"/>
+      <w:r>
+        <w:rPr>
+          <w:color w:val="000000" w:themeColor="text1"/>
+        </w:rPr>
+        <w:t>grant</w:t>
+      </w:r>
+      <w:r>
+        <w:rPr>
+          <w:color w:val="000000" w:themeColor="text1"/>
+        </w:rPr>
         <w:t>id</w:t>
       </w:r>
+      <w:proofErr w:type="spellEnd"/>
       <w:r>
         <w:rPr>
           <w:color w:val="000000" w:themeColor="text1"/>
@@ -1444,7 +1635,27 @@
                 <w:sz w:val="20"/>
                 <w:szCs w:val="20"/>
               </w:rPr>
-              <w:t>[dd.mm.yyyy]</w:t>
+              <w:t>[</w:t>
+            </w:r>
+            <w:proofErr w:type="spellStart"/>
+            <w:proofErr w:type="gramStart"/>
+            <w:r>
+              <w:rPr>
+                <w:color w:val="92D050"/>
+                <w:sz w:val="20"/>
+                <w:szCs w:val="20"/>
+              </w:rPr>
+              <w:t>dd.mm.yyyy</w:t>
+            </w:r>
+            <w:proofErr w:type="spellEnd"/>
+            <w:proofErr w:type="gramEnd"/>
+            <w:r>
+              <w:rPr>
+                <w:color w:val="92D050"/>
+                <w:sz w:val="20"/>
+                <w:szCs w:val="20"/>
+              </w:rPr>
+              <w:t>]</w:t>
             </w:r>
           </w:p>
         </w:tc>
@@ -1720,6 +1931,7 @@
                 <w:szCs w:val="20"/>
                 <w:lang w:val="en-GB"/>
               </w:rPr>
+              <w:lastRenderedPageBreak/>
               <w:t>Acronym</w:t>
             </w:r>
           </w:p>
@@ -2141,7 +2353,6 @@
           <w:bCs/>
           <w:lang w:val="en-GB"/>
         </w:rPr>
-        <w:lastRenderedPageBreak/>
         <w:t>CONTRIBUTORS</w:t>
       </w:r>
     </w:p>
@@ -4576,7 +4787,39 @@
           <w:bCs/>
           <w:color w:val="404040"/>
         </w:rPr>
-        <w:t>[datamanager] [datamanagerInfo]</w:t>
+        <w:t>[</w:t>
+      </w:r>
+      <w:proofErr w:type="spellStart"/>
+      <w:r>
+        <w:rPr>
+          <w:bCs/>
+          <w:color w:val="404040"/>
+        </w:rPr>
+        <w:t>datamanager</w:t>
+      </w:r>
+      <w:proofErr w:type="spellEnd"/>
+      <w:r>
+        <w:rPr>
+          <w:bCs/>
+          <w:color w:val="404040"/>
+        </w:rPr>
+        <w:t>] [</w:t>
+      </w:r>
+      <w:proofErr w:type="spellStart"/>
+      <w:r>
+        <w:rPr>
+          <w:bCs/>
+          <w:color w:val="404040"/>
+        </w:rPr>
+        <w:t>datamanagerInfo</w:t>
+      </w:r>
+      <w:proofErr w:type="spellEnd"/>
+      <w:r>
+        <w:rPr>
+          <w:bCs/>
+          <w:color w:val="404040"/>
+        </w:rPr>
+        <w:t>]</w:t>
       </w:r>
     </w:p>
     <w:p>
@@ -5063,7 +5306,25 @@
                 <w:sz w:val="18"/>
                 <w:szCs w:val="18"/>
               </w:rPr>
-              <w:t>[datasetTable]</w:t>
+              <w:t>[</w:t>
+            </w:r>
+            <w:proofErr w:type="spellStart"/>
+            <w:r>
+              <w:rPr>
+                <w:color w:val="auto"/>
+                <w:sz w:val="18"/>
+                <w:szCs w:val="18"/>
+              </w:rPr>
+              <w:t>datasetTable</w:t>
+            </w:r>
+            <w:proofErr w:type="spellEnd"/>
+            <w:r>
+              <w:rPr>
+                <w:color w:val="auto"/>
+                <w:sz w:val="18"/>
+                <w:szCs w:val="18"/>
+              </w:rPr>
+              <w:t>]</w:t>
             </w:r>
           </w:p>
         </w:tc>
@@ -5342,7 +5603,21 @@
         <w:rPr>
           <w:color w:val="auto"/>
         </w:rPr>
-        <w:t>[produceddatadescription]</w:t>
+        <w:t>[</w:t>
+      </w:r>
+      <w:proofErr w:type="spellStart"/>
+      <w:r>
+        <w:rPr>
+          <w:color w:val="auto"/>
+        </w:rPr>
+        <w:t>produceddatadescription</w:t>
+      </w:r>
+      <w:proofErr w:type="spellEnd"/>
+      <w:r>
+        <w:rPr>
+          <w:color w:val="auto"/>
+        </w:rPr>
+        <w:t>]</w:t>
       </w:r>
     </w:p>
     <w:p>
@@ -5593,7 +5868,25 @@
                 <w:sz w:val="18"/>
                 <w:szCs w:val="18"/>
               </w:rPr>
-              <w:t>[reusedDatasetTable]</w:t>
+              <w:t>[</w:t>
+            </w:r>
+            <w:proofErr w:type="spellStart"/>
+            <w:r>
+              <w:rPr>
+                <w:color w:val="auto"/>
+                <w:sz w:val="18"/>
+                <w:szCs w:val="18"/>
+              </w:rPr>
+              <w:t>reusedDatasetTable</w:t>
+            </w:r>
+            <w:proofErr w:type="spellEnd"/>
+            <w:r>
+              <w:rPr>
+                <w:color w:val="auto"/>
+                <w:sz w:val="18"/>
+                <w:szCs w:val="18"/>
+              </w:rPr>
+              <w:t>]</w:t>
             </w:r>
           </w:p>
         </w:tc>
@@ -5799,7 +6092,15 @@
     <w:p>
       <w:bookmarkStart w:id="12" w:name="_Toc156287341"/>
       <w:r>
-        <w:t>[reuseddatadescription]</w:t>
+        <w:t>[</w:t>
+      </w:r>
+      <w:proofErr w:type="spellStart"/>
+      <w:r>
+        <w:t>reuseddatadescription</w:t>
+      </w:r>
+      <w:proofErr w:type="spellEnd"/>
+      <w:r>
+        <w:t>]</w:t>
       </w:r>
     </w:p>
     <w:p>
@@ -5824,7 +6125,23 @@
           <w:rFonts w:eastAsiaTheme="minorEastAsia"/>
           <w:color w:val="auto"/>
         </w:rPr>
-        <w:t>[datageneration]</w:t>
+        <w:t>[</w:t>
+      </w:r>
+      <w:proofErr w:type="spellStart"/>
+      <w:r>
+        <w:rPr>
+          <w:rFonts w:eastAsiaTheme="minorEastAsia"/>
+          <w:color w:val="auto"/>
+        </w:rPr>
+        <w:t>datageneration</w:t>
+      </w:r>
+      <w:proofErr w:type="spellEnd"/>
+      <w:r>
+        <w:rPr>
+          <w:rFonts w:eastAsiaTheme="minorEastAsia"/>
+          <w:color w:val="auto"/>
+        </w:rPr>
+        <w:t>]</w:t>
       </w:r>
     </w:p>
     <w:p>
@@ -5845,7 +6162,15 @@
         </w:rPr>
       </w:pPr>
       <w:r>
-        <w:t>[targetaudience]</w:t>
+        <w:t>[</w:t>
+      </w:r>
+      <w:proofErr w:type="spellStart"/>
+      <w:r>
+        <w:t>targetaudience</w:t>
+      </w:r>
+      <w:proofErr w:type="spellEnd"/>
+      <w:r>
+        <w:t>]</w:t>
       </w:r>
     </w:p>
     <w:p>
@@ -5995,7 +6320,15 @@
     </w:p>
     <w:p>
       <w:r>
-        <w:t>We will make our data findable by uploading it to a data repository that provides a persistent identifier, and adding relevant metadata.</w:t>
+        <w:t xml:space="preserve">We will make our data findable by uploading it to a data repository that provides a persistent </w:t>
+      </w:r>
+      <w:proofErr w:type="gramStart"/>
+      <w:r>
+        <w:t>identifier, and</w:t>
+      </w:r>
+      <w:proofErr w:type="gramEnd"/>
+      <w:r>
+        <w:t xml:space="preserve"> adding relevant metadata.</w:t>
       </w:r>
       <w:r>
         <w:t xml:space="preserve"> </w:t>
@@ -6006,7 +6339,15 @@
     </w:p>
     <w:p>
       <w:r>
-        <w:t>[dataorganisation]</w:t>
+        <w:t>[</w:t>
+      </w:r>
+      <w:proofErr w:type="spellStart"/>
+      <w:r>
+        <w:t>dataorganisation</w:t>
+      </w:r>
+      <w:proofErr w:type="spellEnd"/>
+      <w:r>
+        <w:t>]</w:t>
       </w:r>
     </w:p>
     <w:p>
@@ -6017,7 +6358,15 @@
     <w:p>
       <w:bookmarkStart w:id="19" w:name="_Toc123731435"/>
       <w:r>
-        <w:t xml:space="preserve">Additionally, we will provide common metadata such as title, description, or keywords when publishing data. In </w:t>
+        <w:t xml:space="preserve">Additionally, we will provide common metadata such as </w:t>
+      </w:r>
+      <w:proofErr w:type="gramStart"/>
+      <w:r>
+        <w:t>title</w:t>
+      </w:r>
+      <w:proofErr w:type="gramEnd"/>
+      <w:r>
+        <w:t xml:space="preserve">, description, or keywords when publishing data. In </w:t>
       </w:r>
       <w:r>
         <w:t>this</w:t>
@@ -6379,13 +6728,23 @@
           <w:color w:val="auto"/>
         </w:rPr>
       </w:pPr>
+      <w:proofErr w:type="spellStart"/>
       <w:r>
         <w:rPr>
           <w:b/>
           <w:bCs/>
           <w:color w:val="auto"/>
         </w:rPr>
-        <w:t>Metadata:</w:t>
+        <w:t>Metadata</w:t>
+      </w:r>
+      <w:proofErr w:type="spellEnd"/>
+      <w:r>
+        <w:rPr>
+          <w:b/>
+          <w:bCs/>
+          <w:color w:val="auto"/>
+        </w:rPr>
+        <w:t>:</w:t>
       </w:r>
     </w:p>
     <w:p>
@@ -6472,7 +6831,23 @@
           <w:color w:val="auto"/>
           <w:lang w:val="en-GB"/>
         </w:rPr>
-        <w:t>Will documentation or reference about any software be needed to access or read the data be included? Will it be possible to include the relevant software (e.g. in open source code)?</w:t>
+        <w:t xml:space="preserve">Will documentation or reference about any software be needed to access or read the data be included? Will it be possible to include the relevant software (e.g. in </w:t>
+      </w:r>
+      <w:proofErr w:type="gramStart"/>
+      <w:r>
+        <w:rPr>
+          <w:color w:val="auto"/>
+          <w:lang w:val="en-GB"/>
+        </w:rPr>
+        <w:t>open source</w:t>
+      </w:r>
+      <w:proofErr w:type="gramEnd"/>
+      <w:r>
+        <w:rPr>
+          <w:color w:val="auto"/>
+          <w:lang w:val="en-GB"/>
+        </w:rPr>
+        <w:t xml:space="preserve"> code)?</w:t>
       </w:r>
     </w:p>
     <w:p>
@@ -6788,7 +7163,25 @@
                 <w:sz w:val="18"/>
                 <w:szCs w:val="18"/>
               </w:rPr>
-              <w:t>[datasetPublicationTable]</w:t>
+              <w:t>[</w:t>
+            </w:r>
+            <w:proofErr w:type="spellStart"/>
+            <w:r>
+              <w:rPr>
+                <w:color w:val="auto"/>
+                <w:sz w:val="18"/>
+                <w:szCs w:val="18"/>
+              </w:rPr>
+              <w:t>datasetPublicationTable</w:t>
+            </w:r>
+            <w:proofErr w:type="spellEnd"/>
+            <w:r>
+              <w:rPr>
+                <w:color w:val="auto"/>
+                <w:sz w:val="18"/>
+                <w:szCs w:val="18"/>
+              </w:rPr>
+              <w:t>]</w:t>
             </w:r>
           </w:p>
         </w:tc>
@@ -7063,13 +7456,21 @@
         <w:spacing w:before="240"/>
       </w:pPr>
       <w:r>
-        <w:t>[closed</w:t>
+        <w:t>[</w:t>
+      </w:r>
+      <w:proofErr w:type="spellStart"/>
+      <w:r>
+        <w:t>closed</w:t>
       </w:r>
       <w:r>
         <w:t>restricted</w:t>
       </w:r>
       <w:r>
-        <w:t>datasetreasons]</w:t>
+        <w:t>datasetreasons</w:t>
+      </w:r>
+      <w:proofErr w:type="spellEnd"/>
+      <w:r>
+        <w:t>]</w:t>
       </w:r>
     </w:p>
     <w:p>
@@ -7077,7 +7478,15 @@
         <w:spacing w:before="240"/>
       </w:pPr>
       <w:r>
-        <w:t>[repoinformation]</w:t>
+        <w:t>[</w:t>
+      </w:r>
+      <w:proofErr w:type="spellStart"/>
+      <w:r>
+        <w:t>repoinformation</w:t>
+      </w:r>
+      <w:proofErr w:type="spellEnd"/>
+      <w:r>
+        <w:t>]</w:t>
       </w:r>
     </w:p>
     <w:p>
@@ -7090,7 +7499,15 @@
     </w:p>
     <w:p>
       <w:r>
-        <w:t>[restrictedAccessInfo]</w:t>
+        <w:t>[</w:t>
+      </w:r>
+      <w:proofErr w:type="spellStart"/>
+      <w:r>
+        <w:t>restrictedAccessInfo</w:t>
+      </w:r>
+      <w:proofErr w:type="spellEnd"/>
+      <w:r>
+        <w:t>]</w:t>
       </w:r>
     </w:p>
     <w:p>
@@ -7315,7 +7732,23 @@
           <w:color w:val="auto"/>
           <w:lang w:val="en-GB"/>
         </w:rPr>
-        <w:t>Will the data produced in the project be useable by third parties, in particular after the end of the project?</w:t>
+        <w:t xml:space="preserve">Will the data produced in the project be useable by third parties, </w:t>
+      </w:r>
+      <w:proofErr w:type="gramStart"/>
+      <w:r>
+        <w:rPr>
+          <w:color w:val="auto"/>
+          <w:lang w:val="en-GB"/>
+        </w:rPr>
+        <w:t>in particular after</w:t>
+      </w:r>
+      <w:proofErr w:type="gramEnd"/>
+      <w:r>
+        <w:rPr>
+          <w:color w:val="auto"/>
+          <w:lang w:val="en-GB"/>
+        </w:rPr>
+        <w:t xml:space="preserve"> the end of the project?</w:t>
       </w:r>
     </w:p>
     <w:p>
@@ -7407,7 +7840,15 @@
     </w:p>
     <w:p>
       <w:r>
-        <w:t>We will make our data reusable by adding metadata and comprehensive Readme files to all published datasets. The descriptions will include details on the methodology used, analytical, and procedural information. In case of publication, licenses for code and data will always be assigned and clearly marked. The digital research data obtained will be published Open Access under a Creative Commons CC BY license, provided that there are no data protection concerns.</w:t>
+        <w:t xml:space="preserve">We will make our data reusable by adding metadata and comprehensive Readme files to all published datasets. The descriptions will include details on the methodology used, analytical, and procedural information. In case of publication, licenses for code and data will always be assigned and clearly marked. The digital research data obtained will be published Open Access under a Creative Commons CC BY license, </w:t>
+      </w:r>
+      <w:proofErr w:type="gramStart"/>
+      <w:r>
+        <w:t>provided that</w:t>
+      </w:r>
+      <w:proofErr w:type="gramEnd"/>
+      <w:r>
+        <w:t xml:space="preserve"> there are no data protection concerns.</w:t>
       </w:r>
     </w:p>
     <w:p>
@@ -7420,7 +7861,15 @@
         <w:ind w:right="243"/>
       </w:pPr>
       <w:r>
-        <w:t>[dataqualitycontrol]</w:t>
+        <w:t>[</w:t>
+      </w:r>
+      <w:proofErr w:type="spellStart"/>
+      <w:r>
+        <w:t>dataqualitycontrol</w:t>
+      </w:r>
+      <w:proofErr w:type="spellEnd"/>
+      <w:r>
+        <w:t>]</w:t>
       </w:r>
     </w:p>
     <w:p>
@@ -7925,7 +8374,27 @@
                 <w:sz w:val="18"/>
                 <w:szCs w:val="18"/>
               </w:rPr>
-              <w:t>[costTable]</w:t>
+              <w:t>[</w:t>
+            </w:r>
+            <w:proofErr w:type="spellStart"/>
+            <w:r>
+              <w:rPr>
+                <w:bCs/>
+                <w:color w:val="000000" w:themeColor="text1"/>
+                <w:sz w:val="18"/>
+                <w:szCs w:val="18"/>
+              </w:rPr>
+              <w:t>costTable</w:t>
+            </w:r>
+            <w:proofErr w:type="spellEnd"/>
+            <w:r>
+              <w:rPr>
+                <w:bCs/>
+                <w:color w:val="000000" w:themeColor="text1"/>
+                <w:sz w:val="18"/>
+                <w:szCs w:val="18"/>
+              </w:rPr>
+              <w:t>]</w:t>
             </w:r>
           </w:p>
         </w:tc>
@@ -7953,7 +8422,27 @@
                 <w:sz w:val="18"/>
                 <w:szCs w:val="18"/>
               </w:rPr>
-              <w:t>[costTable]</w:t>
+              <w:t>[</w:t>
+            </w:r>
+            <w:proofErr w:type="spellStart"/>
+            <w:r>
+              <w:rPr>
+                <w:bCs/>
+                <w:color w:val="000000" w:themeColor="text1"/>
+                <w:sz w:val="18"/>
+                <w:szCs w:val="18"/>
+              </w:rPr>
+              <w:t>costTable</w:t>
+            </w:r>
+            <w:proofErr w:type="spellEnd"/>
+            <w:r>
+              <w:rPr>
+                <w:bCs/>
+                <w:color w:val="000000" w:themeColor="text1"/>
+                <w:sz w:val="18"/>
+                <w:szCs w:val="18"/>
+              </w:rPr>
+              <w:t>]</w:t>
             </w:r>
           </w:p>
         </w:tc>
@@ -8280,7 +8769,29 @@
                 <w:sz w:val="18"/>
                 <w:szCs w:val="18"/>
               </w:rPr>
-              <w:t>[costtotal]</w:t>
+              <w:t>[</w:t>
+            </w:r>
+            <w:proofErr w:type="spellStart"/>
+            <w:r>
+              <w:rPr>
+                <w:b/>
+                <w:bCs/>
+                <w:color w:val="000000" w:themeColor="text1"/>
+                <w:sz w:val="18"/>
+                <w:szCs w:val="18"/>
+              </w:rPr>
+              <w:t>costtotal</w:t>
+            </w:r>
+            <w:proofErr w:type="spellEnd"/>
+            <w:r>
+              <w:rPr>
+                <w:b/>
+                <w:bCs/>
+                <w:color w:val="000000" w:themeColor="text1"/>
+                <w:sz w:val="18"/>
+                <w:szCs w:val="18"/>
+              </w:rPr>
+              <w:t>]</w:t>
             </w:r>
           </w:p>
         </w:tc>
@@ -8301,7 +8812,25 @@
           <w:color w:val="auto"/>
           <w:lang w:val="en-GB"/>
         </w:rPr>
-        <w:t>[costsDescriptions]</w:t>
+        <w:t>[</w:t>
+      </w:r>
+      <w:proofErr w:type="spellStart"/>
+      <w:r>
+        <w:rPr>
+          <w:rFonts w:eastAsiaTheme="minorEastAsia"/>
+          <w:color w:val="auto"/>
+          <w:lang w:val="en-GB"/>
+        </w:rPr>
+        <w:t>costsDescriptions</w:t>
+      </w:r>
+      <w:proofErr w:type="spellEnd"/>
+      <w:r>
+        <w:rPr>
+          <w:rFonts w:eastAsiaTheme="minorEastAsia"/>
+          <w:color w:val="auto"/>
+          <w:lang w:val="en-GB"/>
+        </w:rPr>
+        <w:t>]</w:t>
       </w:r>
       <w:r>
         <w:rPr>
@@ -8309,15 +8838,16 @@
           <w:color w:val="92D050"/>
           <w:lang w:val="en-GB"/>
         </w:rPr>
-        <w:t>[cost</w:t>
-      </w:r>
+        <w:t>[</w:t>
+      </w:r>
+      <w:proofErr w:type="spellStart"/>
       <w:r>
         <w:rPr>
           <w:rFonts w:eastAsiaTheme="minorEastAsia"/>
           <w:color w:val="92D050"/>
           <w:lang w:val="en-GB"/>
         </w:rPr>
-        <w:t>C</w:t>
+        <w:t>cost</w:t>
       </w:r>
       <w:r>
         <w:rPr>
@@ -8325,7 +8855,24 @@
           <w:color w:val="92D050"/>
           <w:lang w:val="en-GB"/>
         </w:rPr>
-        <w:t>overage]</w:t>
+        <w:t>C</w:t>
+      </w:r>
+      <w:r>
+        <w:rPr>
+          <w:rFonts w:eastAsiaTheme="minorEastAsia"/>
+          <w:color w:val="92D050"/>
+          <w:lang w:val="en-GB"/>
+        </w:rPr>
+        <w:t>overage</w:t>
+      </w:r>
+      <w:proofErr w:type="spellEnd"/>
+      <w:r>
+        <w:rPr>
+          <w:rFonts w:eastAsiaTheme="minorEastAsia"/>
+          <w:color w:val="92D050"/>
+          <w:lang w:val="en-GB"/>
+        </w:rPr>
+        <w:t>]</w:t>
       </w:r>
     </w:p>
     <w:p>
@@ -8363,7 +8910,35 @@
         <w:rPr>
           <w:color w:val="auto"/>
         </w:rPr>
-        <w:t>[workPackageLeaders] being responsible for ensuring metadata production, day-to-day cross-checks, back-up and other quality control activities are maintained. The researchers will be responsible for routine supervision of the dataset development.</w:t>
+        <w:t>[</w:t>
+      </w:r>
+      <w:proofErr w:type="spellStart"/>
+      <w:r>
+        <w:rPr>
+          <w:color w:val="auto"/>
+        </w:rPr>
+        <w:t>workPackageLeaders</w:t>
+      </w:r>
+      <w:proofErr w:type="spellEnd"/>
+      <w:r>
+        <w:rPr>
+          <w:color w:val="auto"/>
+        </w:rPr>
+        <w:t xml:space="preserve">] being responsible for ensuring metadata production, day-to-day cross-checks, back-up and other quality control activities are maintained. The researchers will be responsible for routine supervision of </w:t>
+      </w:r>
+      <w:proofErr w:type="gramStart"/>
+      <w:r>
+        <w:rPr>
+          <w:color w:val="auto"/>
+        </w:rPr>
+        <w:t>the dataset</w:t>
+      </w:r>
+      <w:proofErr w:type="gramEnd"/>
+      <w:r>
+        <w:rPr>
+          <w:color w:val="auto"/>
+        </w:rPr>
+        <w:t xml:space="preserve"> development.</w:t>
       </w:r>
     </w:p>
     <w:p>
@@ -8470,7 +9045,23 @@
           <w:rFonts w:eastAsiaTheme="minorEastAsia"/>
           <w:lang w:val="en-GB"/>
         </w:rPr>
-        <w:t>[storageintro]</w:t>
+        <w:t>[</w:t>
+      </w:r>
+      <w:proofErr w:type="spellStart"/>
+      <w:r>
+        <w:rPr>
+          <w:rFonts w:eastAsiaTheme="minorEastAsia"/>
+          <w:lang w:val="en-GB"/>
+        </w:rPr>
+        <w:t>storageintro</w:t>
+      </w:r>
+      <w:proofErr w:type="spellEnd"/>
+      <w:r>
+        <w:rPr>
+          <w:rFonts w:eastAsiaTheme="minorEastAsia"/>
+          <w:lang w:val="en-GB"/>
+        </w:rPr>
+        <w:t>]</w:t>
       </w:r>
     </w:p>
     <w:p>
@@ -8517,7 +9108,23 @@
           <w:rFonts w:eastAsiaTheme="minorEastAsia"/>
           <w:lang w:val="en-GB"/>
         </w:rPr>
-        <w:t>[sensitivedata]</w:t>
+        <w:t>[</w:t>
+      </w:r>
+      <w:proofErr w:type="spellStart"/>
+      <w:r>
+        <w:rPr>
+          <w:rFonts w:eastAsiaTheme="minorEastAsia"/>
+          <w:lang w:val="en-GB"/>
+        </w:rPr>
+        <w:t>sensitivedata</w:t>
+      </w:r>
+      <w:proofErr w:type="spellEnd"/>
+      <w:r>
+        <w:rPr>
+          <w:rFonts w:eastAsiaTheme="minorEastAsia"/>
+          <w:lang w:val="en-GB"/>
+        </w:rPr>
+        <w:t>]</w:t>
       </w:r>
     </w:p>
     <w:p>
@@ -8732,7 +9339,25 @@
                 <w:sz w:val="18"/>
                 <w:szCs w:val="18"/>
               </w:rPr>
-              <w:t>[datasetAccessTable]</w:t>
+              <w:t>[</w:t>
+            </w:r>
+            <w:proofErr w:type="spellStart"/>
+            <w:r>
+              <w:rPr>
+                <w:color w:val="000000" w:themeColor="text1"/>
+                <w:sz w:val="18"/>
+                <w:szCs w:val="18"/>
+              </w:rPr>
+              <w:t>datasetAccessTable</w:t>
+            </w:r>
+            <w:proofErr w:type="spellEnd"/>
+            <w:r>
+              <w:rPr>
+                <w:color w:val="000000" w:themeColor="text1"/>
+                <w:sz w:val="18"/>
+                <w:szCs w:val="18"/>
+              </w:rPr>
+              <w:t>]</w:t>
             </w:r>
           </w:p>
         </w:tc>
@@ -9124,7 +9749,25 @@
                 <w:sz w:val="18"/>
                 <w:szCs w:val="18"/>
               </w:rPr>
-              <w:t>[datasetRepositoryTable]</w:t>
+              <w:t>[</w:t>
+            </w:r>
+            <w:proofErr w:type="spellStart"/>
+            <w:r>
+              <w:rPr>
+                <w:color w:val="000000" w:themeColor="text1"/>
+                <w:sz w:val="18"/>
+                <w:szCs w:val="18"/>
+              </w:rPr>
+              <w:t>datasetRepositoryTable</w:t>
+            </w:r>
+            <w:proofErr w:type="spellEnd"/>
+            <w:r>
+              <w:rPr>
+                <w:color w:val="000000" w:themeColor="text1"/>
+                <w:sz w:val="18"/>
+                <w:szCs w:val="18"/>
+              </w:rPr>
+              <w:t>]</w:t>
             </w:r>
           </w:p>
         </w:tc>
@@ -9468,7 +10111,25 @@
                 <w:sz w:val="18"/>
                 <w:szCs w:val="18"/>
               </w:rPr>
-              <w:t>[datasetDeleteTable]</w:t>
+              <w:t>[</w:t>
+            </w:r>
+            <w:proofErr w:type="spellStart"/>
+            <w:r>
+              <w:rPr>
+                <w:color w:val="000000" w:themeColor="text1"/>
+                <w:sz w:val="18"/>
+                <w:szCs w:val="18"/>
+              </w:rPr>
+              <w:t>datasetDeleteTable</w:t>
+            </w:r>
+            <w:proofErr w:type="spellEnd"/>
+            <w:r>
+              <w:rPr>
+                <w:color w:val="000000" w:themeColor="text1"/>
+                <w:sz w:val="18"/>
+                <w:szCs w:val="18"/>
+              </w:rPr>
+              <w:t>]</w:t>
             </w:r>
           </w:p>
         </w:tc>
@@ -9494,7 +10155,25 @@
                 <w:sz w:val="18"/>
                 <w:szCs w:val="18"/>
               </w:rPr>
-              <w:t>[datasetDeleteTable]</w:t>
+              <w:t>[</w:t>
+            </w:r>
+            <w:proofErr w:type="spellStart"/>
+            <w:r>
+              <w:rPr>
+                <w:color w:val="000000" w:themeColor="text1"/>
+                <w:sz w:val="18"/>
+                <w:szCs w:val="18"/>
+              </w:rPr>
+              <w:t>datasetDeleteTable</w:t>
+            </w:r>
+            <w:proofErr w:type="spellEnd"/>
+            <w:r>
+              <w:rPr>
+                <w:color w:val="000000" w:themeColor="text1"/>
+                <w:sz w:val="18"/>
+                <w:szCs w:val="18"/>
+              </w:rPr>
+              <w:t>]</w:t>
             </w:r>
           </w:p>
         </w:tc>
@@ -9710,7 +10389,23 @@
           <w:color w:val="000000"/>
           <w:lang w:val="en-GB"/>
         </w:rPr>
-        <w:t>Are there, or could there be, any ethics or legal issues that can have an impact on data sharing? These can also be discussed in the context of the ethics review. If relevant, include references to ethics deliverables and ethics chapter in the Description of the Action (DoA).</w:t>
+        <w:t>Are there, or could there be, any ethics or legal issues that can have an impact on data sharing? These can also be discussed in the context of the ethics review. If relevant, include references to ethics deliverables and ethics chapter in the Description of the Action (</w:t>
+      </w:r>
+      <w:proofErr w:type="spellStart"/>
+      <w:r>
+        <w:rPr>
+          <w:color w:val="000000"/>
+          <w:lang w:val="en-GB"/>
+        </w:rPr>
+        <w:t>DoA</w:t>
+      </w:r>
+      <w:proofErr w:type="spellEnd"/>
+      <w:r>
+        <w:rPr>
+          <w:color w:val="000000"/>
+          <w:lang w:val="en-GB"/>
+        </w:rPr>
+        <w:t>).</w:t>
       </w:r>
     </w:p>
     <w:p>
@@ -9738,7 +10433,23 @@
           <w:color w:val="000000"/>
           <w:lang w:val="en-GB"/>
         </w:rPr>
-        <w:t>Will informed consent for data sharing and long term preservation be included in questionnaires dealing with personal data?</w:t>
+        <w:t xml:space="preserve">Will informed consent for data sharing and </w:t>
+      </w:r>
+      <w:proofErr w:type="gramStart"/>
+      <w:r>
+        <w:rPr>
+          <w:color w:val="000000"/>
+          <w:lang w:val="en-GB"/>
+        </w:rPr>
+        <w:t>long term</w:t>
+      </w:r>
+      <w:proofErr w:type="gramEnd"/>
+      <w:r>
+        <w:rPr>
+          <w:color w:val="000000"/>
+          <w:lang w:val="en-GB"/>
+        </w:rPr>
+        <w:t xml:space="preserve"> preservation be included in questionnaires dealing with personal data?</w:t>
       </w:r>
     </w:p>
     <w:p>
@@ -9755,7 +10466,15 @@
     </w:p>
     <w:p>
       <w:r>
-        <w:t>[personaldata]</w:t>
+        <w:t>[</w:t>
+      </w:r>
+      <w:proofErr w:type="spellStart"/>
+      <w:r>
+        <w:t>personaldata</w:t>
+      </w:r>
+      <w:proofErr w:type="spellEnd"/>
+      <w:r>
+        <w:t>]</w:t>
       </w:r>
     </w:p>
     <w:p>
@@ -9768,7 +10487,15 @@
     </w:p>
     <w:p>
       <w:r>
-        <w:t>[legalrestriction]</w:t>
+        <w:t>[</w:t>
+      </w:r>
+      <w:proofErr w:type="spellStart"/>
+      <w:r>
+        <w:t>legalrestriction</w:t>
+      </w:r>
+      <w:proofErr w:type="spellEnd"/>
+      <w:r>
+        <w:t>]</w:t>
       </w:r>
     </w:p>
     <w:p>
@@ -9785,7 +10512,15 @@
     </w:p>
     <w:p>
       <w:r>
-        <w:t>[ethicalissues]</w:t>
+        <w:t>[</w:t>
+      </w:r>
+      <w:proofErr w:type="spellStart"/>
+      <w:r>
+        <w:t>ethicalissues</w:t>
+      </w:r>
+      <w:proofErr w:type="spellEnd"/>
+      <w:r>
+        <w:t>]</w:t>
       </w:r>
     </w:p>
     <w:p>
@@ -9989,7 +10724,14 @@
       <w:rPr>
         <w:color w:val="000000" w:themeColor="text1"/>
       </w:rPr>
-      <w:t>[projectname</w:t>
+      <w:t>[</w:t>
+    </w:r>
+    <w:proofErr w:type="spellStart"/>
+    <w:r>
+      <w:rPr>
+        <w:color w:val="000000" w:themeColor="text1"/>
+      </w:rPr>
+      <w:t>projectname</w:t>
     </w:r>
     <w:r>
       <w:rPr>
@@ -9997,6 +10739,7 @@
       </w:rPr>
       <w:t>Text</w:t>
     </w:r>
+    <w:proofErr w:type="spellEnd"/>
     <w:r>
       <w:rPr>
         <w:color w:val="000000" w:themeColor="text1"/>
@@ -10004,13 +10747,35 @@
       <w:t xml:space="preserve">] </w:t>
     </w:r>
     <w:r>
-      <w:t>has received funding from the European Union’s Horizon Europe research and innovation Programme under Grant Agreement No</w:t>
+      <w:t xml:space="preserve">has received funding from the European Union’s Horizon Europe research and innovation </w:t>
+    </w:r>
+    <w:proofErr w:type="spellStart"/>
+    <w:r>
+      <w:t>Programme</w:t>
+    </w:r>
+    <w:proofErr w:type="spellEnd"/>
+    <w:r>
+      <w:t xml:space="preserve"> under Grant Agreement No</w:t>
     </w:r>
     <w:r>
       <w:rPr>
         <w:color w:val="000000" w:themeColor="text1"/>
       </w:rPr>
-      <w:t>. [grantid].</w:t>
+      <w:t>. [</w:t>
+    </w:r>
+    <w:proofErr w:type="spellStart"/>
+    <w:r>
+      <w:rPr>
+        <w:color w:val="000000" w:themeColor="text1"/>
+      </w:rPr>
+      <w:t>grantid</w:t>
+    </w:r>
+    <w:proofErr w:type="spellEnd"/>
+    <w:r>
+      <w:rPr>
+        <w:color w:val="000000" w:themeColor="text1"/>
+      </w:rPr>
+      <w:t>].</w:t>
     </w:r>
   </w:p>
 </w:ftr>
@@ -12792,6 +13557,30 @@
 </file>
 
 <file path=customXml/item1.xml><?xml version="1.0" encoding="utf-8"?>
+<b:Sources xmlns:b="http://schemas.openxmlformats.org/officeDocument/2006/bibliography" xmlns="http://schemas.openxmlformats.org/officeDocument/2006/bibliography" SelectedStyle="\APASixthEditionOfficeOnline.xsl" StyleName="APA" Version="6"/>
+</file>
+
+<file path=customXml/item2.xml><?xml version="1.0" encoding="utf-8"?>
+<p:properties xmlns:p="http://schemas.microsoft.com/office/2006/metadata/properties" xmlns:xsi="http://www.w3.org/2001/XMLSchema-instance" xmlns:pc="http://schemas.microsoft.com/office/infopath/2007/PartnerControls">
+  <documentManagement>
+    <Order1 xmlns="084a5cd8-1559-4e94-ac72-b94fb9abc19e">45</Order1>
+    <DocComments xmlns="084a5cd8-1559-4e94-ac72-b94fb9abc19e" xsi:nil="true"/>
+    <DocPublversion xmlns="084a5cd8-1559-4e94-ac72-b94fb9abc19e">1</DocPublversion>
+    <DocInternalExternal xmlns="084a5cd8-1559-4e94-ac72-b94fb9abc19e">External</DocInternalExternal>
+    <ProgrCategory xmlns="084a5cd8-1559-4e94-ac72-b94fb9abc19e">3. Customised reports &amp; forms</ProgrCategory>
+    <ProgrGroup xmlns="084a5cd8-1559-4e94-ac72-b94fb9abc19e">01 HORIZON and EURATOM</ProgrGroup>
+    <DocStatus xmlns="084a5cd8-1559-4e94-ac72-b94fb9abc19e">Published</DocStatus>
+    <DocPublDestination xmlns="084a5cd8-1559-4e94-ac72-b94fb9abc19e" xsi:nil="true"/>
+    <DocPublProtocol xmlns="084a5cd8-1559-4e94-ac72-b94fb9abc19e">TPL2-2 Programme tpl - Application forms, etc</DocPublProtocol>
+    <DocOfficerComments xmlns="084a5cd8-1559-4e94-ac72-b94fb9abc19e" xsi:nil="true"/>
+    <DocPublDate xmlns="084a5cd8-1559-4e94-ac72-b94fb9abc19e">2021-05-04T22:00:00+00:00</DocPublDate>
+    <ITcomments xmlns="084a5cd8-1559-4e94-ac72-b94fb9abc19e" xsi:nil="true"/>
+    <ITstatus xmlns="084a5cd8-1559-4e94-ac72-b94fb9abc19e" xsi:nil="true"/>
+  </documentManagement>
+</p:properties>
+</file>
+
+<file path=customXml/item3.xml><?xml version="1.0" encoding="utf-8"?>
 <ct:contentTypeSchema xmlns:ct="http://schemas.microsoft.com/office/2006/metadata/contentType" xmlns:ma="http://schemas.microsoft.com/office/2006/metadata/properties/metaAttributes" ct:_="" ma:_="" ma:contentTypeName="EC Document" ma:contentTypeID="0x010100258AA79CEB83498886A3A086811232500015D68561EDF2314DA91E1210E4D82B5C" ma:contentTypeVersion="38" ma:contentTypeDescription="Create a new document in this library." ma:contentTypeScope="" ma:versionID="3bfd783927ea96c5c14b5f9466c0d5de">
   <xsd:schema xmlns:xsd="http://www.w3.org/2001/XMLSchema" xmlns:xs="http://www.w3.org/2001/XMLSchema" xmlns:p="http://schemas.microsoft.com/office/2006/metadata/properties" xmlns:ns2="084a5cd8-1559-4e94-ac72-b94fb9abc19e" targetNamespace="http://schemas.microsoft.com/office/2006/metadata/properties" ma:root="true" ma:fieldsID="6907ed16e1ea7430830aa2dae5b3c1f7" ns2:_="">
     <xsd:import namespace="084a5cd8-1559-4e94-ac72-b94fb9abc19e"/>
@@ -13133,7 +13922,7 @@
 </ct:contentTypeSchema>
 </file>
 
-<file path=customXml/item2.xml><?xml version="1.0" encoding="utf-8"?>
+<file path=customXml/item4.xml><?xml version="1.0" encoding="utf-8"?>
 <?mso-contentType ?>
 <FormTemplates xmlns="http://schemas.microsoft.com/sharepoint/v3/contenttype/forms">
   <Display>DocumentLibraryForm</Display>
@@ -13142,31 +13931,25 @@
 </FormTemplates>
 </file>
 
-<file path=customXml/item3.xml><?xml version="1.0" encoding="utf-8"?>
-<b:Sources xmlns:b="http://schemas.openxmlformats.org/officeDocument/2006/bibliography" xmlns="http://schemas.openxmlformats.org/officeDocument/2006/bibliography" SelectedStyle="\APASixthEditionOfficeOnline.xsl" StyleName="APA" Version="6"/>
+<file path=customXml/itemProps1.xml><?xml version="1.0" encoding="utf-8"?>
+<ds:datastoreItem xmlns:ds="http://schemas.openxmlformats.org/officeDocument/2006/customXml" ds:itemID="{E6E3F1C5-BDFC-4981-9034-4A05696CDD37}">
+  <ds:schemaRefs>
+    <ds:schemaRef ds:uri="http://schemas.openxmlformats.org/officeDocument/2006/bibliography"/>
+  </ds:schemaRefs>
+</ds:datastoreItem>
 </file>
 
-<file path=customXml/item4.xml><?xml version="1.0" encoding="utf-8"?>
-<p:properties xmlns:p="http://schemas.microsoft.com/office/2006/metadata/properties" xmlns:xsi="http://www.w3.org/2001/XMLSchema-instance" xmlns:pc="http://schemas.microsoft.com/office/infopath/2007/PartnerControls">
-  <documentManagement>
-    <Order1 xmlns="084a5cd8-1559-4e94-ac72-b94fb9abc19e">45</Order1>
-    <DocComments xmlns="084a5cd8-1559-4e94-ac72-b94fb9abc19e" xsi:nil="true"/>
-    <DocPublversion xmlns="084a5cd8-1559-4e94-ac72-b94fb9abc19e">1</DocPublversion>
-    <DocInternalExternal xmlns="084a5cd8-1559-4e94-ac72-b94fb9abc19e">External</DocInternalExternal>
-    <ProgrCategory xmlns="084a5cd8-1559-4e94-ac72-b94fb9abc19e">3. Customised reports &amp; forms</ProgrCategory>
-    <ProgrGroup xmlns="084a5cd8-1559-4e94-ac72-b94fb9abc19e">01 HORIZON and EURATOM</ProgrGroup>
-    <DocStatus xmlns="084a5cd8-1559-4e94-ac72-b94fb9abc19e">Published</DocStatus>
-    <DocPublDestination xmlns="084a5cd8-1559-4e94-ac72-b94fb9abc19e" xsi:nil="true"/>
-    <DocPublProtocol xmlns="084a5cd8-1559-4e94-ac72-b94fb9abc19e">TPL2-2 Programme tpl - Application forms, etc</DocPublProtocol>
-    <DocOfficerComments xmlns="084a5cd8-1559-4e94-ac72-b94fb9abc19e" xsi:nil="true"/>
-    <DocPublDate xmlns="084a5cd8-1559-4e94-ac72-b94fb9abc19e">2021-05-04T22:00:00+00:00</DocPublDate>
-    <ITcomments xmlns="084a5cd8-1559-4e94-ac72-b94fb9abc19e" xsi:nil="true"/>
-    <ITstatus xmlns="084a5cd8-1559-4e94-ac72-b94fb9abc19e" xsi:nil="true"/>
-  </documentManagement>
-</p:properties>
+<file path=customXml/itemProps2.xml><?xml version="1.0" encoding="utf-8"?>
+<ds:datastoreItem xmlns:ds="http://schemas.openxmlformats.org/officeDocument/2006/customXml" ds:itemID="{FA90FD41-FA76-42DA-A088-7C01AECDABAA}">
+  <ds:schemaRefs>
+    <ds:schemaRef ds:uri="http://schemas.microsoft.com/office/2006/metadata/properties"/>
+    <ds:schemaRef ds:uri="http://schemas.microsoft.com/office/infopath/2007/PartnerControls"/>
+    <ds:schemaRef ds:uri="084a5cd8-1559-4e94-ac72-b94fb9abc19e"/>
+  </ds:schemaRefs>
+</ds:datastoreItem>
 </file>
 
-<file path=customXml/itemProps1.xml><?xml version="1.0" encoding="utf-8"?>
+<file path=customXml/itemProps3.xml><?xml version="1.0" encoding="utf-8"?>
 <ds:datastoreItem xmlns:ds="http://schemas.openxmlformats.org/officeDocument/2006/customXml" ds:itemID="{789122CC-B268-41FA-A377-ABDD5160F69C}">
   <ds:schemaRefs>
     <ds:schemaRef ds:uri="http://schemas.microsoft.com/office/2006/metadata/contentType"/>
@@ -13184,28 +13967,10 @@
 </ds:datastoreItem>
 </file>
 
-<file path=customXml/itemProps2.xml><?xml version="1.0" encoding="utf-8"?>
+<file path=customXml/itemProps4.xml><?xml version="1.0" encoding="utf-8"?>
 <ds:datastoreItem xmlns:ds="http://schemas.openxmlformats.org/officeDocument/2006/customXml" ds:itemID="{E5ABEBC2-8F24-42D8-B0A5-1D2B76C15645}">
   <ds:schemaRefs>
     <ds:schemaRef ds:uri="http://schemas.microsoft.com/sharepoint/v3/contenttype/forms"/>
   </ds:schemaRefs>
 </ds:datastoreItem>
-</file>
-
-<file path=customXml/itemProps3.xml><?xml version="1.0" encoding="utf-8"?>
-<ds:datastoreItem xmlns:ds="http://schemas.openxmlformats.org/officeDocument/2006/customXml" ds:itemID="{E6E3F1C5-BDFC-4981-9034-4A05696CDD37}">
-  <ds:schemaRefs>
-    <ds:schemaRef ds:uri="http://schemas.openxmlformats.org/officeDocument/2006/bibliography"/>
-  </ds:schemaRefs>
-</ds:datastoreItem>
-</file>
-
-<file path=customXml/itemProps4.xml><?xml version="1.0" encoding="utf-8"?>
-<ds:datastoreItem xmlns:ds="http://schemas.openxmlformats.org/officeDocument/2006/customXml" ds:itemID="{FA90FD41-FA76-42DA-A088-7C01AECDABAA}">
-  <ds:schemaRefs>
-    <ds:schemaRef ds:uri="http://schemas.microsoft.com/office/2006/metadata/properties"/>
-    <ds:schemaRef ds:uri="http://schemas.microsoft.com/office/infopath/2007/PartnerControls"/>
-    <ds:schemaRef ds:uri="084a5cd8-1559-4e94-ac72-b94fb9abc19e"/>
-  </ds:schemaRefs>
-</ds:datastoreItem>
 </file>
--- a/src/main/resources/org/damap/base/template/horizonEuropeTemplate.docx
+++ b/src/main/resources/org/damap/base/template/horizonEuropeTemplate.docx
@@ -1,6 +1,6 @@
 
 <file path=word/document.xml><?xml version="1.0" encoding="utf-8"?>
-<w:document xmlns:wpc="http://schemas.microsoft.com/office/word/2010/wordprocessingCanvas" xmlns:cx="http://schemas.microsoft.com/office/drawing/2014/chartex" xmlns:cx1="http://schemas.microsoft.com/office/drawing/2015/9/8/chartex" xmlns:cx2="http://schemas.microsoft.com/office/drawing/2015/10/21/chartex" xmlns:cx3="http://schemas.microsoft.com/office/drawing/2016/5/9/chartex" xmlns:cx4="http://schemas.microsoft.com/office/drawing/2016/5/10/chartex" xmlns:cx5="http://schemas.microsoft.com/office/drawing/2016/5/11/chartex" xmlns:cx6="http://schemas.microsoft.com/office/drawing/2016/5/12/chartex" xmlns:cx7="http://schemas.microsoft.com/office/drawing/2016/5/13/chartex" xmlns:cx8="http://schemas.microsoft.com/office/drawing/2016/5/14/chartex" xmlns:mc="http://schemas.openxmlformats.org/markup-compatibility/2006" xmlns:aink="http://schemas.microsoft.com/office/drawing/2016/ink" xmlns:am3d="http://schemas.microsoft.com/office/drawing/2017/model3d" xmlns:o="urn:schemas-microsoft-com:office:office" xmlns:oel="http://schemas.microsoft.com/office/2019/extlst" xmlns:r="http://schemas.openxmlformats.org/officeDocument/2006/relationships" xmlns:m="http://schemas.openxmlformats.org/officeDocument/2006/math" xmlns:v="urn:schemas-microsoft-com:vml" xmlns:wp14="http://schemas.microsoft.com/office/word/2010/wordprocessingDrawing" xmlns:wp="http://schemas.openxmlformats.org/drawingml/2006/wordprocessingDrawing" xmlns:w10="urn:schemas-microsoft-com:office:word" xmlns:w="http://schemas.openxmlformats.org/wordprocessingml/2006/main" xmlns:w14="http://schemas.microsoft.com/office/word/2010/wordml" xmlns:w15="http://schemas.microsoft.com/office/word/2012/wordml" xmlns:w16cex="http://schemas.microsoft.com/office/word/2018/wordml/cex" xmlns:w16cid="http://schemas.microsoft.com/office/word/2016/wordml/cid" xmlns:w16="http://schemas.microsoft.com/office/word/2018/wordml" xmlns:w16du="http://schemas.microsoft.com/office/word/2023/wordml/word16du" xmlns:w16sdtdh="http://schemas.microsoft.com/office/word/2020/wordml/sdtdatahash" xmlns:w16se="http://schemas.microsoft.com/office/word/2015/wordml/symex" xmlns:wpg="http://schemas.microsoft.com/office/word/2010/wordprocessingGroup" xmlns:wpi="http://schemas.microsoft.com/office/word/2010/wordprocessingInk" xmlns:wne="http://schemas.microsoft.com/office/word/2006/wordml" xmlns:wps="http://schemas.microsoft.com/office/word/2010/wordprocessingShape" mc:Ignorable="w14 w15 w16se w16cid w16 w16cex w16sdtdh w16du wp14">
+<w:document xmlns:wpc="http://schemas.microsoft.com/office/word/2010/wordprocessingCanvas" xmlns:cx="http://schemas.microsoft.com/office/drawing/2014/chartex" xmlns:cx1="http://schemas.microsoft.com/office/drawing/2015/9/8/chartex" xmlns:cx2="http://schemas.microsoft.com/office/drawing/2015/10/21/chartex" xmlns:cx3="http://schemas.microsoft.com/office/drawing/2016/5/9/chartex" xmlns:cx4="http://schemas.microsoft.com/office/drawing/2016/5/10/chartex" xmlns:cx5="http://schemas.microsoft.com/office/drawing/2016/5/11/chartex" xmlns:cx6="http://schemas.microsoft.com/office/drawing/2016/5/12/chartex" xmlns:cx7="http://schemas.microsoft.com/office/drawing/2016/5/13/chartex" xmlns:cx8="http://schemas.microsoft.com/office/drawing/2016/5/14/chartex" xmlns:mc="http://schemas.openxmlformats.org/markup-compatibility/2006" xmlns:aink="http://schemas.microsoft.com/office/drawing/2016/ink" xmlns:am3d="http://schemas.microsoft.com/office/drawing/2017/model3d" xmlns:o="urn:schemas-microsoft-com:office:office" xmlns:oel="http://schemas.microsoft.com/office/2019/extlst" xmlns:r="http://schemas.openxmlformats.org/officeDocument/2006/relationships" xmlns:m="http://schemas.openxmlformats.org/officeDocument/2006/math" xmlns:v="urn:schemas-microsoft-com:vml" xmlns:wp14="http://schemas.microsoft.com/office/word/2010/wordprocessingDrawing" xmlns:wp="http://schemas.openxmlformats.org/drawingml/2006/wordprocessingDrawing" xmlns:w10="urn:schemas-microsoft-com:office:word" xmlns:w="http://schemas.openxmlformats.org/wordprocessingml/2006/main" xmlns:w14="http://schemas.microsoft.com/office/word/2010/wordml" xmlns:w15="http://schemas.microsoft.com/office/word/2012/wordml" xmlns:w16cex="http://schemas.microsoft.com/office/word/2018/wordml/cex" xmlns:w16cid="http://schemas.microsoft.com/office/word/2016/wordml/cid" xmlns:w16="http://schemas.microsoft.com/office/word/2018/wordml" xmlns:w16du="http://schemas.microsoft.com/office/word/2023/wordml/word16du" xmlns:w16sdtdh="http://schemas.microsoft.com/office/word/2020/wordml/sdtdatahash" xmlns:w16sdtfl="http://schemas.microsoft.com/office/word/2024/wordml/sdtformatlock" xmlns:w16se="http://schemas.microsoft.com/office/word/2015/wordml/symex" xmlns:wpg="http://schemas.microsoft.com/office/word/2010/wordprocessingGroup" xmlns:wpi="http://schemas.microsoft.com/office/word/2010/wordprocessingInk" xmlns:wne="http://schemas.microsoft.com/office/word/2006/wordml" xmlns:wps="http://schemas.microsoft.com/office/word/2010/wordprocessingShape" mc:Ignorable="w14 w15 w16se w16cid w16 w16cex w16sdtdh w16sdtfl w16du wp14">
   <w:body>
     <w:p>
       <w:pPr>
@@ -17,29 +17,7 @@
           <w:sz w:val="72"/>
           <w:szCs w:val="72"/>
         </w:rPr>
-        <w:t>[</w:t>
-      </w:r>
-      <w:proofErr w:type="spellStart"/>
-      <w:r>
-        <w:rPr>
-          <w:b/>
-          <w:bCs/>
-          <w:color w:val="000000" w:themeColor="text1"/>
-          <w:sz w:val="72"/>
-          <w:szCs w:val="72"/>
-        </w:rPr>
-        <w:t>projectname</w:t>
-      </w:r>
-      <w:proofErr w:type="spellEnd"/>
-      <w:r>
-        <w:rPr>
-          <w:b/>
-          <w:bCs/>
-          <w:color w:val="000000" w:themeColor="text1"/>
-          <w:sz w:val="72"/>
-          <w:szCs w:val="72"/>
-        </w:rPr>
-        <w:t>]</w:t>
+        <w:t>[projectname]</w:t>
       </w:r>
     </w:p>
     <w:p>
@@ -557,45 +535,22 @@
               <w:rPr>
                 <w:rFonts w:eastAsia="Arial"/>
               </w:rPr>
-              <w:t xml:space="preserve">This </w:t>
-            </w:r>
-            <w:proofErr w:type="gramStart"/>
-            <w:r>
-              <w:rPr>
-                <w:rFonts w:eastAsia="Arial"/>
-              </w:rPr>
-              <w:t>deliverable</w:t>
-            </w:r>
-            <w:proofErr w:type="gramEnd"/>
-            <w:r>
-              <w:rPr>
-                <w:rFonts w:eastAsia="Arial"/>
-              </w:rPr>
-              <w:t xml:space="preserve"> is the initial Data Management Plan (DMP) for t</w:t>
+              <w:t>This deliverable is the initial Data Management Plan (DMP) for t</w:t>
             </w:r>
             <w:r>
               <w:rPr>
                 <w:rFonts w:eastAsia="Arial"/>
                 <w:color w:val="000000" w:themeColor="text1"/>
               </w:rPr>
-              <w:t>he [</w:t>
-            </w:r>
-            <w:proofErr w:type="spellStart"/>
+              <w:t>he [projectname</w:t>
+            </w:r>
             <w:r>
               <w:rPr>
                 <w:rFonts w:eastAsia="Arial"/>
                 <w:color w:val="000000" w:themeColor="text1"/>
               </w:rPr>
-              <w:t>projectname</w:t>
-            </w:r>
-            <w:r>
-              <w:rPr>
-                <w:rFonts w:eastAsia="Arial"/>
-                <w:color w:val="000000" w:themeColor="text1"/>
-              </w:rPr>
               <w:t>Text</w:t>
             </w:r>
-            <w:proofErr w:type="spellEnd"/>
             <w:r>
               <w:rPr>
                 <w:rFonts w:eastAsia="Arial"/>
@@ -716,22 +671,14 @@
         <w:rPr>
           <w:color w:val="000000" w:themeColor="text1"/>
         </w:rPr>
-        <w:t>This work by parties of the [</w:t>
-      </w:r>
-      <w:proofErr w:type="spellStart"/>
+        <w:t>This work by parties of the [projectname</w:t>
+      </w:r>
       <w:r>
         <w:rPr>
           <w:color w:val="000000" w:themeColor="text1"/>
         </w:rPr>
-        <w:t>projectname</w:t>
-      </w:r>
-      <w:r>
-        <w:rPr>
-          <w:color w:val="000000" w:themeColor="text1"/>
-        </w:rPr>
         <w:t>Text</w:t>
       </w:r>
-      <w:proofErr w:type="spellEnd"/>
       <w:r>
         <w:rPr>
           <w:color w:val="000000" w:themeColor="text1"/>
@@ -752,67 +699,25 @@
         <w:rPr>
           <w:color w:val="000000" w:themeColor="text1"/>
         </w:rPr>
-        <w:t>). The [</w:t>
-      </w:r>
-      <w:proofErr w:type="spellStart"/>
+        <w:t>). The [projectname</w:t>
+      </w:r>
       <w:r>
         <w:rPr>
           <w:color w:val="000000" w:themeColor="text1"/>
         </w:rPr>
-        <w:t>projectname</w:t>
+        <w:t>Text</w:t>
       </w:r>
       <w:r>
         <w:rPr>
           <w:color w:val="000000" w:themeColor="text1"/>
         </w:rPr>
-        <w:t>Text</w:t>
-      </w:r>
-      <w:proofErr w:type="spellEnd"/>
+        <w:t xml:space="preserve">] project is funded by the European Union Horizon Europe programme under Grant Agreement No </w:t>
+      </w:r>
       <w:r>
         <w:rPr>
           <w:color w:val="000000" w:themeColor="text1"/>
         </w:rPr>
-        <w:t xml:space="preserve">] project is funded by the European Union Horizon Europe </w:t>
-      </w:r>
-      <w:proofErr w:type="spellStart"/>
-      <w:r>
-        <w:rPr>
-          <w:color w:val="000000" w:themeColor="text1"/>
-        </w:rPr>
-        <w:t>programme</w:t>
-      </w:r>
-      <w:proofErr w:type="spellEnd"/>
-      <w:r>
-        <w:rPr>
-          <w:color w:val="000000" w:themeColor="text1"/>
-        </w:rPr>
-        <w:t xml:space="preserve"> under Grant Agreement No [</w:t>
-      </w:r>
-      <w:proofErr w:type="spellStart"/>
-      <w:r>
-        <w:rPr>
-          <w:color w:val="000000" w:themeColor="text1"/>
-        </w:rPr>
-        <w:t>grant</w:t>
-      </w:r>
-      <w:r>
-        <w:rPr>
-          <w:color w:val="000000" w:themeColor="text1"/>
-        </w:rPr>
-        <w:t>id</w:t>
-      </w:r>
-      <w:proofErr w:type="spellEnd"/>
-      <w:r>
-        <w:rPr>
-          <w:color w:val="000000" w:themeColor="text1"/>
-        </w:rPr>
-        <w:t>]</w:t>
-      </w:r>
-      <w:r>
-        <w:rPr>
-          <w:color w:val="000000" w:themeColor="text1"/>
-        </w:rPr>
-        <w:t>.</w:t>
+        <w:t>[grantid].</w:t>
       </w:r>
     </w:p>
     <w:p>
@@ -1635,27 +1540,7 @@
                 <w:sz w:val="20"/>
                 <w:szCs w:val="20"/>
               </w:rPr>
-              <w:t>[</w:t>
-            </w:r>
-            <w:proofErr w:type="spellStart"/>
-            <w:proofErr w:type="gramStart"/>
-            <w:r>
-              <w:rPr>
-                <w:color w:val="92D050"/>
-                <w:sz w:val="20"/>
-                <w:szCs w:val="20"/>
-              </w:rPr>
-              <w:t>dd.mm.yyyy</w:t>
-            </w:r>
-            <w:proofErr w:type="spellEnd"/>
-            <w:proofErr w:type="gramEnd"/>
-            <w:r>
-              <w:rPr>
-                <w:color w:val="92D050"/>
-                <w:sz w:val="20"/>
-                <w:szCs w:val="20"/>
-              </w:rPr>
-              <w:t>]</w:t>
+              <w:t>[dd.mm.yyyy]</w:t>
             </w:r>
           </w:p>
         </w:tc>
@@ -4787,39 +4672,21 @@
           <w:bCs/>
           <w:color w:val="404040"/>
         </w:rPr>
-        <w:t>[</w:t>
-      </w:r>
-      <w:proofErr w:type="spellStart"/>
+        <w:t>[datamanager]</w:t>
+      </w:r>
       <w:r>
         <w:rPr>
           <w:bCs/>
           <w:color w:val="404040"/>
         </w:rPr>
-        <w:t>datamanager</w:t>
-      </w:r>
-      <w:proofErr w:type="spellEnd"/>
+        <w:t xml:space="preserve"> </w:t>
+      </w:r>
       <w:r>
         <w:rPr>
           <w:bCs/>
           <w:color w:val="404040"/>
         </w:rPr>
-        <w:t>] [</w:t>
-      </w:r>
-      <w:proofErr w:type="spellStart"/>
-      <w:r>
-        <w:rPr>
-          <w:bCs/>
-          <w:color w:val="404040"/>
-        </w:rPr>
-        <w:t>datamanagerInfo</w:t>
-      </w:r>
-      <w:proofErr w:type="spellEnd"/>
-      <w:r>
-        <w:rPr>
-          <w:bCs/>
-          <w:color w:val="404040"/>
-        </w:rPr>
-        <w:t>]</w:t>
+        <w:t>[datamanagerInfo]</w:t>
       </w:r>
     </w:p>
     <w:p>
@@ -5306,25 +5173,7 @@
                 <w:sz w:val="18"/>
                 <w:szCs w:val="18"/>
               </w:rPr>
-              <w:t>[</w:t>
-            </w:r>
-            <w:proofErr w:type="spellStart"/>
-            <w:r>
-              <w:rPr>
-                <w:color w:val="auto"/>
-                <w:sz w:val="18"/>
-                <w:szCs w:val="18"/>
-              </w:rPr>
-              <w:t>datasetTable</w:t>
-            </w:r>
-            <w:proofErr w:type="spellEnd"/>
-            <w:r>
-              <w:rPr>
-                <w:color w:val="auto"/>
-                <w:sz w:val="18"/>
-                <w:szCs w:val="18"/>
-              </w:rPr>
-              <w:t>]</w:t>
+              <w:t>[datasetTable]</w:t>
             </w:r>
           </w:p>
         </w:tc>
@@ -5603,21 +5452,20 @@
         <w:rPr>
           <w:color w:val="auto"/>
         </w:rPr>
-        <w:t>[</w:t>
-      </w:r>
-      <w:proofErr w:type="spellStart"/>
-      <w:r>
+        <w:t>[produceddatadescription]</w:t>
+      </w:r>
+    </w:p>
+    <w:p>
+      <w:pPr>
         <w:rPr>
           <w:color w:val="auto"/>
         </w:rPr>
-        <w:t>produceddatadescription</w:t>
-      </w:r>
-      <w:proofErr w:type="spellEnd"/>
+      </w:pPr>
       <w:r>
         <w:rPr>
           <w:color w:val="auto"/>
         </w:rPr>
-        <w:t>]</w:t>
+        <w:t>[datasetTechnicalResources]</w:t>
       </w:r>
     </w:p>
     <w:p>
@@ -5868,25 +5716,7 @@
                 <w:sz w:val="18"/>
                 <w:szCs w:val="18"/>
               </w:rPr>
-              <w:t>[</w:t>
-            </w:r>
-            <w:proofErr w:type="spellStart"/>
-            <w:r>
-              <w:rPr>
-                <w:color w:val="auto"/>
-                <w:sz w:val="18"/>
-                <w:szCs w:val="18"/>
-              </w:rPr>
-              <w:t>reusedDatasetTable</w:t>
-            </w:r>
-            <w:proofErr w:type="spellEnd"/>
-            <w:r>
-              <w:rPr>
-                <w:color w:val="auto"/>
-                <w:sz w:val="18"/>
-                <w:szCs w:val="18"/>
-              </w:rPr>
-              <w:t>]</w:t>
+              <w:t>[reusedDatasetTable]</w:t>
             </w:r>
           </w:p>
         </w:tc>
@@ -6092,15 +5922,7 @@
     <w:p>
       <w:bookmarkStart w:id="12" w:name="_Toc156287341"/>
       <w:r>
-        <w:t>[</w:t>
-      </w:r>
-      <w:proofErr w:type="spellStart"/>
-      <w:r>
-        <w:t>reuseddatadescription</w:t>
-      </w:r>
-      <w:proofErr w:type="spellEnd"/>
-      <w:r>
-        <w:t>]</w:t>
+        <w:t>[reuseddatadescription]</w:t>
       </w:r>
     </w:p>
     <w:p>
@@ -6108,6 +5930,7 @@
         <w:pStyle w:val="Heading2"/>
       </w:pPr>
       <w:r>
+        <w:lastRenderedPageBreak/>
         <w:t>Methods and software used for data generation and reuse</w:t>
       </w:r>
       <w:bookmarkEnd w:id="12"/>
@@ -6125,23 +5948,7 @@
           <w:rFonts w:eastAsiaTheme="minorEastAsia"/>
           <w:color w:val="auto"/>
         </w:rPr>
-        <w:t>[</w:t>
-      </w:r>
-      <w:proofErr w:type="spellStart"/>
-      <w:r>
-        <w:rPr>
-          <w:rFonts w:eastAsiaTheme="minorEastAsia"/>
-          <w:color w:val="auto"/>
-        </w:rPr>
-        <w:t>datageneration</w:t>
-      </w:r>
-      <w:proofErr w:type="spellEnd"/>
-      <w:r>
-        <w:rPr>
-          <w:rFonts w:eastAsiaTheme="minorEastAsia"/>
-          <w:color w:val="auto"/>
-        </w:rPr>
-        <w:t>]</w:t>
+        <w:t>[datageneration]</w:t>
       </w:r>
     </w:p>
     <w:p>
@@ -6150,7 +5957,6 @@
       </w:pPr>
       <w:bookmarkStart w:id="13" w:name="_Toc156287342"/>
       <w:r>
-        <w:lastRenderedPageBreak/>
         <w:t>Foreseeable research uses and /or users</w:t>
       </w:r>
       <w:bookmarkEnd w:id="13"/>
@@ -6162,15 +5968,7 @@
         </w:rPr>
       </w:pPr>
       <w:r>
-        <w:t>[</w:t>
-      </w:r>
-      <w:proofErr w:type="spellStart"/>
-      <w:r>
-        <w:t>targetaudience</w:t>
-      </w:r>
-      <w:proofErr w:type="spellEnd"/>
-      <w:r>
-        <w:t>]</w:t>
+        <w:t>[targetaudience]</w:t>
       </w:r>
     </w:p>
     <w:p>
@@ -6320,15 +6118,7 @@
     </w:p>
     <w:p>
       <w:r>
-        <w:t xml:space="preserve">We will make our data findable by uploading it to a data repository that provides a persistent </w:t>
-      </w:r>
-      <w:proofErr w:type="gramStart"/>
-      <w:r>
-        <w:t>identifier, and</w:t>
-      </w:r>
-      <w:proofErr w:type="gramEnd"/>
-      <w:r>
-        <w:t xml:space="preserve"> adding relevant metadata.</w:t>
+        <w:t>We will make our data findable by uploading it to a data repository that provides a persistent identifier, and adding relevant metadata.</w:t>
       </w:r>
       <w:r>
         <w:t xml:space="preserve"> </w:t>
@@ -6339,15 +6129,7 @@
     </w:p>
     <w:p>
       <w:r>
-        <w:t>[</w:t>
-      </w:r>
-      <w:proofErr w:type="spellStart"/>
-      <w:r>
-        <w:t>dataorganisation</w:t>
-      </w:r>
-      <w:proofErr w:type="spellEnd"/>
-      <w:r>
-        <w:t>]</w:t>
+        <w:t>[dataorganisation]</w:t>
       </w:r>
     </w:p>
     <w:p>
@@ -6358,15 +6140,7 @@
     <w:p>
       <w:bookmarkStart w:id="19" w:name="_Toc123731435"/>
       <w:r>
-        <w:t xml:space="preserve">Additionally, we will provide common metadata such as </w:t>
-      </w:r>
-      <w:proofErr w:type="gramStart"/>
-      <w:r>
-        <w:t>title</w:t>
-      </w:r>
-      <w:proofErr w:type="gramEnd"/>
-      <w:r>
-        <w:t xml:space="preserve">, description, or keywords when publishing data. In </w:t>
+        <w:t xml:space="preserve">Additionally, we will provide common metadata such as title, description, or keywords when publishing data. In </w:t>
       </w:r>
       <w:r>
         <w:t>this</w:t>
@@ -6562,7 +6336,15 @@
           <w:color w:val="auto"/>
           <w:lang w:val="en-GB"/>
         </w:rPr>
-        <w:t>Will all data be made openly available? If certain datasets cannot be shared (or need to be shared under restricted access conditions), explain why, clearly separating legal and contractual reasons from intentional restrictions. Note that in multi-beneficiary projects it is also possible for specific beneficiaries to keep their data closed if opening their data goes against their legitimate interests or other constraints as per the Grant Agreement.</w:t>
+        <w:t>Will all data be made openly available? If certain datasets cannot be shared (or need to be shared under restricted access conditions), explain why, clearly separating legal and contractual reasons from intentional restrictions. Note that in multi-</w:t>
+      </w:r>
+      <w:r>
+        <w:rPr>
+          <w:color w:val="auto"/>
+          <w:lang w:val="en-GB"/>
+        </w:rPr>
+        <w:lastRenderedPageBreak/>
+        <w:t>beneficiary projects it is also possible for specific beneficiaries to keep their data closed if opening their data goes against their legitimate interests or other constraints as per the Grant Agreement.</w:t>
       </w:r>
     </w:p>
     <w:p>
@@ -6591,7 +6373,6 @@
           <w:color w:val="auto"/>
           <w:lang w:val="en-GB"/>
         </w:rPr>
-        <w:lastRenderedPageBreak/>
         <w:t>If an embargo is applied to give time to publish or seek protection of the intellectual property (e.g. patents), specify why and how long this will apply, bearing in mind that research data should be made available as soon as possible.</w:t>
       </w:r>
     </w:p>
@@ -6728,23 +6509,13 @@
           <w:color w:val="auto"/>
         </w:rPr>
       </w:pPr>
-      <w:proofErr w:type="spellStart"/>
       <w:r>
         <w:rPr>
           <w:b/>
           <w:bCs/>
           <w:color w:val="auto"/>
         </w:rPr>
-        <w:t>Metadata</w:t>
-      </w:r>
-      <w:proofErr w:type="spellEnd"/>
-      <w:r>
-        <w:rPr>
-          <w:b/>
-          <w:bCs/>
-          <w:color w:val="auto"/>
-        </w:rPr>
-        <w:t>:</w:t>
+        <w:t>Metadata:</w:t>
       </w:r>
     </w:p>
     <w:p>
@@ -6831,23 +6602,7 @@
           <w:color w:val="auto"/>
           <w:lang w:val="en-GB"/>
         </w:rPr>
-        <w:t xml:space="preserve">Will documentation or reference about any software be needed to access or read the data be included? Will it be possible to include the relevant software (e.g. in </w:t>
-      </w:r>
-      <w:proofErr w:type="gramStart"/>
-      <w:r>
-        <w:rPr>
-          <w:color w:val="auto"/>
-          <w:lang w:val="en-GB"/>
-        </w:rPr>
-        <w:t>open source</w:t>
-      </w:r>
-      <w:proofErr w:type="gramEnd"/>
-      <w:r>
-        <w:rPr>
-          <w:color w:val="auto"/>
-          <w:lang w:val="en-GB"/>
-        </w:rPr>
-        <w:t xml:space="preserve"> code)?</w:t>
+        <w:t>Will documentation or reference about any software be needed to access or read the data be included? Will it be possible to include the relevant software (e.g. in open source code)?</w:t>
       </w:r>
     </w:p>
     <w:p>
@@ -7163,25 +6918,7 @@
                 <w:sz w:val="18"/>
                 <w:szCs w:val="18"/>
               </w:rPr>
-              <w:t>[</w:t>
-            </w:r>
-            <w:proofErr w:type="spellStart"/>
-            <w:r>
-              <w:rPr>
-                <w:color w:val="auto"/>
-                <w:sz w:val="18"/>
-                <w:szCs w:val="18"/>
-              </w:rPr>
-              <w:t>datasetPublicationTable</w:t>
-            </w:r>
-            <w:proofErr w:type="spellEnd"/>
-            <w:r>
-              <w:rPr>
-                <w:color w:val="auto"/>
-                <w:sz w:val="18"/>
-                <w:szCs w:val="18"/>
-              </w:rPr>
-              <w:t>]</w:t>
+              <w:t>[datasetPublicationTable]</w:t>
             </w:r>
           </w:p>
         </w:tc>
@@ -7456,21 +7193,13 @@
         <w:spacing w:before="240"/>
       </w:pPr>
       <w:r>
-        <w:t>[</w:t>
-      </w:r>
-      <w:proofErr w:type="spellStart"/>
-      <w:r>
-        <w:t>closed</w:t>
+        <w:t>[closed</w:t>
       </w:r>
       <w:r>
         <w:t>restricted</w:t>
       </w:r>
       <w:r>
-        <w:t>datasetreasons</w:t>
-      </w:r>
-      <w:proofErr w:type="spellEnd"/>
-      <w:r>
-        <w:t>]</w:t>
+        <w:t>datasetreasons]</w:t>
       </w:r>
     </w:p>
     <w:p>
@@ -7478,15 +7207,7 @@
         <w:spacing w:before="240"/>
       </w:pPr>
       <w:r>
-        <w:t>[</w:t>
-      </w:r>
-      <w:proofErr w:type="spellStart"/>
-      <w:r>
-        <w:t>repoinformation</w:t>
-      </w:r>
-      <w:proofErr w:type="spellEnd"/>
-      <w:r>
-        <w:t>]</w:t>
+        <w:t>[repoinformation]</w:t>
       </w:r>
     </w:p>
     <w:p>
@@ -7499,15 +7220,7 @@
     </w:p>
     <w:p>
       <w:r>
-        <w:t>[</w:t>
-      </w:r>
-      <w:proofErr w:type="spellStart"/>
-      <w:r>
-        <w:t>restrictedAccessInfo</w:t>
-      </w:r>
-      <w:proofErr w:type="spellEnd"/>
-      <w:r>
-        <w:t>]</w:t>
+        <w:t>[restrictedAccessInfo]</w:t>
       </w:r>
     </w:p>
     <w:p>
@@ -7517,6 +7230,7 @@
       <w:bookmarkStart w:id="21" w:name="_Toc123731436"/>
       <w:bookmarkStart w:id="22" w:name="_Toc156287346"/>
       <w:r>
+        <w:lastRenderedPageBreak/>
         <w:t>Making data</w:t>
       </w:r>
       <w:r>
@@ -7586,7 +7300,6 @@
           <w:color w:val="auto"/>
           <w:lang w:val="en-GB"/>
         </w:rPr>
-        <w:lastRenderedPageBreak/>
         <w:t>In case it is unavoidable that you use uncommon or generate project specific ontologies or vocabularies, will you provide mappings to more commonly used ontologies? Will you openly publish the generated ontologies or vocabularies to allow reusing, refining, or extending them?</w:t>
       </w:r>
     </w:p>
@@ -7732,23 +7445,7 @@
           <w:color w:val="auto"/>
           <w:lang w:val="en-GB"/>
         </w:rPr>
-        <w:t xml:space="preserve">Will the data produced in the project be useable by third parties, </w:t>
-      </w:r>
-      <w:proofErr w:type="gramStart"/>
-      <w:r>
-        <w:rPr>
-          <w:color w:val="auto"/>
-          <w:lang w:val="en-GB"/>
-        </w:rPr>
-        <w:t>in particular after</w:t>
-      </w:r>
-      <w:proofErr w:type="gramEnd"/>
-      <w:r>
-        <w:rPr>
-          <w:color w:val="auto"/>
-          <w:lang w:val="en-GB"/>
-        </w:rPr>
-        <w:t xml:space="preserve"> the end of the project?</w:t>
+        <w:t>Will the data produced in the project be useable by third parties, in particular after the end of the project?</w:t>
       </w:r>
     </w:p>
     <w:p>
@@ -7840,15 +7537,7 @@
     </w:p>
     <w:p>
       <w:r>
-        <w:t xml:space="preserve">We will make our data reusable by adding metadata and comprehensive Readme files to all published datasets. The descriptions will include details on the methodology used, analytical, and procedural information. In case of publication, licenses for code and data will always be assigned and clearly marked. The digital research data obtained will be published Open Access under a Creative Commons CC BY license, </w:t>
-      </w:r>
-      <w:proofErr w:type="gramStart"/>
-      <w:r>
-        <w:t>provided that</w:t>
-      </w:r>
-      <w:proofErr w:type="gramEnd"/>
-      <w:r>
-        <w:t xml:space="preserve"> there are no data protection concerns.</w:t>
+        <w:t>We will make our data reusable by adding metadata and comprehensive Readme files to all published datasets. The descriptions will include details on the methodology used, analytical, and procedural information. In case of publication, licenses for code and data will always be assigned and clearly marked. The digital research data obtained will be published Open Access under a Creative Commons CC BY license, provided that there are no data protection concerns.</w:t>
       </w:r>
     </w:p>
     <w:p>
@@ -7861,15 +7550,7 @@
         <w:ind w:right="243"/>
       </w:pPr>
       <w:r>
-        <w:t>[</w:t>
-      </w:r>
-      <w:proofErr w:type="spellStart"/>
-      <w:r>
-        <w:t>dataqualitycontrol</w:t>
-      </w:r>
-      <w:proofErr w:type="spellEnd"/>
-      <w:r>
-        <w:t>]</w:t>
+        <w:t>[dataqualitycontrol]</w:t>
       </w:r>
     </w:p>
     <w:p>
@@ -7880,6 +7561,7 @@
       <w:bookmarkStart w:id="26" w:name="_Toc69311945"/>
       <w:bookmarkStart w:id="27" w:name="_Toc156287348"/>
       <w:r>
+        <w:lastRenderedPageBreak/>
         <w:t>Other research outputs</w:t>
       </w:r>
       <w:bookmarkEnd w:id="25"/>
@@ -7914,15 +7596,7 @@
           <w:color w:val="auto"/>
           <w:lang w:val="en-GB"/>
         </w:rPr>
-        <w:t xml:space="preserve">In addition to the management of data, beneficiaries should also consider and plan for the management of other research outputs that may be generated or re-used throughout their projects. Such outputs can be either digital (e.g. software, </w:t>
-      </w:r>
-      <w:r>
-        <w:rPr>
-          <w:color w:val="auto"/>
-          <w:lang w:val="en-GB"/>
-        </w:rPr>
-        <w:lastRenderedPageBreak/>
-        <w:t>workflows, protocols, models, etc.) or physical (e.g. new materials, antibodies, reagents, samples, etc.).</w:t>
+        <w:t>In addition to the management of data, beneficiaries should also consider and plan for the management of other research outputs that may be generated or re-used throughout their projects. Such outputs can be either digital (e.g. software, workflows, protocols, models, etc.) or physical (e.g. new materials, antibodies, reagents, samples, etc.).</w:t>
       </w:r>
     </w:p>
     <w:p>
@@ -8374,27 +8048,7 @@
                 <w:sz w:val="18"/>
                 <w:szCs w:val="18"/>
               </w:rPr>
-              <w:t>[</w:t>
-            </w:r>
-            <w:proofErr w:type="spellStart"/>
-            <w:r>
-              <w:rPr>
-                <w:bCs/>
-                <w:color w:val="000000" w:themeColor="text1"/>
-                <w:sz w:val="18"/>
-                <w:szCs w:val="18"/>
-              </w:rPr>
-              <w:t>costTable</w:t>
-            </w:r>
-            <w:proofErr w:type="spellEnd"/>
-            <w:r>
-              <w:rPr>
-                <w:bCs/>
-                <w:color w:val="000000" w:themeColor="text1"/>
-                <w:sz w:val="18"/>
-                <w:szCs w:val="18"/>
-              </w:rPr>
-              <w:t>]</w:t>
+              <w:t>[costTable]</w:t>
             </w:r>
           </w:p>
         </w:tc>
@@ -8422,27 +8076,7 @@
                 <w:sz w:val="18"/>
                 <w:szCs w:val="18"/>
               </w:rPr>
-              <w:t>[</w:t>
-            </w:r>
-            <w:proofErr w:type="spellStart"/>
-            <w:r>
-              <w:rPr>
-                <w:bCs/>
-                <w:color w:val="000000" w:themeColor="text1"/>
-                <w:sz w:val="18"/>
-                <w:szCs w:val="18"/>
-              </w:rPr>
-              <w:t>costTable</w:t>
-            </w:r>
-            <w:proofErr w:type="spellEnd"/>
-            <w:r>
-              <w:rPr>
-                <w:bCs/>
-                <w:color w:val="000000" w:themeColor="text1"/>
-                <w:sz w:val="18"/>
-                <w:szCs w:val="18"/>
-              </w:rPr>
-              <w:t>]</w:t>
+              <w:t>[costTable]</w:t>
             </w:r>
           </w:p>
         </w:tc>
@@ -8769,29 +8403,7 @@
                 <w:sz w:val="18"/>
                 <w:szCs w:val="18"/>
               </w:rPr>
-              <w:t>[</w:t>
-            </w:r>
-            <w:proofErr w:type="spellStart"/>
-            <w:r>
-              <w:rPr>
-                <w:b/>
-                <w:bCs/>
-                <w:color w:val="000000" w:themeColor="text1"/>
-                <w:sz w:val="18"/>
-                <w:szCs w:val="18"/>
-              </w:rPr>
-              <w:t>costtotal</w:t>
-            </w:r>
-            <w:proofErr w:type="spellEnd"/>
-            <w:r>
-              <w:rPr>
-                <w:b/>
-                <w:bCs/>
-                <w:color w:val="000000" w:themeColor="text1"/>
-                <w:sz w:val="18"/>
-                <w:szCs w:val="18"/>
-              </w:rPr>
-              <w:t>]</w:t>
+              <w:t>[costtotal]</w:t>
             </w:r>
           </w:p>
         </w:tc>
@@ -8812,25 +8424,7 @@
           <w:color w:val="auto"/>
           <w:lang w:val="en-GB"/>
         </w:rPr>
-        <w:t>[</w:t>
-      </w:r>
-      <w:proofErr w:type="spellStart"/>
-      <w:r>
-        <w:rPr>
-          <w:rFonts w:eastAsiaTheme="minorEastAsia"/>
-          <w:color w:val="auto"/>
-          <w:lang w:val="en-GB"/>
-        </w:rPr>
-        <w:t>costsDescriptions</w:t>
-      </w:r>
-      <w:proofErr w:type="spellEnd"/>
-      <w:r>
-        <w:rPr>
-          <w:rFonts w:eastAsiaTheme="minorEastAsia"/>
-          <w:color w:val="auto"/>
-          <w:lang w:val="en-GB"/>
-        </w:rPr>
-        <w:t>]</w:t>
+        <w:t>[costsDescriptions]</w:t>
       </w:r>
       <w:r>
         <w:rPr>
@@ -8838,16 +8432,15 @@
           <w:color w:val="92D050"/>
           <w:lang w:val="en-GB"/>
         </w:rPr>
-        <w:t>[</w:t>
-      </w:r>
-      <w:proofErr w:type="spellStart"/>
+        <w:t>[cost</w:t>
+      </w:r>
       <w:r>
         <w:rPr>
           <w:rFonts w:eastAsiaTheme="minorEastAsia"/>
           <w:color w:val="92D050"/>
           <w:lang w:val="en-GB"/>
         </w:rPr>
-        <w:t>cost</w:t>
+        <w:t>C</w:t>
       </w:r>
       <w:r>
         <w:rPr>
@@ -8855,24 +8448,7 @@
           <w:color w:val="92D050"/>
           <w:lang w:val="en-GB"/>
         </w:rPr>
-        <w:t>C</w:t>
-      </w:r>
-      <w:r>
-        <w:rPr>
-          <w:rFonts w:eastAsiaTheme="minorEastAsia"/>
-          <w:color w:val="92D050"/>
-          <w:lang w:val="en-GB"/>
-        </w:rPr>
-        <w:t>overage</w:t>
-      </w:r>
-      <w:proofErr w:type="spellEnd"/>
-      <w:r>
-        <w:rPr>
-          <w:rFonts w:eastAsiaTheme="minorEastAsia"/>
-          <w:color w:val="92D050"/>
-          <w:lang w:val="en-GB"/>
-        </w:rPr>
-        <w:t>]</w:t>
+        <w:t>overage]</w:t>
       </w:r>
     </w:p>
     <w:p>
@@ -8910,35 +8486,7 @@
         <w:rPr>
           <w:color w:val="auto"/>
         </w:rPr>
-        <w:t>[</w:t>
-      </w:r>
-      <w:proofErr w:type="spellStart"/>
-      <w:r>
-        <w:rPr>
-          <w:color w:val="auto"/>
-        </w:rPr>
-        <w:t>workPackageLeaders</w:t>
-      </w:r>
-      <w:proofErr w:type="spellEnd"/>
-      <w:r>
-        <w:rPr>
-          <w:color w:val="auto"/>
-        </w:rPr>
-        <w:t xml:space="preserve">] being responsible for ensuring metadata production, day-to-day cross-checks, back-up and other quality control activities are maintained. The researchers will be responsible for routine supervision of </w:t>
-      </w:r>
-      <w:proofErr w:type="gramStart"/>
-      <w:r>
-        <w:rPr>
-          <w:color w:val="auto"/>
-        </w:rPr>
-        <w:t>the dataset</w:t>
-      </w:r>
-      <w:proofErr w:type="gramEnd"/>
-      <w:r>
-        <w:rPr>
-          <w:color w:val="auto"/>
-        </w:rPr>
-        <w:t xml:space="preserve"> development.</w:t>
+        <w:t>[workPackageLeaders] being responsible for ensuring metadata production, day-to-day cross-checks, back-up and other quality control activities are maintained. The researchers will be responsible for routine supervision of the dataset development.</w:t>
       </w:r>
     </w:p>
     <w:p>
@@ -8949,6 +8497,7 @@
       <w:bookmarkStart w:id="32" w:name="_Toc69311947"/>
       <w:bookmarkStart w:id="33" w:name="_Toc156287350"/>
       <w:r>
+        <w:lastRenderedPageBreak/>
         <w:t>Data</w:t>
       </w:r>
       <w:r>
@@ -9018,7 +8567,6 @@
           <w:color w:val="000000" w:themeColor="text1"/>
           <w:lang w:val="en-GB"/>
         </w:rPr>
-        <w:lastRenderedPageBreak/>
         <w:t>Will the data be safely stored in trusted repositories for long term preservation and curation?</w:t>
       </w:r>
     </w:p>
@@ -9045,23 +8593,7 @@
           <w:rFonts w:eastAsiaTheme="minorEastAsia"/>
           <w:lang w:val="en-GB"/>
         </w:rPr>
-        <w:t>[</w:t>
-      </w:r>
-      <w:proofErr w:type="spellStart"/>
-      <w:r>
-        <w:rPr>
-          <w:rFonts w:eastAsiaTheme="minorEastAsia"/>
-          <w:lang w:val="en-GB"/>
-        </w:rPr>
-        <w:t>storageintro</w:t>
-      </w:r>
-      <w:proofErr w:type="spellEnd"/>
-      <w:r>
-        <w:rPr>
-          <w:rFonts w:eastAsiaTheme="minorEastAsia"/>
-          <w:lang w:val="en-GB"/>
-        </w:rPr>
-        <w:t>]</w:t>
+        <w:t>[storageintro]</w:t>
       </w:r>
     </w:p>
     <w:p>
@@ -9108,23 +8640,7 @@
           <w:rFonts w:eastAsiaTheme="minorEastAsia"/>
           <w:lang w:val="en-GB"/>
         </w:rPr>
-        <w:t>[</w:t>
-      </w:r>
-      <w:proofErr w:type="spellStart"/>
-      <w:r>
-        <w:rPr>
-          <w:rFonts w:eastAsiaTheme="minorEastAsia"/>
-          <w:lang w:val="en-GB"/>
-        </w:rPr>
-        <w:t>sensitivedata</w:t>
-      </w:r>
-      <w:proofErr w:type="spellEnd"/>
-      <w:r>
-        <w:rPr>
-          <w:rFonts w:eastAsiaTheme="minorEastAsia"/>
-          <w:lang w:val="en-GB"/>
-        </w:rPr>
-        <w:t>]</w:t>
+        <w:t>[sensitivedata]</w:t>
       </w:r>
     </w:p>
     <w:p>
@@ -9339,25 +8855,7 @@
                 <w:sz w:val="18"/>
                 <w:szCs w:val="18"/>
               </w:rPr>
-              <w:t>[</w:t>
-            </w:r>
-            <w:proofErr w:type="spellStart"/>
-            <w:r>
-              <w:rPr>
-                <w:color w:val="000000" w:themeColor="text1"/>
-                <w:sz w:val="18"/>
-                <w:szCs w:val="18"/>
-              </w:rPr>
-              <w:t>datasetAccessTable</w:t>
-            </w:r>
-            <w:proofErr w:type="spellEnd"/>
-            <w:r>
-              <w:rPr>
-                <w:color w:val="000000" w:themeColor="text1"/>
-                <w:sz w:val="18"/>
-                <w:szCs w:val="18"/>
-              </w:rPr>
-              <w:t>]</w:t>
+              <w:t>[datasetAccessTable]</w:t>
             </w:r>
           </w:p>
         </w:tc>
@@ -9749,25 +9247,7 @@
                 <w:sz w:val="18"/>
                 <w:szCs w:val="18"/>
               </w:rPr>
-              <w:t>[</w:t>
-            </w:r>
-            <w:proofErr w:type="spellStart"/>
-            <w:r>
-              <w:rPr>
-                <w:color w:val="000000" w:themeColor="text1"/>
-                <w:sz w:val="18"/>
-                <w:szCs w:val="18"/>
-              </w:rPr>
-              <w:t>datasetRepositoryTable</w:t>
-            </w:r>
-            <w:proofErr w:type="spellEnd"/>
-            <w:r>
-              <w:rPr>
-                <w:color w:val="000000" w:themeColor="text1"/>
-                <w:sz w:val="18"/>
-                <w:szCs w:val="18"/>
-              </w:rPr>
-              <w:t>]</w:t>
+              <w:t>[datasetRepositoryTable]</w:t>
             </w:r>
           </w:p>
         </w:tc>
@@ -10111,25 +9591,7 @@
                 <w:sz w:val="18"/>
                 <w:szCs w:val="18"/>
               </w:rPr>
-              <w:t>[</w:t>
-            </w:r>
-            <w:proofErr w:type="spellStart"/>
-            <w:r>
-              <w:rPr>
-                <w:color w:val="000000" w:themeColor="text1"/>
-                <w:sz w:val="18"/>
-                <w:szCs w:val="18"/>
-              </w:rPr>
-              <w:t>datasetDeleteTable</w:t>
-            </w:r>
-            <w:proofErr w:type="spellEnd"/>
-            <w:r>
-              <w:rPr>
-                <w:color w:val="000000" w:themeColor="text1"/>
-                <w:sz w:val="18"/>
-                <w:szCs w:val="18"/>
-              </w:rPr>
-              <w:t>]</w:t>
+              <w:t>[datasetDeleteTable]</w:t>
             </w:r>
           </w:p>
         </w:tc>
@@ -10155,25 +9617,7 @@
                 <w:sz w:val="18"/>
                 <w:szCs w:val="18"/>
               </w:rPr>
-              <w:t>[</w:t>
-            </w:r>
-            <w:proofErr w:type="spellStart"/>
-            <w:r>
-              <w:rPr>
-                <w:color w:val="000000" w:themeColor="text1"/>
-                <w:sz w:val="18"/>
-                <w:szCs w:val="18"/>
-              </w:rPr>
-              <w:t>datasetDeleteTable</w:t>
-            </w:r>
-            <w:proofErr w:type="spellEnd"/>
-            <w:r>
-              <w:rPr>
-                <w:color w:val="000000" w:themeColor="text1"/>
-                <w:sz w:val="18"/>
-                <w:szCs w:val="18"/>
-              </w:rPr>
-              <w:t>]</w:t>
+              <w:t>[datasetDeleteTable]</w:t>
             </w:r>
           </w:p>
         </w:tc>
@@ -10234,6 +9678,7 @@
                 <w:sz w:val="18"/>
                 <w:szCs w:val="18"/>
               </w:rPr>
+              <w:lastRenderedPageBreak/>
               <w:t>ID</w:t>
             </w:r>
           </w:p>
@@ -10347,7 +9792,6 @@
           <w:color w:val="000000"/>
           <w:lang w:val="en-GB"/>
         </w:rPr>
-        <w:lastRenderedPageBreak/>
         <w:t>Ethic</w:t>
       </w:r>
       <w:bookmarkEnd w:id="41"/>
@@ -10389,23 +9833,7 @@
           <w:color w:val="000000"/>
           <w:lang w:val="en-GB"/>
         </w:rPr>
-        <w:t>Are there, or could there be, any ethics or legal issues that can have an impact on data sharing? These can also be discussed in the context of the ethics review. If relevant, include references to ethics deliverables and ethics chapter in the Description of the Action (</w:t>
-      </w:r>
-      <w:proofErr w:type="spellStart"/>
-      <w:r>
-        <w:rPr>
-          <w:color w:val="000000"/>
-          <w:lang w:val="en-GB"/>
-        </w:rPr>
-        <w:t>DoA</w:t>
-      </w:r>
-      <w:proofErr w:type="spellEnd"/>
-      <w:r>
-        <w:rPr>
-          <w:color w:val="000000"/>
-          <w:lang w:val="en-GB"/>
-        </w:rPr>
-        <w:t>).</w:t>
+        <w:t>Are there, or could there be, any ethics or legal issues that can have an impact on data sharing? These can also be discussed in the context of the ethics review. If relevant, include references to ethics deliverables and ethics chapter in the Description of the Action (DoA).</w:t>
       </w:r>
     </w:p>
     <w:p>
@@ -10433,23 +9861,7 @@
           <w:color w:val="000000"/>
           <w:lang w:val="en-GB"/>
         </w:rPr>
-        <w:t xml:space="preserve">Will informed consent for data sharing and </w:t>
-      </w:r>
-      <w:proofErr w:type="gramStart"/>
-      <w:r>
-        <w:rPr>
-          <w:color w:val="000000"/>
-          <w:lang w:val="en-GB"/>
-        </w:rPr>
-        <w:t>long term</w:t>
-      </w:r>
-      <w:proofErr w:type="gramEnd"/>
-      <w:r>
-        <w:rPr>
-          <w:color w:val="000000"/>
-          <w:lang w:val="en-GB"/>
-        </w:rPr>
-        <w:t xml:space="preserve"> preservation be included in questionnaires dealing with personal data?</w:t>
+        <w:t>Will informed consent for data sharing and long term preservation be included in questionnaires dealing with personal data?</w:t>
       </w:r>
     </w:p>
     <w:p>
@@ -10466,15 +9878,7 @@
     </w:p>
     <w:p>
       <w:r>
-        <w:t>[</w:t>
-      </w:r>
-      <w:proofErr w:type="spellStart"/>
-      <w:r>
-        <w:t>personaldata</w:t>
-      </w:r>
-      <w:proofErr w:type="spellEnd"/>
-      <w:r>
-        <w:t>]</w:t>
+        <w:t>[personaldata]</w:t>
       </w:r>
     </w:p>
     <w:p>
@@ -10487,15 +9891,7 @@
     </w:p>
     <w:p>
       <w:r>
-        <w:t>[</w:t>
-      </w:r>
-      <w:proofErr w:type="spellStart"/>
-      <w:r>
-        <w:t>legalrestriction</w:t>
-      </w:r>
-      <w:proofErr w:type="spellEnd"/>
-      <w:r>
-        <w:t>]</w:t>
+        <w:t>[legalrestriction]</w:t>
       </w:r>
     </w:p>
     <w:p>
@@ -10512,15 +9908,7 @@
     </w:p>
     <w:p>
       <w:r>
-        <w:t>[</w:t>
-      </w:r>
-      <w:proofErr w:type="spellStart"/>
-      <w:r>
-        <w:t>ethicalissues</w:t>
-      </w:r>
-      <w:proofErr w:type="spellEnd"/>
-      <w:r>
-        <w:t>]</w:t>
+        <w:t>[ethicalissues]</w:t>
       </w:r>
     </w:p>
     <w:p>
@@ -10586,7 +9974,7 @@
 </file>
 
 <file path=word/endnotes.xml><?xml version="1.0" encoding="utf-8"?>
-<w:endnotes xmlns:wpc="http://schemas.microsoft.com/office/word/2010/wordprocessingCanvas" xmlns:cx="http://schemas.microsoft.com/office/drawing/2014/chartex" xmlns:cx1="http://schemas.microsoft.com/office/drawing/2015/9/8/chartex" xmlns:cx2="http://schemas.microsoft.com/office/drawing/2015/10/21/chartex" xmlns:cx3="http://schemas.microsoft.com/office/drawing/2016/5/9/chartex" xmlns:cx4="http://schemas.microsoft.com/office/drawing/2016/5/10/chartex" xmlns:cx5="http://schemas.microsoft.com/office/drawing/2016/5/11/chartex" xmlns:cx6="http://schemas.microsoft.com/office/drawing/2016/5/12/chartex" xmlns:cx7="http://schemas.microsoft.com/office/drawing/2016/5/13/chartex" xmlns:cx8="http://schemas.microsoft.com/office/drawing/2016/5/14/chartex" xmlns:mc="http://schemas.openxmlformats.org/markup-compatibility/2006" xmlns:aink="http://schemas.microsoft.com/office/drawing/2016/ink" xmlns:am3d="http://schemas.microsoft.com/office/drawing/2017/model3d" xmlns:o="urn:schemas-microsoft-com:office:office" xmlns:oel="http://schemas.microsoft.com/office/2019/extlst" xmlns:r="http://schemas.openxmlformats.org/officeDocument/2006/relationships" xmlns:m="http://schemas.openxmlformats.org/officeDocument/2006/math" xmlns:v="urn:schemas-microsoft-com:vml" xmlns:wp14="http://schemas.microsoft.com/office/word/2010/wordprocessingDrawing" xmlns:wp="http://schemas.openxmlformats.org/drawingml/2006/wordprocessingDrawing" xmlns:w10="urn:schemas-microsoft-com:office:word" xmlns:w="http://schemas.openxmlformats.org/wordprocessingml/2006/main" xmlns:w14="http://schemas.microsoft.com/office/word/2010/wordml" xmlns:w15="http://schemas.microsoft.com/office/word/2012/wordml" xmlns:w16cex="http://schemas.microsoft.com/office/word/2018/wordml/cex" xmlns:w16cid="http://schemas.microsoft.com/office/word/2016/wordml/cid" xmlns:w16="http://schemas.microsoft.com/office/word/2018/wordml" xmlns:w16du="http://schemas.microsoft.com/office/word/2023/wordml/word16du" xmlns:w16sdtdh="http://schemas.microsoft.com/office/word/2020/wordml/sdtdatahash" xmlns:w16se="http://schemas.microsoft.com/office/word/2015/wordml/symex" xmlns:wpg="http://schemas.microsoft.com/office/word/2010/wordprocessingGroup" xmlns:wpi="http://schemas.microsoft.com/office/word/2010/wordprocessingInk" xmlns:wne="http://schemas.microsoft.com/office/word/2006/wordml" xmlns:wps="http://schemas.microsoft.com/office/word/2010/wordprocessingShape" mc:Ignorable="w14 w15 w16se w16cid w16 w16cex w16sdtdh w16du wp14">
+<w:endnotes xmlns:wpc="http://schemas.microsoft.com/office/word/2010/wordprocessingCanvas" xmlns:cx="http://schemas.microsoft.com/office/drawing/2014/chartex" xmlns:cx1="http://schemas.microsoft.com/office/drawing/2015/9/8/chartex" xmlns:cx2="http://schemas.microsoft.com/office/drawing/2015/10/21/chartex" xmlns:cx3="http://schemas.microsoft.com/office/drawing/2016/5/9/chartex" xmlns:cx4="http://schemas.microsoft.com/office/drawing/2016/5/10/chartex" xmlns:cx5="http://schemas.microsoft.com/office/drawing/2016/5/11/chartex" xmlns:cx6="http://schemas.microsoft.com/office/drawing/2016/5/12/chartex" xmlns:cx7="http://schemas.microsoft.com/office/drawing/2016/5/13/chartex" xmlns:cx8="http://schemas.microsoft.com/office/drawing/2016/5/14/chartex" xmlns:mc="http://schemas.openxmlformats.org/markup-compatibility/2006" xmlns:aink="http://schemas.microsoft.com/office/drawing/2016/ink" xmlns:am3d="http://schemas.microsoft.com/office/drawing/2017/model3d" xmlns:o="urn:schemas-microsoft-com:office:office" xmlns:oel="http://schemas.microsoft.com/office/2019/extlst" xmlns:r="http://schemas.openxmlformats.org/officeDocument/2006/relationships" xmlns:m="http://schemas.openxmlformats.org/officeDocument/2006/math" xmlns:v="urn:schemas-microsoft-com:vml" xmlns:wp14="http://schemas.microsoft.com/office/word/2010/wordprocessingDrawing" xmlns:wp="http://schemas.openxmlformats.org/drawingml/2006/wordprocessingDrawing" xmlns:w10="urn:schemas-microsoft-com:office:word" xmlns:w="http://schemas.openxmlformats.org/wordprocessingml/2006/main" xmlns:w14="http://schemas.microsoft.com/office/word/2010/wordml" xmlns:w15="http://schemas.microsoft.com/office/word/2012/wordml" xmlns:w16cex="http://schemas.microsoft.com/office/word/2018/wordml/cex" xmlns:w16cid="http://schemas.microsoft.com/office/word/2016/wordml/cid" xmlns:w16="http://schemas.microsoft.com/office/word/2018/wordml" xmlns:w16du="http://schemas.microsoft.com/office/word/2023/wordml/word16du" xmlns:w16sdtdh="http://schemas.microsoft.com/office/word/2020/wordml/sdtdatahash" xmlns:w16sdtfl="http://schemas.microsoft.com/office/word/2024/wordml/sdtformatlock" xmlns:w16se="http://schemas.microsoft.com/office/word/2015/wordml/symex" xmlns:wpg="http://schemas.microsoft.com/office/word/2010/wordprocessingGroup" xmlns:wpi="http://schemas.microsoft.com/office/word/2010/wordprocessingInk" xmlns:wne="http://schemas.microsoft.com/office/word/2006/wordml" xmlns:wps="http://schemas.microsoft.com/office/word/2010/wordprocessingShape" mc:Ignorable="w14 w15 w16se w16cid w16 w16cex w16sdtdh w16sdtfl w16du wp14">
   <w:endnote w:type="separator" w:id="-1">
     <w:p>
       <w:pPr>
@@ -10611,7 +9999,7 @@
 </file>
 
 <file path=word/footer1.xml><?xml version="1.0" encoding="utf-8"?>
-<w:ftr xmlns:wpc="http://schemas.microsoft.com/office/word/2010/wordprocessingCanvas" xmlns:cx="http://schemas.microsoft.com/office/drawing/2014/chartex" xmlns:cx1="http://schemas.microsoft.com/office/drawing/2015/9/8/chartex" xmlns:cx2="http://schemas.microsoft.com/office/drawing/2015/10/21/chartex" xmlns:cx3="http://schemas.microsoft.com/office/drawing/2016/5/9/chartex" xmlns:cx4="http://schemas.microsoft.com/office/drawing/2016/5/10/chartex" xmlns:cx5="http://schemas.microsoft.com/office/drawing/2016/5/11/chartex" xmlns:cx6="http://schemas.microsoft.com/office/drawing/2016/5/12/chartex" xmlns:cx7="http://schemas.microsoft.com/office/drawing/2016/5/13/chartex" xmlns:cx8="http://schemas.microsoft.com/office/drawing/2016/5/14/chartex" xmlns:mc="http://schemas.openxmlformats.org/markup-compatibility/2006" xmlns:aink="http://schemas.microsoft.com/office/drawing/2016/ink" xmlns:am3d="http://schemas.microsoft.com/office/drawing/2017/model3d" xmlns:o="urn:schemas-microsoft-com:office:office" xmlns:oel="http://schemas.microsoft.com/office/2019/extlst" xmlns:r="http://schemas.openxmlformats.org/officeDocument/2006/relationships" xmlns:m="http://schemas.openxmlformats.org/officeDocument/2006/math" xmlns:v="urn:schemas-microsoft-com:vml" xmlns:wp14="http://schemas.microsoft.com/office/word/2010/wordprocessingDrawing" xmlns:wp="http://schemas.openxmlformats.org/drawingml/2006/wordprocessingDrawing" xmlns:w10="urn:schemas-microsoft-com:office:word" xmlns:w="http://schemas.openxmlformats.org/wordprocessingml/2006/main" xmlns:w14="http://schemas.microsoft.com/office/word/2010/wordml" xmlns:w15="http://schemas.microsoft.com/office/word/2012/wordml" xmlns:w16cex="http://schemas.microsoft.com/office/word/2018/wordml/cex" xmlns:w16cid="http://schemas.microsoft.com/office/word/2016/wordml/cid" xmlns:w16="http://schemas.microsoft.com/office/word/2018/wordml" xmlns:w16du="http://schemas.microsoft.com/office/word/2023/wordml/word16du" xmlns:w16sdtdh="http://schemas.microsoft.com/office/word/2020/wordml/sdtdatahash" xmlns:w16se="http://schemas.microsoft.com/office/word/2015/wordml/symex" xmlns:wpg="http://schemas.microsoft.com/office/word/2010/wordprocessingGroup" xmlns:wpi="http://schemas.microsoft.com/office/word/2010/wordprocessingInk" xmlns:wne="http://schemas.microsoft.com/office/word/2006/wordml" xmlns:wps="http://schemas.microsoft.com/office/word/2010/wordprocessingShape" mc:Ignorable="w14 w15 w16se w16cid w16 w16cex w16sdtdh w16du wp14">
+<w:ftr xmlns:wpc="http://schemas.microsoft.com/office/word/2010/wordprocessingCanvas" xmlns:cx="http://schemas.microsoft.com/office/drawing/2014/chartex" xmlns:cx1="http://schemas.microsoft.com/office/drawing/2015/9/8/chartex" xmlns:cx2="http://schemas.microsoft.com/office/drawing/2015/10/21/chartex" xmlns:cx3="http://schemas.microsoft.com/office/drawing/2016/5/9/chartex" xmlns:cx4="http://schemas.microsoft.com/office/drawing/2016/5/10/chartex" xmlns:cx5="http://schemas.microsoft.com/office/drawing/2016/5/11/chartex" xmlns:cx6="http://schemas.microsoft.com/office/drawing/2016/5/12/chartex" xmlns:cx7="http://schemas.microsoft.com/office/drawing/2016/5/13/chartex" xmlns:cx8="http://schemas.microsoft.com/office/drawing/2016/5/14/chartex" xmlns:mc="http://schemas.openxmlformats.org/markup-compatibility/2006" xmlns:aink="http://schemas.microsoft.com/office/drawing/2016/ink" xmlns:am3d="http://schemas.microsoft.com/office/drawing/2017/model3d" xmlns:o="urn:schemas-microsoft-com:office:office" xmlns:oel="http://schemas.microsoft.com/office/2019/extlst" xmlns:r="http://schemas.openxmlformats.org/officeDocument/2006/relationships" xmlns:m="http://schemas.openxmlformats.org/officeDocument/2006/math" xmlns:v="urn:schemas-microsoft-com:vml" xmlns:wp14="http://schemas.microsoft.com/office/word/2010/wordprocessingDrawing" xmlns:wp="http://schemas.openxmlformats.org/drawingml/2006/wordprocessingDrawing" xmlns:w10="urn:schemas-microsoft-com:office:word" xmlns:w="http://schemas.openxmlformats.org/wordprocessingml/2006/main" xmlns:w14="http://schemas.microsoft.com/office/word/2010/wordml" xmlns:w15="http://schemas.microsoft.com/office/word/2012/wordml" xmlns:w16cex="http://schemas.microsoft.com/office/word/2018/wordml/cex" xmlns:w16cid="http://schemas.microsoft.com/office/word/2016/wordml/cid" xmlns:w16="http://schemas.microsoft.com/office/word/2018/wordml" xmlns:w16du="http://schemas.microsoft.com/office/word/2023/wordml/word16du" xmlns:w16sdtdh="http://schemas.microsoft.com/office/word/2020/wordml/sdtdatahash" xmlns:w16sdtfl="http://schemas.microsoft.com/office/word/2024/wordml/sdtformatlock" xmlns:w16se="http://schemas.microsoft.com/office/word/2015/wordml/symex" xmlns:wpg="http://schemas.microsoft.com/office/word/2010/wordprocessingGroup" xmlns:wpi="http://schemas.microsoft.com/office/word/2010/wordprocessingInk" xmlns:wne="http://schemas.microsoft.com/office/word/2006/wordml" xmlns:wps="http://schemas.microsoft.com/office/word/2010/wordprocessingShape" mc:Ignorable="w14 w15 w16se w16cid w16 w16cex w16sdtdh w16sdtfl w16du wp14">
   <w:p>
     <w:pPr>
       <w:pStyle w:val="Footer"/>
@@ -10666,7 +10054,7 @@
 </file>
 
 <file path=word/footer2.xml><?xml version="1.0" encoding="utf-8"?>
-<w:ftr xmlns:wpc="http://schemas.microsoft.com/office/word/2010/wordprocessingCanvas" xmlns:cx="http://schemas.microsoft.com/office/drawing/2014/chartex" xmlns:cx1="http://schemas.microsoft.com/office/drawing/2015/9/8/chartex" xmlns:cx2="http://schemas.microsoft.com/office/drawing/2015/10/21/chartex" xmlns:cx3="http://schemas.microsoft.com/office/drawing/2016/5/9/chartex" xmlns:cx4="http://schemas.microsoft.com/office/drawing/2016/5/10/chartex" xmlns:cx5="http://schemas.microsoft.com/office/drawing/2016/5/11/chartex" xmlns:cx6="http://schemas.microsoft.com/office/drawing/2016/5/12/chartex" xmlns:cx7="http://schemas.microsoft.com/office/drawing/2016/5/13/chartex" xmlns:cx8="http://schemas.microsoft.com/office/drawing/2016/5/14/chartex" xmlns:mc="http://schemas.openxmlformats.org/markup-compatibility/2006" xmlns:aink="http://schemas.microsoft.com/office/drawing/2016/ink" xmlns:am3d="http://schemas.microsoft.com/office/drawing/2017/model3d" xmlns:o="urn:schemas-microsoft-com:office:office" xmlns:oel="http://schemas.microsoft.com/office/2019/extlst" xmlns:r="http://schemas.openxmlformats.org/officeDocument/2006/relationships" xmlns:m="http://schemas.openxmlformats.org/officeDocument/2006/math" xmlns:v="urn:schemas-microsoft-com:vml" xmlns:wp14="http://schemas.microsoft.com/office/word/2010/wordprocessingDrawing" xmlns:wp="http://schemas.openxmlformats.org/drawingml/2006/wordprocessingDrawing" xmlns:w10="urn:schemas-microsoft-com:office:word" xmlns:w="http://schemas.openxmlformats.org/wordprocessingml/2006/main" xmlns:w14="http://schemas.microsoft.com/office/word/2010/wordml" xmlns:w15="http://schemas.microsoft.com/office/word/2012/wordml" xmlns:w16cex="http://schemas.microsoft.com/office/word/2018/wordml/cex" xmlns:w16cid="http://schemas.microsoft.com/office/word/2016/wordml/cid" xmlns:w16="http://schemas.microsoft.com/office/word/2018/wordml" xmlns:w16du="http://schemas.microsoft.com/office/word/2023/wordml/word16du" xmlns:w16sdtdh="http://schemas.microsoft.com/office/word/2020/wordml/sdtdatahash" xmlns:w16se="http://schemas.microsoft.com/office/word/2015/wordml/symex" xmlns:wpg="http://schemas.microsoft.com/office/word/2010/wordprocessingGroup" xmlns:wpi="http://schemas.microsoft.com/office/word/2010/wordprocessingInk" xmlns:wne="http://schemas.microsoft.com/office/word/2006/wordml" xmlns:wps="http://schemas.microsoft.com/office/word/2010/wordprocessingShape" mc:Ignorable="w14 w15 w16se w16cid w16 w16cex w16sdtdh w16du wp14">
+<w:ftr xmlns:wpc="http://schemas.microsoft.com/office/word/2010/wordprocessingCanvas" xmlns:cx="http://schemas.microsoft.com/office/drawing/2014/chartex" xmlns:cx1="http://schemas.microsoft.com/office/drawing/2015/9/8/chartex" xmlns:cx2="http://schemas.microsoft.com/office/drawing/2015/10/21/chartex" xmlns:cx3="http://schemas.microsoft.com/office/drawing/2016/5/9/chartex" xmlns:cx4="http://schemas.microsoft.com/office/drawing/2016/5/10/chartex" xmlns:cx5="http://schemas.microsoft.com/office/drawing/2016/5/11/chartex" xmlns:cx6="http://schemas.microsoft.com/office/drawing/2016/5/12/chartex" xmlns:cx7="http://schemas.microsoft.com/office/drawing/2016/5/13/chartex" xmlns:cx8="http://schemas.microsoft.com/office/drawing/2016/5/14/chartex" xmlns:mc="http://schemas.openxmlformats.org/markup-compatibility/2006" xmlns:aink="http://schemas.microsoft.com/office/drawing/2016/ink" xmlns:am3d="http://schemas.microsoft.com/office/drawing/2017/model3d" xmlns:o="urn:schemas-microsoft-com:office:office" xmlns:oel="http://schemas.microsoft.com/office/2019/extlst" xmlns:r="http://schemas.openxmlformats.org/officeDocument/2006/relationships" xmlns:m="http://schemas.openxmlformats.org/officeDocument/2006/math" xmlns:v="urn:schemas-microsoft-com:vml" xmlns:wp14="http://schemas.microsoft.com/office/word/2010/wordprocessingDrawing" xmlns:wp="http://schemas.openxmlformats.org/drawingml/2006/wordprocessingDrawing" xmlns:w10="urn:schemas-microsoft-com:office:word" xmlns:w="http://schemas.openxmlformats.org/wordprocessingml/2006/main" xmlns:w14="http://schemas.microsoft.com/office/word/2010/wordml" xmlns:w15="http://schemas.microsoft.com/office/word/2012/wordml" xmlns:w16cex="http://schemas.microsoft.com/office/word/2018/wordml/cex" xmlns:w16cid="http://schemas.microsoft.com/office/word/2016/wordml/cid" xmlns:w16="http://schemas.microsoft.com/office/word/2018/wordml" xmlns:w16du="http://schemas.microsoft.com/office/word/2023/wordml/word16du" xmlns:w16sdtdh="http://schemas.microsoft.com/office/word/2020/wordml/sdtdatahash" xmlns:w16sdtfl="http://schemas.microsoft.com/office/word/2024/wordml/sdtformatlock" xmlns:w16se="http://schemas.microsoft.com/office/word/2015/wordml/symex" xmlns:wpg="http://schemas.microsoft.com/office/word/2010/wordprocessingGroup" xmlns:wpi="http://schemas.microsoft.com/office/word/2010/wordprocessingInk" xmlns:wne="http://schemas.microsoft.com/office/word/2006/wordml" xmlns:wps="http://schemas.microsoft.com/office/word/2010/wordprocessingShape" mc:Ignorable="w14 w15 w16se w16cid w16 w16cex w16sdtdh w16sdtfl w16du wp14">
   <w:p>
     <w:pPr>
       <w:pStyle w:val="Footer"/>
@@ -10724,14 +10112,7 @@
       <w:rPr>
         <w:color w:val="000000" w:themeColor="text1"/>
       </w:rPr>
-      <w:t>[</w:t>
-    </w:r>
-    <w:proofErr w:type="spellStart"/>
-    <w:r>
-      <w:rPr>
-        <w:color w:val="000000" w:themeColor="text1"/>
-      </w:rPr>
-      <w:t>projectname</w:t>
+      <w:t>[projectname</w:t>
     </w:r>
     <w:r>
       <w:rPr>
@@ -10739,7 +10120,6 @@
       </w:rPr>
       <w:t>Text</w:t>
     </w:r>
-    <w:proofErr w:type="spellEnd"/>
     <w:r>
       <w:rPr>
         <w:color w:val="000000" w:themeColor="text1"/>
@@ -10747,42 +10127,20 @@
       <w:t xml:space="preserve">] </w:t>
     </w:r>
     <w:r>
-      <w:t xml:space="preserve">has received funding from the European Union’s Horizon Europe research and innovation </w:t>
-    </w:r>
-    <w:proofErr w:type="spellStart"/>
-    <w:r>
-      <w:t>Programme</w:t>
-    </w:r>
-    <w:proofErr w:type="spellEnd"/>
-    <w:r>
-      <w:t xml:space="preserve"> under Grant Agreement No</w:t>
+      <w:t>has received funding from the European Union’s Horizon Europe research and innovation Programme under Grant Agreement No</w:t>
     </w:r>
     <w:r>
       <w:rPr>
         <w:color w:val="000000" w:themeColor="text1"/>
       </w:rPr>
-      <w:t>. [</w:t>
-    </w:r>
-    <w:proofErr w:type="spellStart"/>
-    <w:r>
-      <w:rPr>
-        <w:color w:val="000000" w:themeColor="text1"/>
-      </w:rPr>
-      <w:t>grantid</w:t>
-    </w:r>
-    <w:proofErr w:type="spellEnd"/>
-    <w:r>
-      <w:rPr>
-        <w:color w:val="000000" w:themeColor="text1"/>
-      </w:rPr>
-      <w:t>].</w:t>
+      <w:t>. [grantid].</w:t>
     </w:r>
   </w:p>
 </w:ftr>
 </file>
 
 <file path=word/footnotes.xml><?xml version="1.0" encoding="utf-8"?>
-<w:footnotes xmlns:wpc="http://schemas.microsoft.com/office/word/2010/wordprocessingCanvas" xmlns:cx="http://schemas.microsoft.com/office/drawing/2014/chartex" xmlns:cx1="http://schemas.microsoft.com/office/drawing/2015/9/8/chartex" xmlns:cx2="http://schemas.microsoft.com/office/drawing/2015/10/21/chartex" xmlns:cx3="http://schemas.microsoft.com/office/drawing/2016/5/9/chartex" xmlns:cx4="http://schemas.microsoft.com/office/drawing/2016/5/10/chartex" xmlns:cx5="http://schemas.microsoft.com/office/drawing/2016/5/11/chartex" xmlns:cx6="http://schemas.microsoft.com/office/drawing/2016/5/12/chartex" xmlns:cx7="http://schemas.microsoft.com/office/drawing/2016/5/13/chartex" xmlns:cx8="http://schemas.microsoft.com/office/drawing/2016/5/14/chartex" xmlns:mc="http://schemas.openxmlformats.org/markup-compatibility/2006" xmlns:aink="http://schemas.microsoft.com/office/drawing/2016/ink" xmlns:am3d="http://schemas.microsoft.com/office/drawing/2017/model3d" xmlns:o="urn:schemas-microsoft-com:office:office" xmlns:oel="http://schemas.microsoft.com/office/2019/extlst" xmlns:r="http://schemas.openxmlformats.org/officeDocument/2006/relationships" xmlns:m="http://schemas.openxmlformats.org/officeDocument/2006/math" xmlns:v="urn:schemas-microsoft-com:vml" xmlns:wp14="http://schemas.microsoft.com/office/word/2010/wordprocessingDrawing" xmlns:wp="http://schemas.openxmlformats.org/drawingml/2006/wordprocessingDrawing" xmlns:w10="urn:schemas-microsoft-com:office:word" xmlns:w="http://schemas.openxmlformats.org/wordprocessingml/2006/main" xmlns:w14="http://schemas.microsoft.com/office/word/2010/wordml" xmlns:w15="http://schemas.microsoft.com/office/word/2012/wordml" xmlns:w16cex="http://schemas.microsoft.com/office/word/2018/wordml/cex" xmlns:w16cid="http://schemas.microsoft.com/office/word/2016/wordml/cid" xmlns:w16="http://schemas.microsoft.com/office/word/2018/wordml" xmlns:w16du="http://schemas.microsoft.com/office/word/2023/wordml/word16du" xmlns:w16sdtdh="http://schemas.microsoft.com/office/word/2020/wordml/sdtdatahash" xmlns:w16se="http://schemas.microsoft.com/office/word/2015/wordml/symex" xmlns:wpg="http://schemas.microsoft.com/office/word/2010/wordprocessingGroup" xmlns:wpi="http://schemas.microsoft.com/office/word/2010/wordprocessingInk" xmlns:wne="http://schemas.microsoft.com/office/word/2006/wordml" xmlns:wps="http://schemas.microsoft.com/office/word/2010/wordprocessingShape" mc:Ignorable="w14 w15 w16se w16cid w16 w16cex w16sdtdh w16du wp14">
+<w:footnotes xmlns:wpc="http://schemas.microsoft.com/office/word/2010/wordprocessingCanvas" xmlns:cx="http://schemas.microsoft.com/office/drawing/2014/chartex" xmlns:cx1="http://schemas.microsoft.com/office/drawing/2015/9/8/chartex" xmlns:cx2="http://schemas.microsoft.com/office/drawing/2015/10/21/chartex" xmlns:cx3="http://schemas.microsoft.com/office/drawing/2016/5/9/chartex" xmlns:cx4="http://schemas.microsoft.com/office/drawing/2016/5/10/chartex" xmlns:cx5="http://schemas.microsoft.com/office/drawing/2016/5/11/chartex" xmlns:cx6="http://schemas.microsoft.com/office/drawing/2016/5/12/chartex" xmlns:cx7="http://schemas.microsoft.com/office/drawing/2016/5/13/chartex" xmlns:cx8="http://schemas.microsoft.com/office/drawing/2016/5/14/chartex" xmlns:mc="http://schemas.openxmlformats.org/markup-compatibility/2006" xmlns:aink="http://schemas.microsoft.com/office/drawing/2016/ink" xmlns:am3d="http://schemas.microsoft.com/office/drawing/2017/model3d" xmlns:o="urn:schemas-microsoft-com:office:office" xmlns:oel="http://schemas.microsoft.com/office/2019/extlst" xmlns:r="http://schemas.openxmlformats.org/officeDocument/2006/relationships" xmlns:m="http://schemas.openxmlformats.org/officeDocument/2006/math" xmlns:v="urn:schemas-microsoft-com:vml" xmlns:wp14="http://schemas.microsoft.com/office/word/2010/wordprocessingDrawing" xmlns:wp="http://schemas.openxmlformats.org/drawingml/2006/wordprocessingDrawing" xmlns:w10="urn:schemas-microsoft-com:office:word" xmlns:w="http://schemas.openxmlformats.org/wordprocessingml/2006/main" xmlns:w14="http://schemas.microsoft.com/office/word/2010/wordml" xmlns:w15="http://schemas.microsoft.com/office/word/2012/wordml" xmlns:w16cex="http://schemas.microsoft.com/office/word/2018/wordml/cex" xmlns:w16cid="http://schemas.microsoft.com/office/word/2016/wordml/cid" xmlns:w16="http://schemas.microsoft.com/office/word/2018/wordml" xmlns:w16du="http://schemas.microsoft.com/office/word/2023/wordml/word16du" xmlns:w16sdtdh="http://schemas.microsoft.com/office/word/2020/wordml/sdtdatahash" xmlns:w16sdtfl="http://schemas.microsoft.com/office/word/2024/wordml/sdtformatlock" xmlns:w16se="http://schemas.microsoft.com/office/word/2015/wordml/symex" xmlns:wpg="http://schemas.microsoft.com/office/word/2010/wordprocessingGroup" xmlns:wpi="http://schemas.microsoft.com/office/word/2010/wordprocessingInk" xmlns:wne="http://schemas.microsoft.com/office/word/2006/wordml" xmlns:wps="http://schemas.microsoft.com/office/word/2010/wordprocessingShape" mc:Ignorable="w14 w15 w16se w16cid w16 w16cex w16sdtdh w16sdtfl w16du wp14">
   <w:footnote w:type="separator" w:id="-1">
     <w:p>
       <w:pPr>
@@ -10807,7 +10165,7 @@
 </file>
 
 <file path=word/numbering.xml><?xml version="1.0" encoding="utf-8"?>
-<w:numbering xmlns:wpc="http://schemas.microsoft.com/office/word/2010/wordprocessingCanvas" xmlns:cx="http://schemas.microsoft.com/office/drawing/2014/chartex" xmlns:cx1="http://schemas.microsoft.com/office/drawing/2015/9/8/chartex" xmlns:cx2="http://schemas.microsoft.com/office/drawing/2015/10/21/chartex" xmlns:cx3="http://schemas.microsoft.com/office/drawing/2016/5/9/chartex" xmlns:cx4="http://schemas.microsoft.com/office/drawing/2016/5/10/chartex" xmlns:cx5="http://schemas.microsoft.com/office/drawing/2016/5/11/chartex" xmlns:cx6="http://schemas.microsoft.com/office/drawing/2016/5/12/chartex" xmlns:cx7="http://schemas.microsoft.com/office/drawing/2016/5/13/chartex" xmlns:cx8="http://schemas.microsoft.com/office/drawing/2016/5/14/chartex" xmlns:mc="http://schemas.openxmlformats.org/markup-compatibility/2006" xmlns:aink="http://schemas.microsoft.com/office/drawing/2016/ink" xmlns:am3d="http://schemas.microsoft.com/office/drawing/2017/model3d" xmlns:o="urn:schemas-microsoft-com:office:office" xmlns:oel="http://schemas.microsoft.com/office/2019/extlst" xmlns:r="http://schemas.openxmlformats.org/officeDocument/2006/relationships" xmlns:m="http://schemas.openxmlformats.org/officeDocument/2006/math" xmlns:v="urn:schemas-microsoft-com:vml" xmlns:wp14="http://schemas.microsoft.com/office/word/2010/wordprocessingDrawing" xmlns:wp="http://schemas.openxmlformats.org/drawingml/2006/wordprocessingDrawing" xmlns:w10="urn:schemas-microsoft-com:office:word" xmlns:w="http://schemas.openxmlformats.org/wordprocessingml/2006/main" xmlns:w14="http://schemas.microsoft.com/office/word/2010/wordml" xmlns:w15="http://schemas.microsoft.com/office/word/2012/wordml" xmlns:w16cex="http://schemas.microsoft.com/office/word/2018/wordml/cex" xmlns:w16cid="http://schemas.microsoft.com/office/word/2016/wordml/cid" xmlns:w16="http://schemas.microsoft.com/office/word/2018/wordml" xmlns:w16du="http://schemas.microsoft.com/office/word/2023/wordml/word16du" xmlns:w16sdtdh="http://schemas.microsoft.com/office/word/2020/wordml/sdtdatahash" xmlns:w16se="http://schemas.microsoft.com/office/word/2015/wordml/symex" xmlns:wpg="http://schemas.microsoft.com/office/word/2010/wordprocessingGroup" xmlns:wpi="http://schemas.microsoft.com/office/word/2010/wordprocessingInk" xmlns:wne="http://schemas.microsoft.com/office/word/2006/wordml" xmlns:wps="http://schemas.microsoft.com/office/word/2010/wordprocessingShape" mc:Ignorable="w14 w15 w16se w16cid w16 w16cex w16sdtdh w16du wp14">
+<w:numbering xmlns:wpc="http://schemas.microsoft.com/office/word/2010/wordprocessingCanvas" xmlns:cx="http://schemas.microsoft.com/office/drawing/2014/chartex" xmlns:cx1="http://schemas.microsoft.com/office/drawing/2015/9/8/chartex" xmlns:cx2="http://schemas.microsoft.com/office/drawing/2015/10/21/chartex" xmlns:cx3="http://schemas.microsoft.com/office/drawing/2016/5/9/chartex" xmlns:cx4="http://schemas.microsoft.com/office/drawing/2016/5/10/chartex" xmlns:cx5="http://schemas.microsoft.com/office/drawing/2016/5/11/chartex" xmlns:cx6="http://schemas.microsoft.com/office/drawing/2016/5/12/chartex" xmlns:cx7="http://schemas.microsoft.com/office/drawing/2016/5/13/chartex" xmlns:cx8="http://schemas.microsoft.com/office/drawing/2016/5/14/chartex" xmlns:mc="http://schemas.openxmlformats.org/markup-compatibility/2006" xmlns:aink="http://schemas.microsoft.com/office/drawing/2016/ink" xmlns:am3d="http://schemas.microsoft.com/office/drawing/2017/model3d" xmlns:o="urn:schemas-microsoft-com:office:office" xmlns:oel="http://schemas.microsoft.com/office/2019/extlst" xmlns:r="http://schemas.openxmlformats.org/officeDocument/2006/relationships" xmlns:m="http://schemas.openxmlformats.org/officeDocument/2006/math" xmlns:v="urn:schemas-microsoft-com:vml" xmlns:wp14="http://schemas.microsoft.com/office/word/2010/wordprocessingDrawing" xmlns:wp="http://schemas.openxmlformats.org/drawingml/2006/wordprocessingDrawing" xmlns:w10="urn:schemas-microsoft-com:office:word" xmlns:w="http://schemas.openxmlformats.org/wordprocessingml/2006/main" xmlns:w14="http://schemas.microsoft.com/office/word/2010/wordml" xmlns:w15="http://schemas.microsoft.com/office/word/2012/wordml" xmlns:w16cex="http://schemas.microsoft.com/office/word/2018/wordml/cex" xmlns:w16cid="http://schemas.microsoft.com/office/word/2016/wordml/cid" xmlns:w16="http://schemas.microsoft.com/office/word/2018/wordml" xmlns:w16du="http://schemas.microsoft.com/office/word/2023/wordml/word16du" xmlns:w16sdtdh="http://schemas.microsoft.com/office/word/2020/wordml/sdtdatahash" xmlns:w16sdtfl="http://schemas.microsoft.com/office/word/2024/wordml/sdtformatlock" xmlns:w16se="http://schemas.microsoft.com/office/word/2015/wordml/symex" xmlns:wpg="http://schemas.microsoft.com/office/word/2010/wordprocessingGroup" xmlns:wpi="http://schemas.microsoft.com/office/word/2010/wordprocessingInk" xmlns:wne="http://schemas.microsoft.com/office/word/2006/wordml" xmlns:wps="http://schemas.microsoft.com/office/word/2010/wordprocessingShape" mc:Ignorable="w14 w15 w16se w16cid w16 w16cex w16sdtdh w16sdtfl w16du wp14">
   <w:abstractNum w:abstractNumId="0" w15:restartNumberingAfterBreak="0">
     <w:nsid w:val="0332416B"/>
     <w:multiLevelType w:val="multilevel"/>
@@ -11866,7 +11224,7 @@
 </file>
 
 <file path=word/styles.xml><?xml version="1.0" encoding="utf-8"?>
-<w:styles xmlns:mc="http://schemas.openxmlformats.org/markup-compatibility/2006" xmlns:r="http://schemas.openxmlformats.org/officeDocument/2006/relationships" xmlns:w="http://schemas.openxmlformats.org/wordprocessingml/2006/main" xmlns:w14="http://schemas.microsoft.com/office/word/2010/wordml" xmlns:w15="http://schemas.microsoft.com/office/word/2012/wordml" xmlns:w16cex="http://schemas.microsoft.com/office/word/2018/wordml/cex" xmlns:w16cid="http://schemas.microsoft.com/office/word/2016/wordml/cid" xmlns:w16="http://schemas.microsoft.com/office/word/2018/wordml" xmlns:w16du="http://schemas.microsoft.com/office/word/2023/wordml/word16du" xmlns:w16sdtdh="http://schemas.microsoft.com/office/word/2020/wordml/sdtdatahash" xmlns:w16se="http://schemas.microsoft.com/office/word/2015/wordml/symex" mc:Ignorable="w14 w15 w16se w16cid w16 w16cex w16sdtdh w16du">
+<w:styles xmlns:mc="http://schemas.openxmlformats.org/markup-compatibility/2006" xmlns:r="http://schemas.openxmlformats.org/officeDocument/2006/relationships" xmlns:w="http://schemas.openxmlformats.org/wordprocessingml/2006/main" xmlns:w14="http://schemas.microsoft.com/office/word/2010/wordml" xmlns:w15="http://schemas.microsoft.com/office/word/2012/wordml" xmlns:w16cex="http://schemas.microsoft.com/office/word/2018/wordml/cex" xmlns:w16cid="http://schemas.microsoft.com/office/word/2016/wordml/cid" xmlns:w16="http://schemas.microsoft.com/office/word/2018/wordml" xmlns:w16du="http://schemas.microsoft.com/office/word/2023/wordml/word16du" xmlns:w16sdtdh="http://schemas.microsoft.com/office/word/2020/wordml/sdtdatahash" xmlns:w16sdtfl="http://schemas.microsoft.com/office/word/2024/wordml/sdtformatlock" xmlns:w16se="http://schemas.microsoft.com/office/word/2015/wordml/symex" mc:Ignorable="w14 w15 w16se w16cid w16 w16cex w16sdtdh w16sdtfl w16du">
   <w:docDefaults>
     <w:rPrDefault>
       <w:rPr>
@@ -13557,10 +12915,6 @@
 </file>
 
 <file path=customXml/item1.xml><?xml version="1.0" encoding="utf-8"?>
-<b:Sources xmlns:b="http://schemas.openxmlformats.org/officeDocument/2006/bibliography" xmlns="http://schemas.openxmlformats.org/officeDocument/2006/bibliography" SelectedStyle="\APASixthEditionOfficeOnline.xsl" StyleName="APA" Version="6"/>
-</file>
-
-<file path=customXml/item2.xml><?xml version="1.0" encoding="utf-8"?>
 <p:properties xmlns:p="http://schemas.microsoft.com/office/2006/metadata/properties" xmlns:xsi="http://www.w3.org/2001/XMLSchema-instance" xmlns:pc="http://schemas.microsoft.com/office/infopath/2007/PartnerControls">
   <documentManagement>
     <Order1 xmlns="084a5cd8-1559-4e94-ac72-b94fb9abc19e">45</Order1>
@@ -13580,7 +12934,20 @@
 </p:properties>
 </file>
 
+<file path=customXml/item2.xml><?xml version="1.0" encoding="utf-8"?>
+<b:Sources xmlns:b="http://schemas.openxmlformats.org/officeDocument/2006/bibliography" xmlns="http://schemas.openxmlformats.org/officeDocument/2006/bibliography" SelectedStyle="\APASixthEditionOfficeOnline.xsl" StyleName="APA" Version="6"/>
+</file>
+
 <file path=customXml/item3.xml><?xml version="1.0" encoding="utf-8"?>
+<?mso-contentType ?>
+<FormTemplates xmlns="http://schemas.microsoft.com/sharepoint/v3/contenttype/forms">
+  <Display>DocumentLibraryForm</Display>
+  <Edit>DocumentLibraryForm</Edit>
+  <New>DocumentLibraryForm</New>
+</FormTemplates>
+</file>
+
+<file path=customXml/item4.xml><?xml version="1.0" encoding="utf-8"?>
 <ct:contentTypeSchema xmlns:ct="http://schemas.microsoft.com/office/2006/metadata/contentType" xmlns:ma="http://schemas.microsoft.com/office/2006/metadata/properties/metaAttributes" ct:_="" ma:_="" ma:contentTypeName="EC Document" ma:contentTypeID="0x010100258AA79CEB83498886A3A086811232500015D68561EDF2314DA91E1210E4D82B5C" ma:contentTypeVersion="38" ma:contentTypeDescription="Create a new document in this library." ma:contentTypeScope="" ma:versionID="3bfd783927ea96c5c14b5f9466c0d5de">
   <xsd:schema xmlns:xsd="http://www.w3.org/2001/XMLSchema" xmlns:xs="http://www.w3.org/2001/XMLSchema" xmlns:p="http://schemas.microsoft.com/office/2006/metadata/properties" xmlns:ns2="084a5cd8-1559-4e94-ac72-b94fb9abc19e" targetNamespace="http://schemas.microsoft.com/office/2006/metadata/properties" ma:root="true" ma:fieldsID="6907ed16e1ea7430830aa2dae5b3c1f7" ns2:_="">
     <xsd:import namespace="084a5cd8-1559-4e94-ac72-b94fb9abc19e"/>
@@ -13922,24 +13289,7 @@
 </ct:contentTypeSchema>
 </file>
 
-<file path=customXml/item4.xml><?xml version="1.0" encoding="utf-8"?>
-<?mso-contentType ?>
-<FormTemplates xmlns="http://schemas.microsoft.com/sharepoint/v3/contenttype/forms">
-  <Display>DocumentLibraryForm</Display>
-  <Edit>DocumentLibraryForm</Edit>
-  <New>DocumentLibraryForm</New>
-</FormTemplates>
-</file>
-
 <file path=customXml/itemProps1.xml><?xml version="1.0" encoding="utf-8"?>
-<ds:datastoreItem xmlns:ds="http://schemas.openxmlformats.org/officeDocument/2006/customXml" ds:itemID="{E6E3F1C5-BDFC-4981-9034-4A05696CDD37}">
-  <ds:schemaRefs>
-    <ds:schemaRef ds:uri="http://schemas.openxmlformats.org/officeDocument/2006/bibliography"/>
-  </ds:schemaRefs>
-</ds:datastoreItem>
-</file>
-
-<file path=customXml/itemProps2.xml><?xml version="1.0" encoding="utf-8"?>
 <ds:datastoreItem xmlns:ds="http://schemas.openxmlformats.org/officeDocument/2006/customXml" ds:itemID="{FA90FD41-FA76-42DA-A088-7C01AECDABAA}">
   <ds:schemaRefs>
     <ds:schemaRef ds:uri="http://schemas.microsoft.com/office/2006/metadata/properties"/>
@@ -13949,7 +13299,23 @@
 </ds:datastoreItem>
 </file>
 
+<file path=customXml/itemProps2.xml><?xml version="1.0" encoding="utf-8"?>
+<ds:datastoreItem xmlns:ds="http://schemas.openxmlformats.org/officeDocument/2006/customXml" ds:itemID="{E6E3F1C5-BDFC-4981-9034-4A05696CDD37}">
+  <ds:schemaRefs>
+    <ds:schemaRef ds:uri="http://schemas.openxmlformats.org/officeDocument/2006/bibliography"/>
+  </ds:schemaRefs>
+</ds:datastoreItem>
+</file>
+
 <file path=customXml/itemProps3.xml><?xml version="1.0" encoding="utf-8"?>
+<ds:datastoreItem xmlns:ds="http://schemas.openxmlformats.org/officeDocument/2006/customXml" ds:itemID="{E5ABEBC2-8F24-42D8-B0A5-1D2B76C15645}">
+  <ds:schemaRefs>
+    <ds:schemaRef ds:uri="http://schemas.microsoft.com/sharepoint/v3/contenttype/forms"/>
+  </ds:schemaRefs>
+</ds:datastoreItem>
+</file>
+
+<file path=customXml/itemProps4.xml><?xml version="1.0" encoding="utf-8"?>
 <ds:datastoreItem xmlns:ds="http://schemas.openxmlformats.org/officeDocument/2006/customXml" ds:itemID="{789122CC-B268-41FA-A377-ABDD5160F69C}">
   <ds:schemaRefs>
     <ds:schemaRef ds:uri="http://schemas.microsoft.com/office/2006/metadata/contentType"/>
@@ -13965,12 +13331,4 @@
     <ds:schemaRef ds:uri="http://schemas.microsoft.com/internal/obd"/>
   </ds:schemaRefs>
 </ds:datastoreItem>
-</file>
-
-<file path=customXml/itemProps4.xml><?xml version="1.0" encoding="utf-8"?>
-<ds:datastoreItem xmlns:ds="http://schemas.openxmlformats.org/officeDocument/2006/customXml" ds:itemID="{E5ABEBC2-8F24-42D8-B0A5-1D2B76C15645}">
-  <ds:schemaRefs>
-    <ds:schemaRef ds:uri="http://schemas.microsoft.com/sharepoint/v3/contenttype/forms"/>
-  </ds:schemaRefs>
-</ds:datastoreItem>
 </file>
--- a/src/main/resources/org/damap/base/template/horizonEuropeTemplate.docx
+++ b/src/main/resources/org/damap/base/template/horizonEuropeTemplate.docx
@@ -17,7 +17,29 @@
           <w:sz w:val="72"/>
           <w:szCs w:val="72"/>
         </w:rPr>
-        <w:t>[projectname]</w:t>
+        <w:t>[</w:t>
+      </w:r>
+      <w:proofErr w:type="spellStart"/>
+      <w:r>
+        <w:rPr>
+          <w:b/>
+          <w:bCs/>
+          <w:color w:val="000000" w:themeColor="text1"/>
+          <w:sz w:val="72"/>
+          <w:szCs w:val="72"/>
+        </w:rPr>
+        <w:t>projectname</w:t>
+      </w:r>
+      <w:proofErr w:type="spellEnd"/>
+      <w:r>
+        <w:rPr>
+          <w:b/>
+          <w:bCs/>
+          <w:color w:val="000000" w:themeColor="text1"/>
+          <w:sz w:val="72"/>
+          <w:szCs w:val="72"/>
+        </w:rPr>
+        <w:t>]</w:t>
       </w:r>
     </w:p>
     <w:p>
@@ -535,22 +557,45 @@
               <w:rPr>
                 <w:rFonts w:eastAsia="Arial"/>
               </w:rPr>
-              <w:t>This deliverable is the initial Data Management Plan (DMP) for t</w:t>
+              <w:t xml:space="preserve">This </w:t>
+            </w:r>
+            <w:proofErr w:type="gramStart"/>
+            <w:r>
+              <w:rPr>
+                <w:rFonts w:eastAsia="Arial"/>
+              </w:rPr>
+              <w:t>deliverable</w:t>
+            </w:r>
+            <w:proofErr w:type="gramEnd"/>
+            <w:r>
+              <w:rPr>
+                <w:rFonts w:eastAsia="Arial"/>
+              </w:rPr>
+              <w:t xml:space="preserve"> is the initial Data Management Plan (DMP) for t</w:t>
             </w:r>
             <w:r>
               <w:rPr>
                 <w:rFonts w:eastAsia="Arial"/>
                 <w:color w:val="000000" w:themeColor="text1"/>
               </w:rPr>
-              <w:t>he [projectname</w:t>
-            </w:r>
+              <w:t>he [</w:t>
+            </w:r>
+            <w:proofErr w:type="spellStart"/>
             <w:r>
               <w:rPr>
                 <w:rFonts w:eastAsia="Arial"/>
                 <w:color w:val="000000" w:themeColor="text1"/>
               </w:rPr>
+              <w:t>projectname</w:t>
+            </w:r>
+            <w:r>
+              <w:rPr>
+                <w:rFonts w:eastAsia="Arial"/>
+                <w:color w:val="000000" w:themeColor="text1"/>
+              </w:rPr>
               <w:t>Text</w:t>
             </w:r>
+            <w:proofErr w:type="spellEnd"/>
             <w:r>
               <w:rPr>
                 <w:rFonts w:eastAsia="Arial"/>
@@ -671,14 +716,22 @@
         <w:rPr>
           <w:color w:val="000000" w:themeColor="text1"/>
         </w:rPr>
-        <w:t>This work by parties of the [projectname</w:t>
-      </w:r>
+        <w:t>This work by parties of the [</w:t>
+      </w:r>
+      <w:proofErr w:type="spellStart"/>
       <w:r>
         <w:rPr>
           <w:color w:val="000000" w:themeColor="text1"/>
         </w:rPr>
+        <w:t>projectname</w:t>
+      </w:r>
+      <w:r>
+        <w:rPr>
+          <w:color w:val="000000" w:themeColor="text1"/>
+        </w:rPr>
         <w:t>Text</w:t>
       </w:r>
+      <w:proofErr w:type="spellEnd"/>
       <w:r>
         <w:rPr>
           <w:color w:val="000000" w:themeColor="text1"/>
@@ -699,25 +752,61 @@
         <w:rPr>
           <w:color w:val="000000" w:themeColor="text1"/>
         </w:rPr>
-        <w:t>). The [projectname</w:t>
-      </w:r>
+        <w:t>). The [</w:t>
+      </w:r>
+      <w:proofErr w:type="spellStart"/>
       <w:r>
         <w:rPr>
           <w:color w:val="000000" w:themeColor="text1"/>
         </w:rPr>
+        <w:t>projectname</w:t>
+      </w:r>
+      <w:r>
+        <w:rPr>
+          <w:color w:val="000000" w:themeColor="text1"/>
+        </w:rPr>
         <w:t>Text</w:t>
       </w:r>
+      <w:proofErr w:type="spellEnd"/>
       <w:r>
         <w:rPr>
           <w:color w:val="000000" w:themeColor="text1"/>
         </w:rPr>
-        <w:t xml:space="preserve">] project is funded by the European Union Horizon Europe programme under Grant Agreement No </w:t>
-      </w:r>
+        <w:t xml:space="preserve">] project is funded by the European Union Horizon Europe </w:t>
+      </w:r>
+      <w:proofErr w:type="spellStart"/>
       <w:r>
         <w:rPr>
           <w:color w:val="000000" w:themeColor="text1"/>
         </w:rPr>
-        <w:t>[grantid].</w:t>
+        <w:t>programme</w:t>
+      </w:r>
+      <w:proofErr w:type="spellEnd"/>
+      <w:r>
+        <w:rPr>
+          <w:color w:val="000000" w:themeColor="text1"/>
+        </w:rPr>
+        <w:t xml:space="preserve"> under Grant Agreement No </w:t>
+      </w:r>
+      <w:r>
+        <w:rPr>
+          <w:color w:val="000000" w:themeColor="text1"/>
+        </w:rPr>
+        <w:t>[</w:t>
+      </w:r>
+      <w:proofErr w:type="spellStart"/>
+      <w:r>
+        <w:rPr>
+          <w:color w:val="000000" w:themeColor="text1"/>
+        </w:rPr>
+        <w:t>grantid</w:t>
+      </w:r>
+      <w:proofErr w:type="spellEnd"/>
+      <w:r>
+        <w:rPr>
+          <w:color w:val="000000" w:themeColor="text1"/>
+        </w:rPr>
+        <w:t>].</w:t>
       </w:r>
     </w:p>
     <w:p>
@@ -1540,7 +1629,27 @@
                 <w:sz w:val="20"/>
                 <w:szCs w:val="20"/>
               </w:rPr>
-              <w:t>[dd.mm.yyyy]</w:t>
+              <w:t>[</w:t>
+            </w:r>
+            <w:proofErr w:type="spellStart"/>
+            <w:proofErr w:type="gramStart"/>
+            <w:r>
+              <w:rPr>
+                <w:color w:val="92D050"/>
+                <w:sz w:val="20"/>
+                <w:szCs w:val="20"/>
+              </w:rPr>
+              <w:t>dd.mm.yyyy</w:t>
+            </w:r>
+            <w:proofErr w:type="spellEnd"/>
+            <w:proofErr w:type="gramEnd"/>
+            <w:r>
+              <w:rPr>
+                <w:color w:val="92D050"/>
+                <w:sz w:val="20"/>
+                <w:szCs w:val="20"/>
+              </w:rPr>
+              <w:t>]</w:t>
             </w:r>
           </w:p>
         </w:tc>
@@ -1761,21 +1870,12 @@
     </w:p>
     <w:p>
       <w:pPr>
-        <w:rPr>
-          <w:color w:val="2E74B5" w:themeColor="accent1" w:themeShade="BF"/>
-        </w:rPr>
-      </w:pPr>
-      <w:hyperlink r:id="rId13" w:tgtFrame="https://eosc-portal.eu/glossary">
-        <w:r>
-          <w:rPr>
-            <w:rStyle w:val="Hyperlink"/>
-            <w:rFonts w:ascii="Open Sans" w:hAnsi="Open Sans"/>
-            <w:color w:val="2E74B5" w:themeColor="accent1" w:themeShade="BF"/>
-            <w:sz w:val="22"/>
-          </w:rPr>
-          <w:t>https://eosc-portal.eu/glossary</w:t>
-        </w:r>
-      </w:hyperlink>
+        <w:spacing w:before="240"/>
+        <w:rPr>
+          <w:b/>
+          <w:bCs/>
+        </w:rPr>
+      </w:pPr>
     </w:p>
     <w:tbl>
       <w:tblPr>
@@ -1823,7 +1923,7 @@
         </w:tc>
         <w:tc>
           <w:tcPr>
-            <w:tcW w:w="7086" w:type="dxa"/>
+            <w:tcW w:w="7087" w:type="dxa"/>
             <w:tcBorders>
               <w:top w:val="single" w:sz="12" w:space="0" w:color="BFBFBF"/>
               <w:left w:val="single" w:sz="12" w:space="0" w:color="BFBFBF"/>
@@ -1886,7 +1986,7 @@
         </w:tc>
         <w:tc>
           <w:tcPr>
-            <w:tcW w:w="7086" w:type="dxa"/>
+            <w:tcW w:w="7087" w:type="dxa"/>
             <w:tcBorders>
               <w:top w:val="single" w:sz="12" w:space="0" w:color="BFBFBF"/>
               <w:left w:val="single" w:sz="12" w:space="0" w:color="BFBFBF"/>
@@ -1943,7 +2043,7 @@
         </w:tc>
         <w:tc>
           <w:tcPr>
-            <w:tcW w:w="7086" w:type="dxa"/>
+            <w:tcW w:w="7087" w:type="dxa"/>
             <w:tcBorders>
               <w:top w:val="single" w:sz="12" w:space="0" w:color="BFBFBF"/>
               <w:left w:val="single" w:sz="12" w:space="0" w:color="BFBFBF"/>
@@ -1993,13 +2093,13 @@
               </w:rPr>
             </w:pPr>
             <w:r>
-              <w:t>EOSC</w:t>
-            </w:r>
-          </w:p>
-        </w:tc>
-        <w:tc>
-          <w:tcPr>
-            <w:tcW w:w="7086" w:type="dxa"/>
+              <w:t>FAIR</w:t>
+            </w:r>
+          </w:p>
+        </w:tc>
+        <w:tc>
+          <w:tcPr>
+            <w:tcW w:w="7087" w:type="dxa"/>
             <w:tcBorders>
               <w:top w:val="single" w:sz="12" w:space="0" w:color="BFBFBF"/>
               <w:left w:val="single" w:sz="12" w:space="0" w:color="BFBFBF"/>
@@ -2020,7 +2120,7 @@
               </w:rPr>
             </w:pPr>
             <w:r>
-              <w:t>European Open Science Cloud</w:t>
+              <w:t>FAIR-Principles: Findable, Accessible, Interoperable, and Reusable</w:t>
             </w:r>
           </w:p>
         </w:tc>
@@ -2041,21 +2141,15 @@
               <w:widowControl w:val="0"/>
               <w:spacing w:before="60" w:after="60"/>
               <w:jc w:val="left"/>
-              <w:rPr>
-                <w:color w:val="000000"/>
-                <w:sz w:val="20"/>
-                <w:szCs w:val="20"/>
-                <w:lang w:val="en-GB"/>
-              </w:rPr>
-            </w:pPr>
-            <w:r>
-              <w:t>FAIR</w:t>
-            </w:r>
-          </w:p>
-        </w:tc>
-        <w:tc>
-          <w:tcPr>
-            <w:tcW w:w="7086" w:type="dxa"/>
+            </w:pPr>
+            <w:r>
+              <w:t>MB</w:t>
+            </w:r>
+          </w:p>
+        </w:tc>
+        <w:tc>
+          <w:tcPr>
+            <w:tcW w:w="7087" w:type="dxa"/>
             <w:tcBorders>
               <w:top w:val="single" w:sz="12" w:space="0" w:color="BFBFBF"/>
               <w:left w:val="single" w:sz="12" w:space="0" w:color="BFBFBF"/>
@@ -2068,15 +2162,9 @@
               <w:widowControl w:val="0"/>
               <w:spacing w:before="60" w:after="60"/>
               <w:jc w:val="left"/>
-              <w:rPr>
-                <w:color w:val="000000"/>
-                <w:sz w:val="20"/>
-                <w:szCs w:val="20"/>
-                <w:lang w:val="en-GB"/>
-              </w:rPr>
-            </w:pPr>
-            <w:r>
-              <w:t>FAIR-Principles: Findable, Accessible, Interoperable, and Reusable</w:t>
+            </w:pPr>
+            <w:r>
+              <w:t>Megabyte</w:t>
             </w:r>
           </w:p>
         </w:tc>
@@ -2099,13 +2187,13 @@
               <w:jc w:val="left"/>
             </w:pPr>
             <w:r>
-              <w:t>MB</w:t>
-            </w:r>
-          </w:p>
-        </w:tc>
-        <w:tc>
-          <w:tcPr>
-            <w:tcW w:w="7086" w:type="dxa"/>
+              <w:t>PDF</w:t>
+            </w:r>
+          </w:p>
+        </w:tc>
+        <w:tc>
+          <w:tcPr>
+            <w:tcW w:w="7087" w:type="dxa"/>
             <w:tcBorders>
               <w:top w:val="single" w:sz="12" w:space="0" w:color="BFBFBF"/>
               <w:left w:val="single" w:sz="12" w:space="0" w:color="BFBFBF"/>
@@ -2120,7 +2208,7 @@
               <w:jc w:val="left"/>
             </w:pPr>
             <w:r>
-              <w:t>Megabyte</w:t>
+              <w:t xml:space="preserve">Portable Document Format </w:t>
             </w:r>
           </w:p>
         </w:tc>
@@ -2143,57 +2231,13 @@
               <w:jc w:val="left"/>
             </w:pPr>
             <w:r>
-              <w:t>PDF</w:t>
-            </w:r>
-          </w:p>
-        </w:tc>
-        <w:tc>
-          <w:tcPr>
-            <w:tcW w:w="7086" w:type="dxa"/>
-            <w:tcBorders>
-              <w:top w:val="single" w:sz="12" w:space="0" w:color="BFBFBF"/>
-              <w:left w:val="single" w:sz="12" w:space="0" w:color="BFBFBF"/>
-              <w:bottom w:val="single" w:sz="12" w:space="0" w:color="BFBFBF"/>
-              <w:right w:val="single" w:sz="12" w:space="0" w:color="BFBFBF"/>
-            </w:tcBorders>
-          </w:tcPr>
-          <w:p>
-            <w:pPr>
-              <w:widowControl w:val="0"/>
-              <w:spacing w:before="60" w:after="60"/>
-              <w:jc w:val="left"/>
-            </w:pPr>
-            <w:r>
-              <w:t xml:space="preserve">Portable Document Format </w:t>
-            </w:r>
-          </w:p>
-        </w:tc>
-      </w:tr>
-      <w:tr>
-        <w:tc>
-          <w:tcPr>
-            <w:tcW w:w="2112" w:type="dxa"/>
-            <w:tcBorders>
-              <w:top w:val="single" w:sz="12" w:space="0" w:color="BFBFBF"/>
-              <w:left w:val="single" w:sz="12" w:space="0" w:color="BFBFBF"/>
-              <w:bottom w:val="single" w:sz="12" w:space="0" w:color="BFBFBF"/>
-              <w:right w:val="single" w:sz="12" w:space="0" w:color="BFBFBF"/>
-            </w:tcBorders>
-          </w:tcPr>
-          <w:p>
-            <w:pPr>
-              <w:widowControl w:val="0"/>
-              <w:spacing w:before="60" w:after="60"/>
-              <w:jc w:val="left"/>
-            </w:pPr>
-            <w:r>
               <w:t>WP</w:t>
             </w:r>
           </w:p>
         </w:tc>
         <w:tc>
           <w:tcPr>
-            <w:tcW w:w="7086" w:type="dxa"/>
+            <w:tcW w:w="7087" w:type="dxa"/>
             <w:tcBorders>
               <w:top w:val="single" w:sz="12" w:space="0" w:color="BFBFBF"/>
               <w:left w:val="single" w:sz="12" w:space="0" w:color="BFBFBF"/>
@@ -4648,7 +4692,7 @@
       <w:r>
         <w:t xml:space="preserve">A data management plan (DMP) is a structured document that keeps record of what research data is created or reused and what happens to that data during and after a project. It helps with planning the research process and defining responsibilities in a research project involving several researchers or institutions. For writing this DMP, we followed the </w:t>
       </w:r>
-      <w:hyperlink r:id="rId14">
+      <w:hyperlink r:id="rId13">
         <w:r>
           <w:rPr>
             <w:rStyle w:val="Hyperlink"/>
@@ -4672,21 +4716,53 @@
           <w:bCs/>
           <w:color w:val="404040"/>
         </w:rPr>
-        <w:t>[datamanager]</w:t>
-      </w:r>
+        <w:t>[</w:t>
+      </w:r>
+      <w:proofErr w:type="spellStart"/>
       <w:r>
         <w:rPr>
           <w:bCs/>
           <w:color w:val="404040"/>
         </w:rPr>
-        <w:t xml:space="preserve"> </w:t>
-      </w:r>
+        <w:t>datamanager</w:t>
+      </w:r>
+      <w:proofErr w:type="spellEnd"/>
       <w:r>
         <w:rPr>
           <w:bCs/>
           <w:color w:val="404040"/>
         </w:rPr>
-        <w:t>[datamanagerInfo]</w:t>
+        <w:t>]</w:t>
+      </w:r>
+      <w:r>
+        <w:rPr>
+          <w:bCs/>
+          <w:color w:val="404040"/>
+        </w:rPr>
+        <w:t xml:space="preserve"> </w:t>
+      </w:r>
+      <w:r>
+        <w:rPr>
+          <w:bCs/>
+          <w:color w:val="404040"/>
+        </w:rPr>
+        <w:t>[</w:t>
+      </w:r>
+      <w:proofErr w:type="spellStart"/>
+      <w:r>
+        <w:rPr>
+          <w:bCs/>
+          <w:color w:val="404040"/>
+        </w:rPr>
+        <w:t>datamanagerInfo</w:t>
+      </w:r>
+      <w:proofErr w:type="spellEnd"/>
+      <w:r>
+        <w:rPr>
+          <w:bCs/>
+          <w:color w:val="404040"/>
+        </w:rPr>
+        <w:t>]</w:t>
       </w:r>
     </w:p>
     <w:p>
@@ -5173,7 +5249,25 @@
                 <w:sz w:val="18"/>
                 <w:szCs w:val="18"/>
               </w:rPr>
-              <w:t>[datasetTable]</w:t>
+              <w:t>[</w:t>
+            </w:r>
+            <w:proofErr w:type="spellStart"/>
+            <w:r>
+              <w:rPr>
+                <w:color w:val="auto"/>
+                <w:sz w:val="18"/>
+                <w:szCs w:val="18"/>
+              </w:rPr>
+              <w:t>datasetTable</w:t>
+            </w:r>
+            <w:proofErr w:type="spellEnd"/>
+            <w:r>
+              <w:rPr>
+                <w:color w:val="auto"/>
+                <w:sz w:val="18"/>
+                <w:szCs w:val="18"/>
+              </w:rPr>
+              <w:t>]</w:t>
             </w:r>
           </w:p>
         </w:tc>
@@ -5452,7 +5546,21 @@
         <w:rPr>
           <w:color w:val="auto"/>
         </w:rPr>
-        <w:t>[produceddatadescription]</w:t>
+        <w:t>[</w:t>
+      </w:r>
+      <w:proofErr w:type="spellStart"/>
+      <w:r>
+        <w:rPr>
+          <w:color w:val="auto"/>
+        </w:rPr>
+        <w:t>produceddatadescription</w:t>
+      </w:r>
+      <w:proofErr w:type="spellEnd"/>
+      <w:r>
+        <w:rPr>
+          <w:color w:val="auto"/>
+        </w:rPr>
+        <w:t>]</w:t>
       </w:r>
     </w:p>
     <w:p>
@@ -5465,7 +5573,21 @@
         <w:rPr>
           <w:color w:val="auto"/>
         </w:rPr>
-        <w:t>[datasetTechnicalResources]</w:t>
+        <w:t>[</w:t>
+      </w:r>
+      <w:proofErr w:type="spellStart"/>
+      <w:r>
+        <w:rPr>
+          <w:color w:val="auto"/>
+        </w:rPr>
+        <w:t>datasetTechnicalResources</w:t>
+      </w:r>
+      <w:proofErr w:type="spellEnd"/>
+      <w:r>
+        <w:rPr>
+          <w:color w:val="auto"/>
+        </w:rPr>
+        <w:t>]</w:t>
       </w:r>
     </w:p>
     <w:p>
@@ -5716,7 +5838,25 @@
                 <w:sz w:val="18"/>
                 <w:szCs w:val="18"/>
               </w:rPr>
-              <w:t>[reusedDatasetTable]</w:t>
+              <w:t>[</w:t>
+            </w:r>
+            <w:proofErr w:type="spellStart"/>
+            <w:r>
+              <w:rPr>
+                <w:color w:val="auto"/>
+                <w:sz w:val="18"/>
+                <w:szCs w:val="18"/>
+              </w:rPr>
+              <w:t>reusedDatasetTable</w:t>
+            </w:r>
+            <w:proofErr w:type="spellEnd"/>
+            <w:r>
+              <w:rPr>
+                <w:color w:val="auto"/>
+                <w:sz w:val="18"/>
+                <w:szCs w:val="18"/>
+              </w:rPr>
+              <w:t>]</w:t>
             </w:r>
           </w:p>
         </w:tc>
@@ -5922,7 +6062,15 @@
     <w:p>
       <w:bookmarkStart w:id="12" w:name="_Toc156287341"/>
       <w:r>
-        <w:t>[reuseddatadescription]</w:t>
+        <w:t>[</w:t>
+      </w:r>
+      <w:proofErr w:type="spellStart"/>
+      <w:r>
+        <w:t>reuseddatadescription</w:t>
+      </w:r>
+      <w:proofErr w:type="spellEnd"/>
+      <w:r>
+        <w:t>]</w:t>
       </w:r>
     </w:p>
     <w:p>
@@ -5948,7 +6096,23 @@
           <w:rFonts w:eastAsiaTheme="minorEastAsia"/>
           <w:color w:val="auto"/>
         </w:rPr>
-        <w:t>[datageneration]</w:t>
+        <w:t>[</w:t>
+      </w:r>
+      <w:proofErr w:type="spellStart"/>
+      <w:r>
+        <w:rPr>
+          <w:rFonts w:eastAsiaTheme="minorEastAsia"/>
+          <w:color w:val="auto"/>
+        </w:rPr>
+        <w:t>datageneration</w:t>
+      </w:r>
+      <w:proofErr w:type="spellEnd"/>
+      <w:r>
+        <w:rPr>
+          <w:rFonts w:eastAsiaTheme="minorEastAsia"/>
+          <w:color w:val="auto"/>
+        </w:rPr>
+        <w:t>]</w:t>
       </w:r>
     </w:p>
     <w:p>
@@ -5968,7 +6132,15 @@
         </w:rPr>
       </w:pPr>
       <w:r>
-        <w:t>[targetaudience]</w:t>
+        <w:t>[</w:t>
+      </w:r>
+      <w:proofErr w:type="spellStart"/>
+      <w:r>
+        <w:t>targetaudience</w:t>
+      </w:r>
+      <w:proofErr w:type="spellEnd"/>
+      <w:r>
+        <w:t>]</w:t>
       </w:r>
     </w:p>
     <w:p>
@@ -6118,7 +6290,15 @@
     </w:p>
     <w:p>
       <w:r>
-        <w:t>We will make our data findable by uploading it to a data repository that provides a persistent identifier, and adding relevant metadata.</w:t>
+        <w:t xml:space="preserve">We will make our data findable by uploading it to a data repository that provides a persistent </w:t>
+      </w:r>
+      <w:proofErr w:type="gramStart"/>
+      <w:r>
+        <w:t>identifier, and</w:t>
+      </w:r>
+      <w:proofErr w:type="gramEnd"/>
+      <w:r>
+        <w:t xml:space="preserve"> adding relevant metadata.</w:t>
       </w:r>
       <w:r>
         <w:t xml:space="preserve"> </w:t>
@@ -6129,7 +6309,15 @@
     </w:p>
     <w:p>
       <w:r>
-        <w:t>[dataorganisation]</w:t>
+        <w:t>[</w:t>
+      </w:r>
+      <w:proofErr w:type="spellStart"/>
+      <w:r>
+        <w:t>dataorganisation</w:t>
+      </w:r>
+      <w:proofErr w:type="spellEnd"/>
+      <w:r>
+        <w:t>]</w:t>
       </w:r>
     </w:p>
     <w:p>
@@ -6509,13 +6697,23 @@
           <w:color w:val="auto"/>
         </w:rPr>
       </w:pPr>
+      <w:proofErr w:type="spellStart"/>
       <w:r>
         <w:rPr>
           <w:b/>
           <w:bCs/>
           <w:color w:val="auto"/>
         </w:rPr>
-        <w:t>Metadata:</w:t>
+        <w:t>Metadata</w:t>
+      </w:r>
+      <w:proofErr w:type="spellEnd"/>
+      <w:r>
+        <w:rPr>
+          <w:b/>
+          <w:bCs/>
+          <w:color w:val="auto"/>
+        </w:rPr>
+        <w:t>:</w:t>
       </w:r>
     </w:p>
     <w:p>
@@ -6602,7 +6800,23 @@
           <w:color w:val="auto"/>
           <w:lang w:val="en-GB"/>
         </w:rPr>
-        <w:t>Will documentation or reference about any software be needed to access or read the data be included? Will it be possible to include the relevant software (e.g. in open source code)?</w:t>
+        <w:t xml:space="preserve">Will documentation or reference about any software be needed to access or read the data be included? Will it be possible to include the relevant software (e.g. in </w:t>
+      </w:r>
+      <w:proofErr w:type="gramStart"/>
+      <w:r>
+        <w:rPr>
+          <w:color w:val="auto"/>
+          <w:lang w:val="en-GB"/>
+        </w:rPr>
+        <w:t>open source</w:t>
+      </w:r>
+      <w:proofErr w:type="gramEnd"/>
+      <w:r>
+        <w:rPr>
+          <w:color w:val="auto"/>
+          <w:lang w:val="en-GB"/>
+        </w:rPr>
+        <w:t xml:space="preserve"> code)?</w:t>
       </w:r>
     </w:p>
     <w:p>
@@ -6918,7 +7132,25 @@
                 <w:sz w:val="18"/>
                 <w:szCs w:val="18"/>
               </w:rPr>
-              <w:t>[datasetPublicationTable]</w:t>
+              <w:t>[</w:t>
+            </w:r>
+            <w:proofErr w:type="spellStart"/>
+            <w:r>
+              <w:rPr>
+                <w:color w:val="auto"/>
+                <w:sz w:val="18"/>
+                <w:szCs w:val="18"/>
+              </w:rPr>
+              <w:t>datasetPublicationTable</w:t>
+            </w:r>
+            <w:proofErr w:type="spellEnd"/>
+            <w:r>
+              <w:rPr>
+                <w:color w:val="auto"/>
+                <w:sz w:val="18"/>
+                <w:szCs w:val="18"/>
+              </w:rPr>
+              <w:t>]</w:t>
             </w:r>
           </w:p>
         </w:tc>
@@ -7193,13 +7425,21 @@
         <w:spacing w:before="240"/>
       </w:pPr>
       <w:r>
-        <w:t>[closed</w:t>
+        <w:t>[</w:t>
+      </w:r>
+      <w:proofErr w:type="spellStart"/>
+      <w:r>
+        <w:t>closed</w:t>
       </w:r>
       <w:r>
         <w:t>restricted</w:t>
       </w:r>
       <w:r>
-        <w:t>datasetreasons]</w:t>
+        <w:t>datasetreasons</w:t>
+      </w:r>
+      <w:proofErr w:type="spellEnd"/>
+      <w:r>
+        <w:t>]</w:t>
       </w:r>
     </w:p>
     <w:p>
@@ -7207,7 +7447,15 @@
         <w:spacing w:before="240"/>
       </w:pPr>
       <w:r>
-        <w:t>[repoinformation]</w:t>
+        <w:t>[</w:t>
+      </w:r>
+      <w:proofErr w:type="spellStart"/>
+      <w:r>
+        <w:t>repoinformation</w:t>
+      </w:r>
+      <w:proofErr w:type="spellEnd"/>
+      <w:r>
+        <w:t>]</w:t>
       </w:r>
     </w:p>
     <w:p>
@@ -7220,7 +7468,15 @@
     </w:p>
     <w:p>
       <w:r>
-        <w:t>[restrictedAccessInfo]</w:t>
+        <w:t>[</w:t>
+      </w:r>
+      <w:proofErr w:type="spellStart"/>
+      <w:r>
+        <w:t>restrictedAccessInfo</w:t>
+      </w:r>
+      <w:proofErr w:type="spellEnd"/>
+      <w:r>
+        <w:t>]</w:t>
       </w:r>
     </w:p>
     <w:p>
@@ -7445,7 +7701,23 @@
           <w:color w:val="auto"/>
           <w:lang w:val="en-GB"/>
         </w:rPr>
-        <w:t>Will the data produced in the project be useable by third parties, in particular after the end of the project?</w:t>
+        <w:t xml:space="preserve">Will the data produced in the project be useable by third parties, </w:t>
+      </w:r>
+      <w:proofErr w:type="gramStart"/>
+      <w:r>
+        <w:rPr>
+          <w:color w:val="auto"/>
+          <w:lang w:val="en-GB"/>
+        </w:rPr>
+        <w:t>in particular after</w:t>
+      </w:r>
+      <w:proofErr w:type="gramEnd"/>
+      <w:r>
+        <w:rPr>
+          <w:color w:val="auto"/>
+          <w:lang w:val="en-GB"/>
+        </w:rPr>
+        <w:t xml:space="preserve"> the end of the project?</w:t>
       </w:r>
     </w:p>
     <w:p>
@@ -7537,7 +7809,15 @@
     </w:p>
     <w:p>
       <w:r>
-        <w:t>We will make our data reusable by adding metadata and comprehensive Readme files to all published datasets. The descriptions will include details on the methodology used, analytical, and procedural information. In case of publication, licenses for code and data will always be assigned and clearly marked. The digital research data obtained will be published Open Access under a Creative Commons CC BY license, provided that there are no data protection concerns.</w:t>
+        <w:t xml:space="preserve">We will make our data reusable by adding metadata and comprehensive Readme files to all published datasets. The descriptions will include details on the methodology used, analytical, and procedural information. In case of publication, licenses for code and data will always be assigned and clearly marked. The digital research data obtained will be published Open Access under a Creative Commons CC BY license, </w:t>
+      </w:r>
+      <w:proofErr w:type="gramStart"/>
+      <w:r>
+        <w:t>provided that</w:t>
+      </w:r>
+      <w:proofErr w:type="gramEnd"/>
+      <w:r>
+        <w:t xml:space="preserve"> there are no data protection concerns.</w:t>
       </w:r>
     </w:p>
     <w:p>
@@ -7550,7 +7830,15 @@
         <w:ind w:right="243"/>
       </w:pPr>
       <w:r>
-        <w:t>[dataqualitycontrol]</w:t>
+        <w:t>[</w:t>
+      </w:r>
+      <w:proofErr w:type="spellStart"/>
+      <w:r>
+        <w:t>dataqualitycontrol</w:t>
+      </w:r>
+      <w:proofErr w:type="spellEnd"/>
+      <w:r>
+        <w:t>]</w:t>
       </w:r>
     </w:p>
     <w:p>
@@ -8048,7 +8336,27 @@
                 <w:sz w:val="18"/>
                 <w:szCs w:val="18"/>
               </w:rPr>
-              <w:t>[costTable]</w:t>
+              <w:t>[</w:t>
+            </w:r>
+            <w:proofErr w:type="spellStart"/>
+            <w:r>
+              <w:rPr>
+                <w:bCs/>
+                <w:color w:val="000000" w:themeColor="text1"/>
+                <w:sz w:val="18"/>
+                <w:szCs w:val="18"/>
+              </w:rPr>
+              <w:t>costTable</w:t>
+            </w:r>
+            <w:proofErr w:type="spellEnd"/>
+            <w:r>
+              <w:rPr>
+                <w:bCs/>
+                <w:color w:val="000000" w:themeColor="text1"/>
+                <w:sz w:val="18"/>
+                <w:szCs w:val="18"/>
+              </w:rPr>
+              <w:t>]</w:t>
             </w:r>
           </w:p>
         </w:tc>
@@ -8076,7 +8384,27 @@
                 <w:sz w:val="18"/>
                 <w:szCs w:val="18"/>
               </w:rPr>
-              <w:t>[costTable]</w:t>
+              <w:t>[</w:t>
+            </w:r>
+            <w:proofErr w:type="spellStart"/>
+            <w:r>
+              <w:rPr>
+                <w:bCs/>
+                <w:color w:val="000000" w:themeColor="text1"/>
+                <w:sz w:val="18"/>
+                <w:szCs w:val="18"/>
+              </w:rPr>
+              <w:t>costTable</w:t>
+            </w:r>
+            <w:proofErr w:type="spellEnd"/>
+            <w:r>
+              <w:rPr>
+                <w:bCs/>
+                <w:color w:val="000000" w:themeColor="text1"/>
+                <w:sz w:val="18"/>
+                <w:szCs w:val="18"/>
+              </w:rPr>
+              <w:t>]</w:t>
             </w:r>
           </w:p>
         </w:tc>
@@ -8403,7 +8731,29 @@
                 <w:sz w:val="18"/>
                 <w:szCs w:val="18"/>
               </w:rPr>
-              <w:t>[costtotal]</w:t>
+              <w:t>[</w:t>
+            </w:r>
+            <w:proofErr w:type="spellStart"/>
+            <w:r>
+              <w:rPr>
+                <w:b/>
+                <w:bCs/>
+                <w:color w:val="000000" w:themeColor="text1"/>
+                <w:sz w:val="18"/>
+                <w:szCs w:val="18"/>
+              </w:rPr>
+              <w:t>costtotal</w:t>
+            </w:r>
+            <w:proofErr w:type="spellEnd"/>
+            <w:r>
+              <w:rPr>
+                <w:b/>
+                <w:bCs/>
+                <w:color w:val="000000" w:themeColor="text1"/>
+                <w:sz w:val="18"/>
+                <w:szCs w:val="18"/>
+              </w:rPr>
+              <w:t>]</w:t>
             </w:r>
           </w:p>
         </w:tc>
@@ -8424,7 +8774,25 @@
           <w:color w:val="auto"/>
           <w:lang w:val="en-GB"/>
         </w:rPr>
-        <w:t>[costsDescriptions]</w:t>
+        <w:t>[</w:t>
+      </w:r>
+      <w:proofErr w:type="spellStart"/>
+      <w:r>
+        <w:rPr>
+          <w:rFonts w:eastAsiaTheme="minorEastAsia"/>
+          <w:color w:val="auto"/>
+          <w:lang w:val="en-GB"/>
+        </w:rPr>
+        <w:t>costsDescriptions</w:t>
+      </w:r>
+      <w:proofErr w:type="spellEnd"/>
+      <w:r>
+        <w:rPr>
+          <w:rFonts w:eastAsiaTheme="minorEastAsia"/>
+          <w:color w:val="auto"/>
+          <w:lang w:val="en-GB"/>
+        </w:rPr>
+        <w:t>]</w:t>
       </w:r>
       <w:r>
         <w:rPr>
@@ -8432,15 +8800,16 @@
           <w:color w:val="92D050"/>
           <w:lang w:val="en-GB"/>
         </w:rPr>
-        <w:t>[cost</w:t>
-      </w:r>
+        <w:t>[</w:t>
+      </w:r>
+      <w:proofErr w:type="spellStart"/>
       <w:r>
         <w:rPr>
           <w:rFonts w:eastAsiaTheme="minorEastAsia"/>
           <w:color w:val="92D050"/>
           <w:lang w:val="en-GB"/>
         </w:rPr>
-        <w:t>C</w:t>
+        <w:t>cost</w:t>
       </w:r>
       <w:r>
         <w:rPr>
@@ -8448,7 +8817,24 @@
           <w:color w:val="92D050"/>
           <w:lang w:val="en-GB"/>
         </w:rPr>
-        <w:t>overage]</w:t>
+        <w:t>C</w:t>
+      </w:r>
+      <w:r>
+        <w:rPr>
+          <w:rFonts w:eastAsiaTheme="minorEastAsia"/>
+          <w:color w:val="92D050"/>
+          <w:lang w:val="en-GB"/>
+        </w:rPr>
+        <w:t>overage</w:t>
+      </w:r>
+      <w:proofErr w:type="spellEnd"/>
+      <w:r>
+        <w:rPr>
+          <w:rFonts w:eastAsiaTheme="minorEastAsia"/>
+          <w:color w:val="92D050"/>
+          <w:lang w:val="en-GB"/>
+        </w:rPr>
+        <w:t>]</w:t>
       </w:r>
     </w:p>
     <w:p>
@@ -8486,7 +8872,21 @@
         <w:rPr>
           <w:color w:val="auto"/>
         </w:rPr>
-        <w:t>[workPackageLeaders] being responsible for ensuring metadata production, day-to-day cross-checks, back-up and other quality control activities are maintained. The researchers will be responsible for routine supervision of the dataset development.</w:t>
+        <w:t>[</w:t>
+      </w:r>
+      <w:proofErr w:type="spellStart"/>
+      <w:r>
+        <w:rPr>
+          <w:color w:val="auto"/>
+        </w:rPr>
+        <w:t>workPackageLeaders</w:t>
+      </w:r>
+      <w:proofErr w:type="spellEnd"/>
+      <w:r>
+        <w:rPr>
+          <w:color w:val="auto"/>
+        </w:rPr>
+        <w:t>] being responsible for ensuring metadata production, day-to-day cross-checks, back-up and other quality control activities are maintained. The researchers will be responsible for routine supervision of the dataset development.</w:t>
       </w:r>
     </w:p>
     <w:p>
@@ -8593,7 +8993,23 @@
           <w:rFonts w:eastAsiaTheme="minorEastAsia"/>
           <w:lang w:val="en-GB"/>
         </w:rPr>
-        <w:t>[storageintro]</w:t>
+        <w:t>[</w:t>
+      </w:r>
+      <w:proofErr w:type="spellStart"/>
+      <w:r>
+        <w:rPr>
+          <w:rFonts w:eastAsiaTheme="minorEastAsia"/>
+          <w:lang w:val="en-GB"/>
+        </w:rPr>
+        <w:t>storageintro</w:t>
+      </w:r>
+      <w:proofErr w:type="spellEnd"/>
+      <w:r>
+        <w:rPr>
+          <w:rFonts w:eastAsiaTheme="minorEastAsia"/>
+          <w:lang w:val="en-GB"/>
+        </w:rPr>
+        <w:t>]</w:t>
       </w:r>
     </w:p>
     <w:p>
@@ -8640,7 +9056,23 @@
           <w:rFonts w:eastAsiaTheme="minorEastAsia"/>
           <w:lang w:val="en-GB"/>
         </w:rPr>
-        <w:t>[sensitivedata]</w:t>
+        <w:t>[</w:t>
+      </w:r>
+      <w:proofErr w:type="spellStart"/>
+      <w:r>
+        <w:rPr>
+          <w:rFonts w:eastAsiaTheme="minorEastAsia"/>
+          <w:lang w:val="en-GB"/>
+        </w:rPr>
+        <w:t>sensitivedata</w:t>
+      </w:r>
+      <w:proofErr w:type="spellEnd"/>
+      <w:r>
+        <w:rPr>
+          <w:rFonts w:eastAsiaTheme="minorEastAsia"/>
+          <w:lang w:val="en-GB"/>
+        </w:rPr>
+        <w:t>]</w:t>
       </w:r>
     </w:p>
     <w:p>
@@ -8855,7 +9287,25 @@
                 <w:sz w:val="18"/>
                 <w:szCs w:val="18"/>
               </w:rPr>
-              <w:t>[datasetAccessTable]</w:t>
+              <w:t>[</w:t>
+            </w:r>
+            <w:proofErr w:type="spellStart"/>
+            <w:r>
+              <w:rPr>
+                <w:color w:val="000000" w:themeColor="text1"/>
+                <w:sz w:val="18"/>
+                <w:szCs w:val="18"/>
+              </w:rPr>
+              <w:t>datasetAccessTable</w:t>
+            </w:r>
+            <w:proofErr w:type="spellEnd"/>
+            <w:r>
+              <w:rPr>
+                <w:color w:val="000000" w:themeColor="text1"/>
+                <w:sz w:val="18"/>
+                <w:szCs w:val="18"/>
+              </w:rPr>
+              <w:t>]</w:t>
             </w:r>
           </w:p>
         </w:tc>
@@ -9247,7 +9697,25 @@
                 <w:sz w:val="18"/>
                 <w:szCs w:val="18"/>
               </w:rPr>
-              <w:t>[datasetRepositoryTable]</w:t>
+              <w:t>[</w:t>
+            </w:r>
+            <w:proofErr w:type="spellStart"/>
+            <w:r>
+              <w:rPr>
+                <w:color w:val="000000" w:themeColor="text1"/>
+                <w:sz w:val="18"/>
+                <w:szCs w:val="18"/>
+              </w:rPr>
+              <w:t>datasetRepositoryTable</w:t>
+            </w:r>
+            <w:proofErr w:type="spellEnd"/>
+            <w:r>
+              <w:rPr>
+                <w:color w:val="000000" w:themeColor="text1"/>
+                <w:sz w:val="18"/>
+                <w:szCs w:val="18"/>
+              </w:rPr>
+              <w:t>]</w:t>
             </w:r>
           </w:p>
         </w:tc>
@@ -9591,7 +10059,25 @@
                 <w:sz w:val="18"/>
                 <w:szCs w:val="18"/>
               </w:rPr>
-              <w:t>[datasetDeleteTable]</w:t>
+              <w:t>[</w:t>
+            </w:r>
+            <w:proofErr w:type="spellStart"/>
+            <w:r>
+              <w:rPr>
+                <w:color w:val="000000" w:themeColor="text1"/>
+                <w:sz w:val="18"/>
+                <w:szCs w:val="18"/>
+              </w:rPr>
+              <w:t>datasetDeleteTable</w:t>
+            </w:r>
+            <w:proofErr w:type="spellEnd"/>
+            <w:r>
+              <w:rPr>
+                <w:color w:val="000000" w:themeColor="text1"/>
+                <w:sz w:val="18"/>
+                <w:szCs w:val="18"/>
+              </w:rPr>
+              <w:t>]</w:t>
             </w:r>
           </w:p>
         </w:tc>
@@ -9617,7 +10103,25 @@
                 <w:sz w:val="18"/>
                 <w:szCs w:val="18"/>
               </w:rPr>
-              <w:t>[datasetDeleteTable]</w:t>
+              <w:t>[</w:t>
+            </w:r>
+            <w:proofErr w:type="spellStart"/>
+            <w:r>
+              <w:rPr>
+                <w:color w:val="000000" w:themeColor="text1"/>
+                <w:sz w:val="18"/>
+                <w:szCs w:val="18"/>
+              </w:rPr>
+              <w:t>datasetDeleteTable</w:t>
+            </w:r>
+            <w:proofErr w:type="spellEnd"/>
+            <w:r>
+              <w:rPr>
+                <w:color w:val="000000" w:themeColor="text1"/>
+                <w:sz w:val="18"/>
+                <w:szCs w:val="18"/>
+              </w:rPr>
+              <w:t>]</w:t>
             </w:r>
           </w:p>
         </w:tc>
@@ -9833,7 +10337,23 @@
           <w:color w:val="000000"/>
           <w:lang w:val="en-GB"/>
         </w:rPr>
-        <w:t>Are there, or could there be, any ethics or legal issues that can have an impact on data sharing? These can also be discussed in the context of the ethics review. If relevant, include references to ethics deliverables and ethics chapter in the Description of the Action (DoA).</w:t>
+        <w:t>Are there, or could there be, any ethics or legal issues that can have an impact on data sharing? These can also be discussed in the context of the ethics review. If relevant, include references to ethics deliverables and ethics chapter in the Description of the Action (</w:t>
+      </w:r>
+      <w:proofErr w:type="spellStart"/>
+      <w:r>
+        <w:rPr>
+          <w:color w:val="000000"/>
+          <w:lang w:val="en-GB"/>
+        </w:rPr>
+        <w:t>DoA</w:t>
+      </w:r>
+      <w:proofErr w:type="spellEnd"/>
+      <w:r>
+        <w:rPr>
+          <w:color w:val="000000"/>
+          <w:lang w:val="en-GB"/>
+        </w:rPr>
+        <w:t>).</w:t>
       </w:r>
     </w:p>
     <w:p>
@@ -9861,7 +10381,23 @@
           <w:color w:val="000000"/>
           <w:lang w:val="en-GB"/>
         </w:rPr>
-        <w:t>Will informed consent for data sharing and long term preservation be included in questionnaires dealing with personal data?</w:t>
+        <w:t xml:space="preserve">Will informed consent for data sharing and </w:t>
+      </w:r>
+      <w:proofErr w:type="gramStart"/>
+      <w:r>
+        <w:rPr>
+          <w:color w:val="000000"/>
+          <w:lang w:val="en-GB"/>
+        </w:rPr>
+        <w:t>long term</w:t>
+      </w:r>
+      <w:proofErr w:type="gramEnd"/>
+      <w:r>
+        <w:rPr>
+          <w:color w:val="000000"/>
+          <w:lang w:val="en-GB"/>
+        </w:rPr>
+        <w:t xml:space="preserve"> preservation be included in questionnaires dealing with personal data?</w:t>
       </w:r>
     </w:p>
     <w:p>
@@ -9878,7 +10414,15 @@
     </w:p>
     <w:p>
       <w:r>
-        <w:t>[personaldata]</w:t>
+        <w:t>[</w:t>
+      </w:r>
+      <w:proofErr w:type="spellStart"/>
+      <w:r>
+        <w:t>personaldata</w:t>
+      </w:r>
+      <w:proofErr w:type="spellEnd"/>
+      <w:r>
+        <w:t>]</w:t>
       </w:r>
     </w:p>
     <w:p>
@@ -9891,7 +10435,15 @@
     </w:p>
     <w:p>
       <w:r>
-        <w:t>[legalrestriction]</w:t>
+        <w:t>[</w:t>
+      </w:r>
+      <w:proofErr w:type="spellStart"/>
+      <w:r>
+        <w:t>legalrestriction</w:t>
+      </w:r>
+      <w:proofErr w:type="spellEnd"/>
+      <w:r>
+        <w:t>]</w:t>
       </w:r>
     </w:p>
     <w:p>
@@ -9908,7 +10460,15 @@
     </w:p>
     <w:p>
       <w:r>
-        <w:t>[ethicalissues]</w:t>
+        <w:t>[</w:t>
+      </w:r>
+      <w:proofErr w:type="spellStart"/>
+      <w:r>
+        <w:t>ethicalissues</w:t>
+      </w:r>
+      <w:proofErr w:type="spellEnd"/>
+      <w:r>
+        <w:t>]</w:t>
       </w:r>
     </w:p>
     <w:p>
@@ -9960,8 +10520,8 @@
       </w:pPr>
     </w:p>
     <w:sectPr>
-      <w:footerReference w:type="default" r:id="rId15"/>
-      <w:footerReference w:type="first" r:id="rId16"/>
+      <w:footerReference w:type="default" r:id="rId14"/>
+      <w:footerReference w:type="first" r:id="rId15"/>
       <w:pgSz w:w="11906" w:h="16838"/>
       <w:pgMar w:top="1701" w:right="1700" w:bottom="1134" w:left="1134" w:header="709" w:footer="709" w:gutter="0"/>
       <w:cols w:space="720"/>
@@ -10112,7 +10672,14 @@
       <w:rPr>
         <w:color w:val="000000" w:themeColor="text1"/>
       </w:rPr>
-      <w:t>[projectname</w:t>
+      <w:t>[</w:t>
+    </w:r>
+    <w:proofErr w:type="spellStart"/>
+    <w:r>
+      <w:rPr>
+        <w:color w:val="000000" w:themeColor="text1"/>
+      </w:rPr>
+      <w:t>projectname</w:t>
     </w:r>
     <w:r>
       <w:rPr>
@@ -10120,6 +10687,7 @@
       </w:rPr>
       <w:t>Text</w:t>
     </w:r>
+    <w:proofErr w:type="spellEnd"/>
     <w:r>
       <w:rPr>
         <w:color w:val="000000" w:themeColor="text1"/>
@@ -10127,13 +10695,35 @@
       <w:t xml:space="preserve">] </w:t>
     </w:r>
     <w:r>
-      <w:t>has received funding from the European Union’s Horizon Europe research and innovation Programme under Grant Agreement No</w:t>
+      <w:t xml:space="preserve">has received funding from the European Union’s Horizon Europe research and innovation </w:t>
+    </w:r>
+    <w:proofErr w:type="spellStart"/>
+    <w:r>
+      <w:t>Programme</w:t>
+    </w:r>
+    <w:proofErr w:type="spellEnd"/>
+    <w:r>
+      <w:t xml:space="preserve"> under Grant Agreement No</w:t>
     </w:r>
     <w:r>
       <w:rPr>
         <w:color w:val="000000" w:themeColor="text1"/>
       </w:rPr>
-      <w:t>. [grantid].</w:t>
+      <w:t>. [</w:t>
+    </w:r>
+    <w:proofErr w:type="spellStart"/>
+    <w:r>
+      <w:rPr>
+        <w:color w:val="000000" w:themeColor="text1"/>
+      </w:rPr>
+      <w:t>grantid</w:t>
+    </w:r>
+    <w:proofErr w:type="spellEnd"/>
+    <w:r>
+      <w:rPr>
+        <w:color w:val="000000" w:themeColor="text1"/>
+      </w:rPr>
+      <w:t>].</w:t>
     </w:r>
   </w:p>
 </w:ftr>
@@ -12915,6 +13505,10 @@
 </file>
 
 <file path=customXml/item1.xml><?xml version="1.0" encoding="utf-8"?>
+<b:Sources xmlns:b="http://schemas.openxmlformats.org/officeDocument/2006/bibliography" xmlns="http://schemas.openxmlformats.org/officeDocument/2006/bibliography" SelectedStyle="\APASixthEditionOfficeOnline.xsl" StyleName="APA" Version="6"/>
+</file>
+
+<file path=customXml/item2.xml><?xml version="1.0" encoding="utf-8"?>
 <p:properties xmlns:p="http://schemas.microsoft.com/office/2006/metadata/properties" xmlns:xsi="http://www.w3.org/2001/XMLSchema-instance" xmlns:pc="http://schemas.microsoft.com/office/infopath/2007/PartnerControls">
   <documentManagement>
     <Order1 xmlns="084a5cd8-1559-4e94-ac72-b94fb9abc19e">45</Order1>
@@ -12934,20 +13528,7 @@
 </p:properties>
 </file>
 
-<file path=customXml/item2.xml><?xml version="1.0" encoding="utf-8"?>
-<b:Sources xmlns:b="http://schemas.openxmlformats.org/officeDocument/2006/bibliography" xmlns="http://schemas.openxmlformats.org/officeDocument/2006/bibliography" SelectedStyle="\APASixthEditionOfficeOnline.xsl" StyleName="APA" Version="6"/>
-</file>
-
 <file path=customXml/item3.xml><?xml version="1.0" encoding="utf-8"?>
-<?mso-contentType ?>
-<FormTemplates xmlns="http://schemas.microsoft.com/sharepoint/v3/contenttype/forms">
-  <Display>DocumentLibraryForm</Display>
-  <Edit>DocumentLibraryForm</Edit>
-  <New>DocumentLibraryForm</New>
-</FormTemplates>
-</file>
-
-<file path=customXml/item4.xml><?xml version="1.0" encoding="utf-8"?>
 <ct:contentTypeSchema xmlns:ct="http://schemas.microsoft.com/office/2006/metadata/contentType" xmlns:ma="http://schemas.microsoft.com/office/2006/metadata/properties/metaAttributes" ct:_="" ma:_="" ma:contentTypeName="EC Document" ma:contentTypeID="0x010100258AA79CEB83498886A3A086811232500015D68561EDF2314DA91E1210E4D82B5C" ma:contentTypeVersion="38" ma:contentTypeDescription="Create a new document in this library." ma:contentTypeScope="" ma:versionID="3bfd783927ea96c5c14b5f9466c0d5de">
   <xsd:schema xmlns:xsd="http://www.w3.org/2001/XMLSchema" xmlns:xs="http://www.w3.org/2001/XMLSchema" xmlns:p="http://schemas.microsoft.com/office/2006/metadata/properties" xmlns:ns2="084a5cd8-1559-4e94-ac72-b94fb9abc19e" targetNamespace="http://schemas.microsoft.com/office/2006/metadata/properties" ma:root="true" ma:fieldsID="6907ed16e1ea7430830aa2dae5b3c1f7" ns2:_="">
     <xsd:import namespace="084a5cd8-1559-4e94-ac72-b94fb9abc19e"/>
@@ -13289,7 +13870,24 @@
 </ct:contentTypeSchema>
 </file>
 
+<file path=customXml/item4.xml><?xml version="1.0" encoding="utf-8"?>
+<?mso-contentType ?>
+<FormTemplates xmlns="http://schemas.microsoft.com/sharepoint/v3/contenttype/forms">
+  <Display>DocumentLibraryForm</Display>
+  <Edit>DocumentLibraryForm</Edit>
+  <New>DocumentLibraryForm</New>
+</FormTemplates>
+</file>
+
 <file path=customXml/itemProps1.xml><?xml version="1.0" encoding="utf-8"?>
+<ds:datastoreItem xmlns:ds="http://schemas.openxmlformats.org/officeDocument/2006/customXml" ds:itemID="{E6E3F1C5-BDFC-4981-9034-4A05696CDD37}">
+  <ds:schemaRefs>
+    <ds:schemaRef ds:uri="http://schemas.openxmlformats.org/officeDocument/2006/bibliography"/>
+  </ds:schemaRefs>
+</ds:datastoreItem>
+</file>
+
+<file path=customXml/itemProps2.xml><?xml version="1.0" encoding="utf-8"?>
 <ds:datastoreItem xmlns:ds="http://schemas.openxmlformats.org/officeDocument/2006/customXml" ds:itemID="{FA90FD41-FA76-42DA-A088-7C01AECDABAA}">
   <ds:schemaRefs>
     <ds:schemaRef ds:uri="http://schemas.microsoft.com/office/2006/metadata/properties"/>
@@ -13299,23 +13897,7 @@
 </ds:datastoreItem>
 </file>
 
-<file path=customXml/itemProps2.xml><?xml version="1.0" encoding="utf-8"?>
-<ds:datastoreItem xmlns:ds="http://schemas.openxmlformats.org/officeDocument/2006/customXml" ds:itemID="{E6E3F1C5-BDFC-4981-9034-4A05696CDD37}">
-  <ds:schemaRefs>
-    <ds:schemaRef ds:uri="http://schemas.openxmlformats.org/officeDocument/2006/bibliography"/>
-  </ds:schemaRefs>
-</ds:datastoreItem>
-</file>
-
 <file path=customXml/itemProps3.xml><?xml version="1.0" encoding="utf-8"?>
-<ds:datastoreItem xmlns:ds="http://schemas.openxmlformats.org/officeDocument/2006/customXml" ds:itemID="{E5ABEBC2-8F24-42D8-B0A5-1D2B76C15645}">
-  <ds:schemaRefs>
-    <ds:schemaRef ds:uri="http://schemas.microsoft.com/sharepoint/v3/contenttype/forms"/>
-  </ds:schemaRefs>
-</ds:datastoreItem>
-</file>
-
-<file path=customXml/itemProps4.xml><?xml version="1.0" encoding="utf-8"?>
 <ds:datastoreItem xmlns:ds="http://schemas.openxmlformats.org/officeDocument/2006/customXml" ds:itemID="{789122CC-B268-41FA-A377-ABDD5160F69C}">
   <ds:schemaRefs>
     <ds:schemaRef ds:uri="http://schemas.microsoft.com/office/2006/metadata/contentType"/>
@@ -13331,4 +13913,12 @@
     <ds:schemaRef ds:uri="http://schemas.microsoft.com/internal/obd"/>
   </ds:schemaRefs>
 </ds:datastoreItem>
+</file>
+
+<file path=customXml/itemProps4.xml><?xml version="1.0" encoding="utf-8"?>
+<ds:datastoreItem xmlns:ds="http://schemas.openxmlformats.org/officeDocument/2006/customXml" ds:itemID="{E5ABEBC2-8F24-42D8-B0A5-1D2B76C15645}">
+  <ds:schemaRefs>
+    <ds:schemaRef ds:uri="http://schemas.microsoft.com/sharepoint/v3/contenttype/forms"/>
+  </ds:schemaRefs>
+</ds:datastoreItem>
 </file>
--- a/src/main/resources/org/damap/base/template/horizonEuropeTemplate.docx
+++ b/src/main/resources/org/damap/base/template/horizonEuropeTemplate.docx
@@ -4991,8 +4991,8 @@
         <w:tblLook w:val="04A0" w:firstRow="1" w:lastRow="0" w:firstColumn="1" w:lastColumn="0" w:noHBand="0" w:noVBand="1"/>
       </w:tblPr>
       <w:tblGrid>
-        <w:gridCol w:w="900"/>
-        <w:gridCol w:w="2062"/>
+        <w:gridCol w:w="1119"/>
+        <w:gridCol w:w="1843"/>
         <w:gridCol w:w="1559"/>
         <w:gridCol w:w="1560"/>
         <w:gridCol w:w="1559"/>
@@ -5005,7 +5005,7 @@
         </w:trPr>
         <w:tc>
           <w:tcPr>
-            <w:tcW w:w="900" w:type="dxa"/>
+            <w:tcW w:w="1119" w:type="dxa"/>
             <w:tcBorders>
               <w:bottom w:val="single" w:sz="12" w:space="0" w:color="006AAB"/>
             </w:tcBorders>
@@ -5037,7 +5037,7 @@
         </w:tc>
         <w:tc>
           <w:tcPr>
-            <w:tcW w:w="2062" w:type="dxa"/>
+            <w:tcW w:w="1843" w:type="dxa"/>
             <w:tcBorders>
               <w:bottom w:val="single" w:sz="12" w:space="0" w:color="006AAB"/>
             </w:tcBorders>
@@ -5199,7 +5199,7 @@
       <w:tr>
         <w:tc>
           <w:tcPr>
-            <w:tcW w:w="900" w:type="dxa"/>
+            <w:tcW w:w="1119" w:type="dxa"/>
             <w:tcBorders>
               <w:top w:val="single" w:sz="12" w:space="0" w:color="006AAB"/>
             </w:tcBorders>
@@ -5228,7 +5228,7 @@
         </w:tc>
         <w:tc>
           <w:tcPr>
-            <w:tcW w:w="2062" w:type="dxa"/>
+            <w:tcW w:w="1843" w:type="dxa"/>
             <w:tcBorders>
               <w:top w:val="single" w:sz="12" w:space="0" w:color="006AAB"/>
             </w:tcBorders>
@@ -5380,7 +5380,7 @@
       <w:tr>
         <w:tc>
           <w:tcPr>
-            <w:tcW w:w="900" w:type="dxa"/>
+            <w:tcW w:w="1119" w:type="dxa"/>
           </w:tcPr>
           <w:p>
             <w:pPr>
@@ -5404,7 +5404,7 @@
         </w:tc>
         <w:tc>
           <w:tcPr>
-            <w:tcW w:w="2062" w:type="dxa"/>
+            <w:tcW w:w="1843" w:type="dxa"/>
           </w:tcPr>
           <w:p>
             <w:pPr>
@@ -5619,8 +5619,8 @@
         <w:tblLook w:val="04A0" w:firstRow="1" w:lastRow="0" w:firstColumn="1" w:lastColumn="0" w:noHBand="0" w:noVBand="1"/>
       </w:tblPr>
       <w:tblGrid>
-        <w:gridCol w:w="900"/>
-        <w:gridCol w:w="2062"/>
+        <w:gridCol w:w="1119"/>
+        <w:gridCol w:w="1843"/>
         <w:gridCol w:w="2835"/>
         <w:gridCol w:w="1843"/>
         <w:gridCol w:w="2268"/>
@@ -5628,7 +5628,7 @@
       <w:tr>
         <w:tc>
           <w:tcPr>
-            <w:tcW w:w="900" w:type="dxa"/>
+            <w:tcW w:w="1119" w:type="dxa"/>
             <w:tcBorders>
               <w:bottom w:val="single" w:sz="12" w:space="0" w:color="006699"/>
             </w:tcBorders>
@@ -5660,7 +5660,7 @@
         </w:tc>
         <w:tc>
           <w:tcPr>
-            <w:tcW w:w="2062" w:type="dxa"/>
+            <w:tcW w:w="1843" w:type="dxa"/>
             <w:tcBorders>
               <w:bottom w:val="single" w:sz="12" w:space="0" w:color="006699"/>
             </w:tcBorders>
@@ -5790,7 +5790,7 @@
       <w:tr>
         <w:tc>
           <w:tcPr>
-            <w:tcW w:w="900" w:type="dxa"/>
+            <w:tcW w:w="1119" w:type="dxa"/>
             <w:tcBorders>
               <w:top w:val="single" w:sz="12" w:space="0" w:color="006699"/>
             </w:tcBorders>
@@ -5817,7 +5817,7 @@
         </w:tc>
         <w:tc>
           <w:tcPr>
-            <w:tcW w:w="2062" w:type="dxa"/>
+            <w:tcW w:w="1843" w:type="dxa"/>
             <w:tcBorders>
               <w:top w:val="single" w:sz="12" w:space="0" w:color="006699"/>
             </w:tcBorders>
@@ -5943,7 +5943,7 @@
       <w:tr>
         <w:tc>
           <w:tcPr>
-            <w:tcW w:w="900" w:type="dxa"/>
+            <w:tcW w:w="1119" w:type="dxa"/>
           </w:tcPr>
           <w:p>
             <w:pPr>
@@ -5967,7 +5967,7 @@
         </w:tc>
         <w:tc>
           <w:tcPr>
-            <w:tcW w:w="2062" w:type="dxa"/>
+            <w:tcW w:w="1843" w:type="dxa"/>
           </w:tcPr>
           <w:p>
             <w:pPr>
@@ -6842,8 +6842,8 @@
         <w:tblLook w:val="04A0" w:firstRow="1" w:lastRow="0" w:firstColumn="1" w:lastColumn="0" w:noHBand="0" w:noVBand="1"/>
       </w:tblPr>
       <w:tblGrid>
-        <w:gridCol w:w="900"/>
-        <w:gridCol w:w="1495"/>
+        <w:gridCol w:w="978"/>
+        <w:gridCol w:w="1417"/>
         <w:gridCol w:w="1559"/>
         <w:gridCol w:w="1701"/>
         <w:gridCol w:w="1843"/>
@@ -6856,7 +6856,7 @@
         </w:trPr>
         <w:tc>
           <w:tcPr>
-            <w:tcW w:w="900" w:type="dxa"/>
+            <w:tcW w:w="978" w:type="dxa"/>
             <w:tcBorders>
               <w:bottom w:val="single" w:sz="12" w:space="0" w:color="006AAB"/>
             </w:tcBorders>
@@ -6892,7 +6892,7 @@
         </w:tc>
         <w:tc>
           <w:tcPr>
-            <w:tcW w:w="1495" w:type="dxa"/>
+            <w:tcW w:w="1417" w:type="dxa"/>
             <w:tcBorders>
               <w:bottom w:val="single" w:sz="12" w:space="0" w:color="006AAB"/>
             </w:tcBorders>
@@ -7074,7 +7074,7 @@
       <w:tr>
         <w:tc>
           <w:tcPr>
-            <w:tcW w:w="900" w:type="dxa"/>
+            <w:tcW w:w="978" w:type="dxa"/>
             <w:tcBorders>
               <w:top w:val="single" w:sz="12" w:space="0" w:color="006AAB"/>
               <w:bottom w:val="single" w:sz="12" w:space="0" w:color="006AAB"/>
@@ -7108,7 +7108,7 @@
         </w:tc>
         <w:tc>
           <w:tcPr>
-            <w:tcW w:w="1495" w:type="dxa"/>
+            <w:tcW w:w="1417" w:type="dxa"/>
             <w:tcBorders>
               <w:top w:val="single" w:sz="12" w:space="0" w:color="006AAB"/>
               <w:bottom w:val="single" w:sz="12" w:space="0" w:color="006AAB"/>
@@ -7246,7 +7246,7 @@
       <w:tr>
         <w:tc>
           <w:tcPr>
-            <w:tcW w:w="900" w:type="dxa"/>
+            <w:tcW w:w="978" w:type="dxa"/>
             <w:tcBorders>
               <w:top w:val="single" w:sz="12" w:space="0" w:color="006AAB"/>
             </w:tcBorders>
@@ -7277,7 +7277,7 @@
         </w:tc>
         <w:tc>
           <w:tcPr>
-            <w:tcW w:w="1495" w:type="dxa"/>
+            <w:tcW w:w="1417" w:type="dxa"/>
             <w:tcBorders>
               <w:top w:val="single" w:sz="12" w:space="0" w:color="006AAB"/>
             </w:tcBorders>

--- a/src/main/resources/org/damap/base/template/horizonEuropeTemplate.docx
+++ b/src/main/resources/org/damap/base/template/horizonEuropeTemplate.docx
@@ -4,19 +4,501 @@
   <w:body>
     <w:p>
       <w:pPr>
+        <w:pStyle w:val="Heading3"/>
+      </w:pPr>
+    </w:p>
+    <w:p>
+      <w:pPr>
+        <w:pStyle w:val="Heading3"/>
+      </w:pPr>
+    </w:p>
+    <w:p>
+      <w:pPr>
+        <w:pStyle w:val="Heading3"/>
+      </w:pPr>
+    </w:p>
+    <w:p>
+      <w:pPr>
+        <w:pStyle w:val="Heading3"/>
+      </w:pPr>
+    </w:p>
+    <w:p>
+      <w:pPr>
+        <w:pStyle w:val="Heading3"/>
+      </w:pPr>
+    </w:p>
+    <w:p>
+      <w:pPr>
+        <w:pStyle w:val="Heading3"/>
+      </w:pPr>
+    </w:p>
+    <w:p>
+      <w:pPr>
+        <w:pStyle w:val="Heading3"/>
+      </w:pPr>
+      <w:r>
+        <w:t>You are almost there!</w:t>
+      </w:r>
+    </w:p>
+    <w:p>
+      <w:pPr>
+        <w:pBdr>
+          <w:top w:val="single" w:sz="4" w:space="1" w:color="auto"/>
+          <w:left w:val="single" w:sz="4" w:space="4" w:color="auto"/>
+          <w:bottom w:val="single" w:sz="4" w:space="1" w:color="auto"/>
+          <w:right w:val="single" w:sz="4" w:space="4" w:color="auto"/>
+        </w:pBdr>
+        <w:rPr>
+          <w:lang w:val="en-GB"/>
+        </w:rPr>
+      </w:pPr>
+      <w:r>
+        <w:rPr>
+          <w:lang w:val="en-GB"/>
+        </w:rPr>
+        <w:t>Here are some suggestions for you to finalise the DMP.</w:t>
+      </w:r>
+    </w:p>
+    <w:p>
+      <w:pPr>
+        <w:pBdr>
+          <w:top w:val="single" w:sz="4" w:space="1" w:color="auto"/>
+          <w:left w:val="single" w:sz="4" w:space="4" w:color="auto"/>
+          <w:bottom w:val="single" w:sz="4" w:space="1" w:color="auto"/>
+          <w:right w:val="single" w:sz="4" w:space="4" w:color="auto"/>
+        </w:pBdr>
+        <w:tabs>
+          <w:tab w:val="left" w:pos="1418"/>
+        </w:tabs>
+        <w:ind w:left="1418" w:hanging="1418"/>
+        <w:rPr>
+          <w:rFonts w:cstheme="minorHAnsi"/>
+          <w:lang w:val="en-GB"/>
+        </w:rPr>
+      </w:pPr>
+      <w:r>
+        <w:rPr>
+          <w:rFonts w:cstheme="minorHAnsi"/>
+          <w:b/>
+          <w:bCs/>
+          <w:lang w:val="en-GB"/>
+        </w:rPr>
+        <w:t>Check</w:t>
+      </w:r>
+      <w:r>
+        <w:rPr>
+          <w:rFonts w:cstheme="minorHAnsi"/>
+          <w:lang w:val="en-GB"/>
+        </w:rPr>
+        <w:t>:</w:t>
+      </w:r>
+      <w:r>
+        <w:rPr>
+          <w:rFonts w:cstheme="minorHAnsi"/>
+          <w:lang w:val="en-GB"/>
+        </w:rPr>
+        <w:tab/>
+        <w:t>Read everything carefully and adjust automatically generated text if necessary.</w:t>
+      </w:r>
+    </w:p>
+    <w:p>
+      <w:pPr>
+        <w:pBdr>
+          <w:top w:val="single" w:sz="4" w:space="1" w:color="auto"/>
+          <w:left w:val="single" w:sz="4" w:space="4" w:color="auto"/>
+          <w:bottom w:val="single" w:sz="4" w:space="1" w:color="auto"/>
+          <w:right w:val="single" w:sz="4" w:space="4" w:color="auto"/>
+        </w:pBdr>
+        <w:tabs>
+          <w:tab w:val="left" w:pos="1418"/>
+        </w:tabs>
+        <w:ind w:left="1418" w:hanging="1418"/>
+        <w:rPr>
+          <w:rFonts w:cstheme="minorHAnsi"/>
+          <w:lang w:val="en-GB"/>
+        </w:rPr>
+      </w:pPr>
+      <w:r>
+        <w:rPr>
+          <w:rFonts w:cstheme="minorHAnsi"/>
+          <w:b/>
+          <w:bCs/>
+          <w:lang w:val="en-GB"/>
+        </w:rPr>
+        <w:t>Replace</w:t>
+      </w:r>
+      <w:r>
+        <w:rPr>
+          <w:rFonts w:cstheme="minorHAnsi"/>
+          <w:lang w:val="en-GB"/>
+        </w:rPr>
+        <w:t>:</w:t>
+      </w:r>
+      <w:r>
+        <w:rPr>
+          <w:rFonts w:cstheme="minorHAnsi"/>
+          <w:lang w:val="en-GB"/>
+        </w:rPr>
+        <w:tab/>
+        <w:t xml:space="preserve">Content in </w:t>
+      </w:r>
+      <w:r>
+        <w:rPr>
+          <w:rFonts w:cstheme="minorHAnsi"/>
+          <w:color w:val="00B050"/>
+          <w:lang w:val="en-GB"/>
+        </w:rPr>
+        <w:t>green font</w:t>
+      </w:r>
+      <w:r>
+        <w:rPr>
+          <w:rFonts w:cstheme="minorHAnsi"/>
+          <w:lang w:val="en-GB"/>
+        </w:rPr>
+        <w:t xml:space="preserve"> and in […] needs extra attention. Check and add missing information. Delete the square brackets and change the font colour to black. E</w:t>
+      </w:r>
+      <w:r>
+        <w:rPr>
+          <w:rFonts w:cstheme="minorHAnsi"/>
+          <w:lang w:val="en-GB"/>
+        </w:rPr>
+        <w:t>XAMPLE 1</w:t>
+      </w:r>
+      <w:r>
+        <w:rPr>
+          <w:rFonts w:cstheme="minorHAnsi"/>
+          <w:lang w:val="en-GB"/>
+        </w:rPr>
+        <w:t xml:space="preserve">: </w:t>
+      </w:r>
+      <w:r>
+        <w:rPr>
+          <w:rFonts w:cstheme="minorHAnsi"/>
+          <w:lang w:val="en-GB"/>
+        </w:rPr>
+        <w:t>Deliverable information</w:t>
+      </w:r>
+      <w:r>
+        <w:rPr>
+          <w:rFonts w:cstheme="minorHAnsi"/>
+          <w:lang w:val="en-GB"/>
+        </w:rPr>
+        <w:t xml:space="preserve"> </w:t>
+      </w:r>
+      <w:r>
+        <w:rPr>
+          <w:rFonts w:cstheme="minorHAnsi"/>
+          <w:lang w:val="en-GB"/>
+        </w:rPr>
+        <w:t>on the cover page.</w:t>
+      </w:r>
+      <w:r>
+        <w:rPr>
+          <w:rFonts w:cstheme="minorHAnsi"/>
+          <w:lang w:val="en-GB"/>
+        </w:rPr>
+        <w:t xml:space="preserve"> EXAMPLE 2: README file level </w:t>
+      </w:r>
+      <w:r>
+        <w:rPr>
+          <w:rFonts w:cstheme="minorHAnsi"/>
+          <w:lang w:val="en-GB"/>
+        </w:rPr>
+        <w:t>in section 2</w:t>
+      </w:r>
+      <w:r>
+        <w:rPr>
+          <w:rFonts w:cstheme="minorHAnsi"/>
+          <w:lang w:val="en-GB"/>
+        </w:rPr>
+        <w:t>.1 - choose one and delete the other options.</w:t>
+      </w:r>
+    </w:p>
+    <w:p>
+      <w:pPr>
+        <w:pBdr>
+          <w:top w:val="single" w:sz="4" w:space="1" w:color="auto"/>
+          <w:left w:val="single" w:sz="4" w:space="4" w:color="auto"/>
+          <w:bottom w:val="single" w:sz="4" w:space="1" w:color="auto"/>
+          <w:right w:val="single" w:sz="4" w:space="4" w:color="auto"/>
+        </w:pBdr>
+        <w:tabs>
+          <w:tab w:val="left" w:pos="1418"/>
+        </w:tabs>
+        <w:ind w:left="1418" w:hanging="1418"/>
+        <w:rPr>
+          <w:rFonts w:cstheme="minorHAnsi"/>
+          <w:lang w:val="en-GB"/>
+        </w:rPr>
+      </w:pPr>
+      <w:r>
+        <w:rPr>
+          <w:rFonts w:cstheme="minorHAnsi"/>
+          <w:b/>
+          <w:bCs/>
+          <w:lang w:val="en-GB"/>
+        </w:rPr>
+        <w:t>Fill gaps</w:t>
+      </w:r>
+      <w:r>
+        <w:rPr>
+          <w:rFonts w:cstheme="minorHAnsi"/>
+          <w:lang w:val="en-GB"/>
+        </w:rPr>
+        <w:t>:</w:t>
+      </w:r>
+      <w:r>
+        <w:rPr>
+          <w:rFonts w:cstheme="minorHAnsi"/>
+          <w:lang w:val="en-GB"/>
+        </w:rPr>
+        <w:tab/>
+        <w:t xml:space="preserve">Fill in missing information. </w:t>
+      </w:r>
+      <w:r>
+        <w:rPr>
+          <w:rFonts w:cstheme="minorHAnsi"/>
+          <w:lang w:val="en-GB"/>
+        </w:rPr>
+        <w:t xml:space="preserve">EXAMPLE: Add specific acronyms used in the DMP </w:t>
+      </w:r>
+      <w:r>
+        <w:rPr>
+          <w:rFonts w:cstheme="minorHAnsi"/>
+          <w:lang w:val="en-GB"/>
+        </w:rPr>
+        <w:t>in the Terminology section</w:t>
+      </w:r>
+      <w:r>
+        <w:rPr>
+          <w:rFonts w:cstheme="minorHAnsi"/>
+          <w:lang w:val="en-GB"/>
+        </w:rPr>
+        <w:t xml:space="preserve"> on page 2. </w:t>
+      </w:r>
+    </w:p>
+    <w:p>
+      <w:pPr>
+        <w:pBdr>
+          <w:top w:val="single" w:sz="4" w:space="1" w:color="auto"/>
+          <w:left w:val="single" w:sz="4" w:space="4" w:color="auto"/>
+          <w:bottom w:val="single" w:sz="4" w:space="1" w:color="auto"/>
+          <w:right w:val="single" w:sz="4" w:space="4" w:color="auto"/>
+        </w:pBdr>
+        <w:tabs>
+          <w:tab w:val="left" w:pos="1418"/>
+        </w:tabs>
+        <w:rPr>
+          <w:rFonts w:cstheme="minorHAnsi"/>
+          <w:lang w:val="en-GB"/>
+        </w:rPr>
+      </w:pPr>
+      <w:r>
+        <w:rPr>
+          <w:rFonts w:cstheme="minorHAnsi"/>
+          <w:b/>
+          <w:bCs/>
+          <w:lang w:val="en-GB"/>
+        </w:rPr>
+        <w:t>Delete (1):</w:t>
+      </w:r>
+      <w:r>
+        <w:rPr>
+          <w:rFonts w:cstheme="minorHAnsi"/>
+          <w:b/>
+          <w:bCs/>
+          <w:lang w:val="en-GB"/>
+        </w:rPr>
+        <w:tab/>
+      </w:r>
+      <w:r>
+        <w:rPr>
+          <w:rFonts w:cstheme="minorHAnsi"/>
+          <w:lang w:val="en-GB"/>
+        </w:rPr>
+        <w:t>You can delete the blue boxes with the guiding questions if you wish.</w:t>
+      </w:r>
+    </w:p>
+    <w:p>
+      <w:pPr>
+        <w:pBdr>
+          <w:top w:val="single" w:sz="4" w:space="1" w:color="auto"/>
+          <w:left w:val="single" w:sz="4" w:space="4" w:color="auto"/>
+          <w:bottom w:val="single" w:sz="4" w:space="1" w:color="auto"/>
+          <w:right w:val="single" w:sz="4" w:space="4" w:color="auto"/>
+        </w:pBdr>
+        <w:tabs>
+          <w:tab w:val="left" w:pos="1418"/>
+        </w:tabs>
+        <w:ind w:left="1418" w:hanging="1418"/>
+        <w:rPr>
+          <w:rFonts w:cstheme="minorHAnsi"/>
+          <w:lang w:val="en-GB"/>
+        </w:rPr>
+      </w:pPr>
+      <w:r>
+        <w:rPr>
+          <w:rFonts w:cstheme="minorHAnsi"/>
+          <w:b/>
+          <w:bCs/>
+          <w:lang w:val="en-GB"/>
+        </w:rPr>
+        <w:t xml:space="preserve">Delete </w:t>
+      </w:r>
+      <w:r>
+        <w:rPr>
+          <w:rFonts w:cstheme="minorHAnsi"/>
+          <w:b/>
+          <w:bCs/>
+          <w:lang w:val="en-GB"/>
+        </w:rPr>
+        <w:t>(2)</w:t>
+      </w:r>
+      <w:r>
+        <w:rPr>
+          <w:rFonts w:cstheme="minorHAnsi"/>
+          <w:b/>
+          <w:bCs/>
+          <w:lang w:val="en-GB"/>
+        </w:rPr>
+        <w:t>:</w:t>
+      </w:r>
+      <w:r>
+        <w:rPr>
+          <w:rFonts w:cstheme="minorHAnsi"/>
+          <w:b/>
+          <w:bCs/>
+          <w:lang w:val="en-GB"/>
+        </w:rPr>
+        <w:tab/>
+      </w:r>
+      <w:r>
+        <w:rPr>
+          <w:rFonts w:cstheme="minorHAnsi"/>
+          <w:lang w:val="en-GB"/>
+        </w:rPr>
+        <w:t>D</w:t>
+      </w:r>
+      <w:r>
+        <w:rPr>
+          <w:rFonts w:cstheme="minorHAnsi"/>
+          <w:lang w:val="en-GB"/>
+        </w:rPr>
+        <w:t xml:space="preserve">elete this </w:t>
+      </w:r>
+      <w:r>
+        <w:rPr>
+          <w:rFonts w:cstheme="minorHAnsi"/>
+          <w:lang w:val="en-GB"/>
+        </w:rPr>
+        <w:t xml:space="preserve">instruction </w:t>
+      </w:r>
+      <w:r>
+        <w:rPr>
+          <w:rFonts w:cstheme="minorHAnsi"/>
+          <w:lang w:val="en-GB"/>
+        </w:rPr>
+        <w:t xml:space="preserve">page. </w:t>
+      </w:r>
+    </w:p>
+    <w:p>
+      <w:pPr>
+        <w:pBdr>
+          <w:top w:val="single" w:sz="4" w:space="1" w:color="auto"/>
+          <w:left w:val="single" w:sz="4" w:space="4" w:color="auto"/>
+          <w:bottom w:val="single" w:sz="4" w:space="1" w:color="auto"/>
+          <w:right w:val="single" w:sz="4" w:space="4" w:color="auto"/>
+        </w:pBdr>
+        <w:tabs>
+          <w:tab w:val="left" w:pos="1418"/>
+        </w:tabs>
+        <w:ind w:left="1418" w:hanging="1418"/>
+        <w:rPr>
+          <w:rFonts w:cstheme="minorHAnsi"/>
+          <w:lang w:val="en-GB"/>
+        </w:rPr>
+      </w:pPr>
+      <w:r>
+        <w:rPr>
+          <w:rFonts w:cstheme="minorHAnsi"/>
+          <w:b/>
+          <w:bCs/>
+          <w:lang w:val="en-GB"/>
+        </w:rPr>
+        <w:t>Update:</w:t>
+      </w:r>
+      <w:r>
+        <w:rPr>
+          <w:rFonts w:cstheme="minorHAnsi"/>
+          <w:lang w:val="en-GB"/>
+        </w:rPr>
+        <w:t xml:space="preserve"> </w:t>
+      </w:r>
+      <w:r>
+        <w:rPr>
+          <w:rFonts w:cstheme="minorHAnsi"/>
+          <w:lang w:val="en-GB"/>
+        </w:rPr>
+        <w:tab/>
+        <w:t xml:space="preserve">Update the table of contents. </w:t>
+      </w:r>
+    </w:p>
+    <w:p>
+      <w:pPr>
         <w:jc w:val="center"/>
-        <w:rPr>
-          <w:color w:val="000000" w:themeColor="text1"/>
-        </w:rPr>
-      </w:pPr>
-      <w:r>
         <w:rPr>
           <w:b/>
           <w:bCs/>
           <w:color w:val="000000" w:themeColor="text1"/>
           <w:sz w:val="72"/>
           <w:szCs w:val="72"/>
-        </w:rPr>
+          <w:lang w:val="en-GB"/>
+        </w:rPr>
+      </w:pPr>
+    </w:p>
+    <w:p>
+      <w:pPr>
+        <w:tabs>
+          <w:tab w:val="clear" w:pos="4513"/>
+          <w:tab w:val="clear" w:pos="9026"/>
+        </w:tabs>
+        <w:spacing w:after="0" w:line="240" w:lineRule="auto"/>
+        <w:jc w:val="left"/>
+        <w:rPr>
+          <w:b/>
+          <w:bCs/>
+          <w:color w:val="000000" w:themeColor="text1"/>
+          <w:sz w:val="72"/>
+          <w:szCs w:val="72"/>
+        </w:rPr>
+      </w:pPr>
+      <w:r>
+        <w:rPr>
+          <w:b/>
+          <w:bCs/>
+          <w:color w:val="000000" w:themeColor="text1"/>
+          <w:sz w:val="72"/>
+          <w:szCs w:val="72"/>
+        </w:rPr>
+        <w:br w:type="page"/>
+      </w:r>
+    </w:p>
+    <w:p>
+      <w:pPr>
+        <w:jc w:val="center"/>
+        <w:rPr>
+          <w:color w:val="000000" w:themeColor="text1"/>
+        </w:rPr>
+      </w:pPr>
+      <w:r>
+        <w:rPr>
+          <w:b/>
+          <w:bCs/>
+          <w:color w:val="000000" w:themeColor="text1"/>
+          <w:sz w:val="72"/>
+          <w:szCs w:val="72"/>
+        </w:rPr>
+        <w:lastRenderedPageBreak/>
         <w:t>[</w:t>
       </w:r>
       <w:proofErr w:type="spellStart"/>
@@ -530,7 +1012,6 @@
                 <w:noProof/>
                 <w:color w:val="auto"/>
               </w:rPr>
-              <w:lastRenderedPageBreak/>
               <w:t>Deliverable abstract</w:t>
             </w:r>
           </w:p>
@@ -652,6 +1133,7 @@
           <w:b/>
           <w:bCs/>
         </w:rPr>
+        <w:lastRenderedPageBreak/>
         <w:t>COPYRIGHT NOTICE</w:t>
       </w:r>
     </w:p>
@@ -1916,7 +2398,6 @@
                 <w:szCs w:val="20"/>
                 <w:lang w:val="en-GB"/>
               </w:rPr>
-              <w:lastRenderedPageBreak/>
               <w:t>Acronym</w:t>
             </w:r>
           </w:p>
@@ -13505,10 +13986,6 @@
 </file>
 
 <file path=customXml/item1.xml><?xml version="1.0" encoding="utf-8"?>
-<b:Sources xmlns:b="http://schemas.openxmlformats.org/officeDocument/2006/bibliography" xmlns="http://schemas.openxmlformats.org/officeDocument/2006/bibliography" SelectedStyle="\APASixthEditionOfficeOnline.xsl" StyleName="APA" Version="6"/>
-</file>
-
-<file path=customXml/item2.xml><?xml version="1.0" encoding="utf-8"?>
 <p:properties xmlns:p="http://schemas.microsoft.com/office/2006/metadata/properties" xmlns:xsi="http://www.w3.org/2001/XMLSchema-instance" xmlns:pc="http://schemas.microsoft.com/office/infopath/2007/PartnerControls">
   <documentManagement>
     <Order1 xmlns="084a5cd8-1559-4e94-ac72-b94fb9abc19e">45</Order1>
@@ -13528,7 +14005,20 @@
 </p:properties>
 </file>
 
+<file path=customXml/item2.xml><?xml version="1.0" encoding="utf-8"?>
+<b:Sources xmlns:b="http://schemas.openxmlformats.org/officeDocument/2006/bibliography" xmlns="http://schemas.openxmlformats.org/officeDocument/2006/bibliography" SelectedStyle="\APASixthEditionOfficeOnline.xsl" StyleName="APA" Version="6"/>
+</file>
+
 <file path=customXml/item3.xml><?xml version="1.0" encoding="utf-8"?>
+<?mso-contentType ?>
+<FormTemplates xmlns="http://schemas.microsoft.com/sharepoint/v3/contenttype/forms">
+  <Display>DocumentLibraryForm</Display>
+  <Edit>DocumentLibraryForm</Edit>
+  <New>DocumentLibraryForm</New>
+</FormTemplates>
+</file>
+
+<file path=customXml/item4.xml><?xml version="1.0" encoding="utf-8"?>
 <ct:contentTypeSchema xmlns:ct="http://schemas.microsoft.com/office/2006/metadata/contentType" xmlns:ma="http://schemas.microsoft.com/office/2006/metadata/properties/metaAttributes" ct:_="" ma:_="" ma:contentTypeName="EC Document" ma:contentTypeID="0x010100258AA79CEB83498886A3A086811232500015D68561EDF2314DA91E1210E4D82B5C" ma:contentTypeVersion="38" ma:contentTypeDescription="Create a new document in this library." ma:contentTypeScope="" ma:versionID="3bfd783927ea96c5c14b5f9466c0d5de">
   <xsd:schema xmlns:xsd="http://www.w3.org/2001/XMLSchema" xmlns:xs="http://www.w3.org/2001/XMLSchema" xmlns:p="http://schemas.microsoft.com/office/2006/metadata/properties" xmlns:ns2="084a5cd8-1559-4e94-ac72-b94fb9abc19e" targetNamespace="http://schemas.microsoft.com/office/2006/metadata/properties" ma:root="true" ma:fieldsID="6907ed16e1ea7430830aa2dae5b3c1f7" ns2:_="">
     <xsd:import namespace="084a5cd8-1559-4e94-ac72-b94fb9abc19e"/>
@@ -13870,24 +14360,7 @@
 </ct:contentTypeSchema>
 </file>
 
-<file path=customXml/item4.xml><?xml version="1.0" encoding="utf-8"?>
-<?mso-contentType ?>
-<FormTemplates xmlns="http://schemas.microsoft.com/sharepoint/v3/contenttype/forms">
-  <Display>DocumentLibraryForm</Display>
-  <Edit>DocumentLibraryForm</Edit>
-  <New>DocumentLibraryForm</New>
-</FormTemplates>
-</file>
-
 <file path=customXml/itemProps1.xml><?xml version="1.0" encoding="utf-8"?>
-<ds:datastoreItem xmlns:ds="http://schemas.openxmlformats.org/officeDocument/2006/customXml" ds:itemID="{E6E3F1C5-BDFC-4981-9034-4A05696CDD37}">
-  <ds:schemaRefs>
-    <ds:schemaRef ds:uri="http://schemas.openxmlformats.org/officeDocument/2006/bibliography"/>
-  </ds:schemaRefs>
-</ds:datastoreItem>
-</file>
-
-<file path=customXml/itemProps2.xml><?xml version="1.0" encoding="utf-8"?>
 <ds:datastoreItem xmlns:ds="http://schemas.openxmlformats.org/officeDocument/2006/customXml" ds:itemID="{FA90FD41-FA76-42DA-A088-7C01AECDABAA}">
   <ds:schemaRefs>
     <ds:schemaRef ds:uri="http://schemas.microsoft.com/office/2006/metadata/properties"/>
@@ -13897,7 +14370,23 @@
 </ds:datastoreItem>
 </file>
 
+<file path=customXml/itemProps2.xml><?xml version="1.0" encoding="utf-8"?>
+<ds:datastoreItem xmlns:ds="http://schemas.openxmlformats.org/officeDocument/2006/customXml" ds:itemID="{E6E3F1C5-BDFC-4981-9034-4A05696CDD37}">
+  <ds:schemaRefs>
+    <ds:schemaRef ds:uri="http://schemas.openxmlformats.org/officeDocument/2006/bibliography"/>
+  </ds:schemaRefs>
+</ds:datastoreItem>
+</file>
+
 <file path=customXml/itemProps3.xml><?xml version="1.0" encoding="utf-8"?>
+<ds:datastoreItem xmlns:ds="http://schemas.openxmlformats.org/officeDocument/2006/customXml" ds:itemID="{E5ABEBC2-8F24-42D8-B0A5-1D2B76C15645}">
+  <ds:schemaRefs>
+    <ds:schemaRef ds:uri="http://schemas.microsoft.com/sharepoint/v3/contenttype/forms"/>
+  </ds:schemaRefs>
+</ds:datastoreItem>
+</file>
+
+<file path=customXml/itemProps4.xml><?xml version="1.0" encoding="utf-8"?>
 <ds:datastoreItem xmlns:ds="http://schemas.openxmlformats.org/officeDocument/2006/customXml" ds:itemID="{789122CC-B268-41FA-A377-ABDD5160F69C}">
   <ds:schemaRefs>
     <ds:schemaRef ds:uri="http://schemas.microsoft.com/office/2006/metadata/contentType"/>
@@ -13913,12 +14402,4 @@
     <ds:schemaRef ds:uri="http://schemas.microsoft.com/internal/obd"/>
   </ds:schemaRefs>
 </ds:datastoreItem>
-</file>
-
-<file path=customXml/itemProps4.xml><?xml version="1.0" encoding="utf-8"?>
-<ds:datastoreItem xmlns:ds="http://schemas.openxmlformats.org/officeDocument/2006/customXml" ds:itemID="{E5ABEBC2-8F24-42D8-B0A5-1D2B76C15645}">
-  <ds:schemaRefs>
-    <ds:schemaRef ds:uri="http://schemas.microsoft.com/sharepoint/v3/contenttype/forms"/>
-  </ds:schemaRefs>
-</ds:datastoreItem>
 </file>
--- a/src/main/resources/org/damap/base/template/horizonEuropeTemplate.docx
+++ b/src/main/resources/org/damap/base/template/horizonEuropeTemplate.docx
@@ -996,7 +996,6 @@
           </w:tcPr>
           <w:p>
             <w:pPr>
-              <w:keepNext/>
               <w:rPr>
                 <w:rFonts w:eastAsiaTheme="minorHAnsi"/>
                 <w:b/>
@@ -7005,15 +7004,8 @@
           <w:color w:val="auto"/>
           <w:lang w:val="en-GB"/>
         </w:rPr>
-        <w:t>Will all data be made openly available? If certain datasets cannot be shared (or need to be shared under restricted access conditions), explain why, clearly separating legal and contractual reasons from intentional restrictions. Note that in multi-</w:t>
-      </w:r>
-      <w:r>
-        <w:rPr>
-          <w:color w:val="auto"/>
-          <w:lang w:val="en-GB"/>
-        </w:rPr>
         <w:lastRenderedPageBreak/>
-        <w:t>beneficiary projects it is also possible for specific beneficiaries to keep their data closed if opening their data goes against their legitimate interests or other constraints as per the Grant Agreement.</w:t>
+        <w:t>Will all data be made openly available? If certain datasets cannot be shared (or need to be shared under restricted access conditions), explain why, clearly separating legal and contractual reasons from intentional restrictions. Note that in multi-beneficiary projects it is also possible for specific beneficiaries to keep their data closed if opening their data goes against their legitimate interests or other constraints as per the Grant Agreement.</w:t>
       </w:r>
     </w:p>
     <w:p>
@@ -8182,7 +8174,23 @@
           <w:color w:val="auto"/>
           <w:lang w:val="en-GB"/>
         </w:rPr>
-        <w:t xml:space="preserve">Will the data produced in the project be useable by third parties, </w:t>
+        <w:t xml:space="preserve">Will the data </w:t>
+      </w:r>
+      <w:proofErr w:type="gramStart"/>
+      <w:r>
+        <w:rPr>
+          <w:color w:val="auto"/>
+          <w:lang w:val="en-GB"/>
+        </w:rPr>
+        <w:t>produced</w:t>
+      </w:r>
+      <w:proofErr w:type="gramEnd"/>
+      <w:r>
+        <w:rPr>
+          <w:color w:val="auto"/>
+          <w:lang w:val="en-GB"/>
+        </w:rPr>
+        <w:t xml:space="preserve"> in the project be useable by third parties, </w:t>
       </w:r>
       <w:proofErr w:type="gramStart"/>
       <w:r>
@@ -10362,6 +10370,7 @@
                 <w:sz w:val="18"/>
                 <w:szCs w:val="18"/>
               </w:rPr>
+              <w:lastRenderedPageBreak/>
               <w:t>dataset ID</w:t>
             </w:r>
           </w:p>
@@ -10663,7 +10672,6 @@
                 <w:sz w:val="18"/>
                 <w:szCs w:val="18"/>
               </w:rPr>
-              <w:lastRenderedPageBreak/>
               <w:t>ID</w:t>
             </w:r>
           </w:p>
@@ -12692,8 +12700,10 @@
   <w:style w:type="paragraph" w:default="1" w:styleId="Normal">
     <w:name w:val="Normal"/>
     <w:qFormat/>
-    <w:rsid w:val="002E3B1C"/>
+    <w:rsid w:val="003B051B"/>
     <w:pPr>
+      <w:keepNext/>
+      <w:keepLines/>
       <w:tabs>
         <w:tab w:val="center" w:pos="4513"/>
         <w:tab w:val="right" w:pos="9026"/>
@@ -12716,8 +12726,6 @@
     <w:qFormat/>
     <w:rsid w:val="00506500"/>
     <w:pPr>
-      <w:keepNext/>
-      <w:keepLines/>
       <w:numPr>
         <w:numId w:val="1"/>
       </w:numPr>
@@ -12774,8 +12782,6 @@
     <w:qFormat/>
     <w:rsid w:val="007C56D7"/>
     <w:pPr>
-      <w:keepNext/>
-      <w:keepLines/>
       <w:tabs>
         <w:tab w:val="num" w:pos="0"/>
       </w:tabs>
@@ -12796,8 +12802,6 @@
     <w:next w:val="Normal"/>
     <w:qFormat/>
     <w:pPr>
-      <w:keepNext/>
-      <w:keepLines/>
       <w:tabs>
         <w:tab w:val="clear" w:pos="4513"/>
         <w:tab w:val="clear" w:pos="9026"/>
@@ -13057,7 +13061,6 @@
     <w:next w:val="BodyText"/>
     <w:qFormat/>
     <w:pPr>
-      <w:keepNext/>
       <w:spacing w:before="240"/>
     </w:pPr>
     <w:rPr>
@@ -13364,8 +13367,10 @@
     <w:name w:val="Grid Table Light"/>
     <w:basedOn w:val="TableNormal"/>
     <w:uiPriority w:val="40"/>
-    <w:rsid w:val="009D48F5"/>
+    <w:rsid w:val="003B051B"/>
     <w:pPr>
+      <w:keepNext/>
+      <w:keepLines/>
       <w:spacing w:before="120" w:after="120"/>
       <w:jc w:val="both"/>
     </w:pPr>
@@ -13620,8 +13625,10 @@
     <w:basedOn w:val="TableNormal"/>
     <w:next w:val="TableGridLight"/>
     <w:uiPriority w:val="40"/>
-    <w:rsid w:val="00261BD9"/>
+    <w:rsid w:val="003B051B"/>
     <w:pPr>
+      <w:keepNext/>
+      <w:keepLines/>
       <w:pBdr>
         <w:top w:val="none" w:sz="4" w:space="0" w:color="000000"/>
         <w:left w:val="none" w:sz="4" w:space="0" w:color="000000"/>
@@ -13986,6 +13993,10 @@
 </file>
 
 <file path=customXml/item1.xml><?xml version="1.0" encoding="utf-8"?>
+<b:Sources xmlns:b="http://schemas.openxmlformats.org/officeDocument/2006/bibliography" xmlns="http://schemas.openxmlformats.org/officeDocument/2006/bibliography" SelectedStyle="\APASixthEditionOfficeOnline.xsl" StyleName="APA" Version="6"/>
+</file>
+
+<file path=customXml/item2.xml><?xml version="1.0" encoding="utf-8"?>
 <p:properties xmlns:p="http://schemas.microsoft.com/office/2006/metadata/properties" xmlns:xsi="http://www.w3.org/2001/XMLSchema-instance" xmlns:pc="http://schemas.microsoft.com/office/infopath/2007/PartnerControls">
   <documentManagement>
     <Order1 xmlns="084a5cd8-1559-4e94-ac72-b94fb9abc19e">45</Order1>
@@ -14005,20 +14016,7 @@
 </p:properties>
 </file>
 
-<file path=customXml/item2.xml><?xml version="1.0" encoding="utf-8"?>
-<b:Sources xmlns:b="http://schemas.openxmlformats.org/officeDocument/2006/bibliography" xmlns="http://schemas.openxmlformats.org/officeDocument/2006/bibliography" SelectedStyle="\APASixthEditionOfficeOnline.xsl" StyleName="APA" Version="6"/>
-</file>
-
 <file path=customXml/item3.xml><?xml version="1.0" encoding="utf-8"?>
-<?mso-contentType ?>
-<FormTemplates xmlns="http://schemas.microsoft.com/sharepoint/v3/contenttype/forms">
-  <Display>DocumentLibraryForm</Display>
-  <Edit>DocumentLibraryForm</Edit>
-  <New>DocumentLibraryForm</New>
-</FormTemplates>
-</file>
-
-<file path=customXml/item4.xml><?xml version="1.0" encoding="utf-8"?>
 <ct:contentTypeSchema xmlns:ct="http://schemas.microsoft.com/office/2006/metadata/contentType" xmlns:ma="http://schemas.microsoft.com/office/2006/metadata/properties/metaAttributes" ct:_="" ma:_="" ma:contentTypeName="EC Document" ma:contentTypeID="0x010100258AA79CEB83498886A3A086811232500015D68561EDF2314DA91E1210E4D82B5C" ma:contentTypeVersion="38" ma:contentTypeDescription="Create a new document in this library." ma:contentTypeScope="" ma:versionID="3bfd783927ea96c5c14b5f9466c0d5de">
   <xsd:schema xmlns:xsd="http://www.w3.org/2001/XMLSchema" xmlns:xs="http://www.w3.org/2001/XMLSchema" xmlns:p="http://schemas.microsoft.com/office/2006/metadata/properties" xmlns:ns2="084a5cd8-1559-4e94-ac72-b94fb9abc19e" targetNamespace="http://schemas.microsoft.com/office/2006/metadata/properties" ma:root="true" ma:fieldsID="6907ed16e1ea7430830aa2dae5b3c1f7" ns2:_="">
     <xsd:import namespace="084a5cd8-1559-4e94-ac72-b94fb9abc19e"/>
@@ -14360,7 +14358,24 @@
 </ct:contentTypeSchema>
 </file>
 
+<file path=customXml/item4.xml><?xml version="1.0" encoding="utf-8"?>
+<?mso-contentType ?>
+<FormTemplates xmlns="http://schemas.microsoft.com/sharepoint/v3/contenttype/forms">
+  <Display>DocumentLibraryForm</Display>
+  <Edit>DocumentLibraryForm</Edit>
+  <New>DocumentLibraryForm</New>
+</FormTemplates>
+</file>
+
 <file path=customXml/itemProps1.xml><?xml version="1.0" encoding="utf-8"?>
+<ds:datastoreItem xmlns:ds="http://schemas.openxmlformats.org/officeDocument/2006/customXml" ds:itemID="{E6E3F1C5-BDFC-4981-9034-4A05696CDD37}">
+  <ds:schemaRefs>
+    <ds:schemaRef ds:uri="http://schemas.openxmlformats.org/officeDocument/2006/bibliography"/>
+  </ds:schemaRefs>
+</ds:datastoreItem>
+</file>
+
+<file path=customXml/itemProps2.xml><?xml version="1.0" encoding="utf-8"?>
 <ds:datastoreItem xmlns:ds="http://schemas.openxmlformats.org/officeDocument/2006/customXml" ds:itemID="{FA90FD41-FA76-42DA-A088-7C01AECDABAA}">
   <ds:schemaRefs>
     <ds:schemaRef ds:uri="http://schemas.microsoft.com/office/2006/metadata/properties"/>
@@ -14370,23 +14385,7 @@
 </ds:datastoreItem>
 </file>
 
-<file path=customXml/itemProps2.xml><?xml version="1.0" encoding="utf-8"?>
-<ds:datastoreItem xmlns:ds="http://schemas.openxmlformats.org/officeDocument/2006/customXml" ds:itemID="{E6E3F1C5-BDFC-4981-9034-4A05696CDD37}">
-  <ds:schemaRefs>
-    <ds:schemaRef ds:uri="http://schemas.openxmlformats.org/officeDocument/2006/bibliography"/>
-  </ds:schemaRefs>
-</ds:datastoreItem>
-</file>
-
 <file path=customXml/itemProps3.xml><?xml version="1.0" encoding="utf-8"?>
-<ds:datastoreItem xmlns:ds="http://schemas.openxmlformats.org/officeDocument/2006/customXml" ds:itemID="{E5ABEBC2-8F24-42D8-B0A5-1D2B76C15645}">
-  <ds:schemaRefs>
-    <ds:schemaRef ds:uri="http://schemas.microsoft.com/sharepoint/v3/contenttype/forms"/>
-  </ds:schemaRefs>
-</ds:datastoreItem>
-</file>
-
-<file path=customXml/itemProps4.xml><?xml version="1.0" encoding="utf-8"?>
 <ds:datastoreItem xmlns:ds="http://schemas.openxmlformats.org/officeDocument/2006/customXml" ds:itemID="{789122CC-B268-41FA-A377-ABDD5160F69C}">
   <ds:schemaRefs>
     <ds:schemaRef ds:uri="http://schemas.microsoft.com/office/2006/metadata/contentType"/>
@@ -14402,4 +14401,12 @@
     <ds:schemaRef ds:uri="http://schemas.microsoft.com/internal/obd"/>
   </ds:schemaRefs>
 </ds:datastoreItem>
+</file>
+
+<file path=customXml/itemProps4.xml><?xml version="1.0" encoding="utf-8"?>
+<ds:datastoreItem xmlns:ds="http://schemas.openxmlformats.org/officeDocument/2006/customXml" ds:itemID="{E5ABEBC2-8F24-42D8-B0A5-1D2B76C15645}">
+  <ds:schemaRefs>
+    <ds:schemaRef ds:uri="http://schemas.microsoft.com/sharepoint/v3/contenttype/forms"/>
+  </ds:schemaRefs>
+</ds:datastoreItem>
 </file>
--- a/src/main/resources/org/damap/base/template/horizonEuropeTemplate.docx
+++ b/src/main/resources/org/damap/base/template/horizonEuropeTemplate.docx
@@ -1217,12 +1217,19 @@
         <w:rPr>
           <w:color w:val="000000" w:themeColor="text1"/>
         </w:rPr>
-        <w:t>] project is licensed under a Creative Commons Attribution 4.0 International License (</w:t>
+        <w:t xml:space="preserve">] project is licensed under a Creative </w:t>
+      </w:r>
+      <w:r>
+        <w:rPr>
+          <w:color w:val="000000" w:themeColor="text1"/>
+        </w:rPr>
+        <w:t>Commons Attribution 4.0 International License (</w:t>
       </w:r>
       <w:hyperlink r:id="rId12" w:tgtFrame="http://creativecommons.org/licenses/by/4.0/">
         <w:r>
           <w:rPr>
             <w:rStyle w:val="Hyperlink"/>
+            <w:rFonts w:ascii="Open Sans" w:hAnsi="Open Sans"/>
             <w:color w:val="000000" w:themeColor="text1"/>
             <w:sz w:val="22"/>
           </w:rPr>
@@ -1233,7 +1240,13 @@
         <w:rPr>
           <w:color w:val="000000" w:themeColor="text1"/>
         </w:rPr>
-        <w:t>). The [</w:t>
+        <w:t>).</w:t>
+      </w:r>
+      <w:r>
+        <w:rPr>
+          <w:color w:val="000000" w:themeColor="text1"/>
+        </w:rPr>
+        <w:t xml:space="preserve"> The [</w:t>
       </w:r>
       <w:proofErr w:type="spellStart"/>
       <w:r>
@@ -1328,7 +1341,6 @@
               <w:bottom w:val="single" w:sz="12" w:space="0" w:color="2E74B5"/>
               <w:right w:val="single" w:sz="12" w:space="0" w:color="BFBFBF"/>
             </w:tcBorders>
-            <w:shd w:val="clear" w:color="auto" w:fill="auto"/>
             <w:vAlign w:val="center"/>
           </w:tcPr>
           <w:p>
@@ -1355,7 +1367,6 @@
               <w:bottom w:val="single" w:sz="12" w:space="0" w:color="2E74B5"/>
               <w:right w:val="single" w:sz="12" w:space="0" w:color="BFBFBF"/>
             </w:tcBorders>
-            <w:shd w:val="clear" w:color="auto" w:fill="auto"/>
             <w:vAlign w:val="center"/>
           </w:tcPr>
           <w:p>
@@ -1420,7 +1431,6 @@
               <w:bottom w:val="single" w:sz="12" w:space="0" w:color="2E74B5"/>
               <w:right w:val="single" w:sz="12" w:space="0" w:color="BFBFBF"/>
             </w:tcBorders>
-            <w:shd w:val="clear" w:color="auto" w:fill="auto"/>
             <w:vAlign w:val="center"/>
           </w:tcPr>
           <w:p>
@@ -1455,7 +1465,6 @@
               <w:bottom w:val="single" w:sz="12" w:space="0" w:color="BFBFBF"/>
               <w:right w:val="single" w:sz="12" w:space="0" w:color="BFBFBF"/>
             </w:tcBorders>
-            <w:shd w:val="clear" w:color="auto" w:fill="auto"/>
             <w:vAlign w:val="center"/>
           </w:tcPr>
           <w:p>
@@ -1486,7 +1495,6 @@
               <w:bottom w:val="single" w:sz="12" w:space="0" w:color="BFBFBF"/>
               <w:right w:val="single" w:sz="12" w:space="0" w:color="BFBFBF"/>
             </w:tcBorders>
-            <w:shd w:val="clear" w:color="auto" w:fill="auto"/>
             <w:vAlign w:val="center"/>
           </w:tcPr>
           <w:p>
@@ -1536,7 +1544,6 @@
               <w:bottom w:val="single" w:sz="12" w:space="0" w:color="BFBFBF"/>
               <w:right w:val="single" w:sz="12" w:space="0" w:color="BFBFBF"/>
             </w:tcBorders>
-            <w:shd w:val="clear" w:color="auto" w:fill="auto"/>
             <w:vAlign w:val="center"/>
           </w:tcPr>
           <w:p>
@@ -1564,7 +1571,6 @@
               <w:bottom w:val="single" w:sz="12" w:space="0" w:color="BFBFBF"/>
               <w:right w:val="single" w:sz="12" w:space="0" w:color="BFBFBF"/>
             </w:tcBorders>
-            <w:shd w:val="clear" w:color="auto" w:fill="auto"/>
             <w:vAlign w:val="center"/>
           </w:tcPr>
           <w:p>
@@ -1595,7 +1601,6 @@
               <w:bottom w:val="single" w:sz="12" w:space="0" w:color="BFBFBF"/>
               <w:right w:val="single" w:sz="12" w:space="0" w:color="BFBFBF"/>
             </w:tcBorders>
-            <w:shd w:val="clear" w:color="auto" w:fill="auto"/>
             <w:vAlign w:val="center"/>
           </w:tcPr>
           <w:p>
@@ -1645,7 +1650,6 @@
               <w:bottom w:val="single" w:sz="12" w:space="0" w:color="BFBFBF"/>
               <w:right w:val="single" w:sz="12" w:space="0" w:color="BFBFBF"/>
             </w:tcBorders>
-            <w:shd w:val="clear" w:color="auto" w:fill="auto"/>
             <w:vAlign w:val="center"/>
           </w:tcPr>
           <w:p>
@@ -1673,7 +1677,6 @@
               <w:bottom w:val="single" w:sz="12" w:space="0" w:color="BFBFBF"/>
               <w:right w:val="single" w:sz="12" w:space="0" w:color="BFBFBF"/>
             </w:tcBorders>
-            <w:shd w:val="clear" w:color="auto" w:fill="auto"/>
             <w:vAlign w:val="center"/>
           </w:tcPr>
           <w:p>
@@ -1704,7 +1707,6 @@
               <w:bottom w:val="single" w:sz="12" w:space="0" w:color="BFBFBF"/>
               <w:right w:val="single" w:sz="12" w:space="0" w:color="BFBFBF"/>
             </w:tcBorders>
-            <w:shd w:val="clear" w:color="auto" w:fill="auto"/>
             <w:vAlign w:val="center"/>
           </w:tcPr>
           <w:p>
@@ -1755,7 +1757,6 @@
               <w:bottom w:val="single" w:sz="12" w:space="0" w:color="BFBFBF"/>
               <w:right w:val="single" w:sz="12" w:space="0" w:color="BFBFBF"/>
             </w:tcBorders>
-            <w:shd w:val="clear" w:color="auto" w:fill="auto"/>
             <w:vAlign w:val="center"/>
           </w:tcPr>
           <w:p>
@@ -1783,7 +1784,6 @@
               <w:bottom w:val="single" w:sz="12" w:space="0" w:color="BFBFBF"/>
               <w:right w:val="single" w:sz="12" w:space="0" w:color="BFBFBF"/>
             </w:tcBorders>
-            <w:shd w:val="clear" w:color="auto" w:fill="auto"/>
             <w:vAlign w:val="center"/>
           </w:tcPr>
           <w:p>
@@ -1814,7 +1814,6 @@
               <w:bottom w:val="single" w:sz="12" w:space="0" w:color="BFBFBF"/>
               <w:right w:val="single" w:sz="12" w:space="0" w:color="BFBFBF"/>
             </w:tcBorders>
-            <w:shd w:val="clear" w:color="auto" w:fill="auto"/>
             <w:vAlign w:val="center"/>
           </w:tcPr>
           <w:p>
@@ -1865,7 +1864,6 @@
               <w:bottom w:val="single" w:sz="12" w:space="0" w:color="BFBFBF"/>
               <w:right w:val="single" w:sz="12" w:space="0" w:color="BFBFBF"/>
             </w:tcBorders>
-            <w:shd w:val="clear" w:color="auto" w:fill="auto"/>
             <w:vAlign w:val="center"/>
           </w:tcPr>
           <w:p>
@@ -1929,7 +1927,6 @@
             <w:tcBorders>
               <w:bottom w:val="single" w:sz="12" w:space="0" w:color="006AAB"/>
             </w:tcBorders>
-            <w:shd w:val="clear" w:color="auto" w:fill="auto"/>
             <w:vAlign w:val="center"/>
           </w:tcPr>
           <w:p>
@@ -1962,7 +1959,6 @@
             <w:tcBorders>
               <w:bottom w:val="single" w:sz="12" w:space="0" w:color="006AAB"/>
             </w:tcBorders>
-            <w:shd w:val="clear" w:color="auto" w:fill="auto"/>
             <w:vAlign w:val="center"/>
           </w:tcPr>
           <w:p>
@@ -2027,7 +2023,6 @@
             <w:tcBorders>
               <w:bottom w:val="single" w:sz="12" w:space="0" w:color="006AAB"/>
             </w:tcBorders>
-            <w:shd w:val="clear" w:color="auto" w:fill="auto"/>
             <w:vAlign w:val="center"/>
           </w:tcPr>
           <w:p>
@@ -2062,7 +2057,6 @@
             <w:tcBorders>
               <w:top w:val="single" w:sz="12" w:space="0" w:color="006AAB"/>
             </w:tcBorders>
-            <w:shd w:val="clear" w:color="auto" w:fill="auto"/>
             <w:vAlign w:val="center"/>
           </w:tcPr>
           <w:p>
@@ -2091,7 +2085,6 @@
             <w:tcBorders>
               <w:top w:val="single" w:sz="12" w:space="0" w:color="006AAB"/>
             </w:tcBorders>
-            <w:shd w:val="clear" w:color="auto" w:fill="auto"/>
             <w:vAlign w:val="center"/>
           </w:tcPr>
           <w:p>
@@ -2161,7 +2154,6 @@
             <w:tcBorders>
               <w:top w:val="single" w:sz="12" w:space="0" w:color="006AAB"/>
             </w:tcBorders>
-            <w:shd w:val="clear" w:color="auto" w:fill="auto"/>
             <w:vAlign w:val="center"/>
           </w:tcPr>
           <w:p>
@@ -2182,7 +2174,6 @@
         <w:tc>
           <w:tcPr>
             <w:tcW w:w="1134" w:type="dxa"/>
-            <w:shd w:val="clear" w:color="auto" w:fill="auto"/>
             <w:vAlign w:val="center"/>
           </w:tcPr>
           <w:p>
@@ -2200,7 +2191,6 @@
         <w:tc>
           <w:tcPr>
             <w:tcW w:w="1545" w:type="dxa"/>
-            <w:shd w:val="clear" w:color="auto" w:fill="auto"/>
             <w:vAlign w:val="center"/>
           </w:tcPr>
           <w:p>
@@ -2236,7 +2226,6 @@
         <w:tc>
           <w:tcPr>
             <w:tcW w:w="2835" w:type="dxa"/>
-            <w:shd w:val="clear" w:color="auto" w:fill="auto"/>
             <w:vAlign w:val="center"/>
           </w:tcPr>
           <w:p>
@@ -2257,7 +2246,6 @@
         <w:tc>
           <w:tcPr>
             <w:tcW w:w="1134" w:type="dxa"/>
-            <w:shd w:val="clear" w:color="auto" w:fill="auto"/>
             <w:vAlign w:val="center"/>
           </w:tcPr>
           <w:p>
@@ -2276,7 +2264,6 @@
         <w:tc>
           <w:tcPr>
             <w:tcW w:w="1545" w:type="dxa"/>
-            <w:shd w:val="clear" w:color="auto" w:fill="auto"/>
             <w:vAlign w:val="center"/>
           </w:tcPr>
           <w:p>
@@ -2313,7 +2300,6 @@
         <w:tc>
           <w:tcPr>
             <w:tcW w:w="2835" w:type="dxa"/>
-            <w:shd w:val="clear" w:color="auto" w:fill="auto"/>
             <w:vAlign w:val="center"/>
           </w:tcPr>
           <w:p>
@@ -2410,7 +2396,6 @@
               <w:bottom w:val="single" w:sz="12" w:space="0" w:color="006AAB"/>
               <w:right w:val="single" w:sz="12" w:space="0" w:color="BFBFBF"/>
             </w:tcBorders>
-            <w:shd w:val="clear" w:color="auto" w:fill="auto"/>
             <w:vAlign w:val="center"/>
           </w:tcPr>
           <w:p>
@@ -2762,6 +2747,7 @@
           <w:bCs/>
           <w:lang w:val="en-GB"/>
         </w:rPr>
+        <w:lastRenderedPageBreak/>
         <w:t>CONTRIBUTORS</w:t>
       </w:r>
     </w:p>
@@ -2817,7 +2803,6 @@
               <w:bottom w:val="single" w:sz="12" w:space="0" w:color="006AAB"/>
               <w:right w:val="single" w:sz="12" w:space="0" w:color="BFBFBF"/>
             </w:tcBorders>
-            <w:shd w:val="clear" w:color="auto" w:fill="auto"/>
             <w:vAlign w:val="center"/>
           </w:tcPr>
           <w:p>
@@ -5452,7 +5437,10 @@
     </w:p>
     <w:p>
       <w:r>
-        <w:t>Produced datasets:</w:t>
+        <w:t>The following datasets will be produced</w:t>
+      </w:r>
+      <w:r>
+        <w:t>:</w:t>
       </w:r>
     </w:p>
     <w:tbl>
@@ -6080,7 +6068,13 @@
         <w:rPr>
           <w:color w:val="auto"/>
         </w:rPr>
-        <w:t>Reused datasets:</w:t>
+        <w:t>The following datasets will be reused</w:t>
+      </w:r>
+      <w:r>
+        <w:rPr>
+          <w:color w:val="auto"/>
+        </w:rPr>
+        <w:t>:</w:t>
       </w:r>
     </w:p>
     <w:tbl>
@@ -9102,7 +9096,6 @@
               <w:top w:val="single" w:sz="12" w:space="0" w:color="006AAB"/>
               <w:right w:val="nil"/>
             </w:tcBorders>
-            <w:shd w:val="clear" w:color="auto" w:fill="auto"/>
           </w:tcPr>
           <w:p>
             <w:pPr>
@@ -9136,7 +9129,6 @@
               <w:left w:val="nil"/>
               <w:right w:val="nil"/>
             </w:tcBorders>
-            <w:shd w:val="clear" w:color="auto" w:fill="auto"/>
           </w:tcPr>
           <w:p>
             <w:pPr>
@@ -9159,7 +9151,6 @@
               <w:top w:val="single" w:sz="12" w:space="0" w:color="006AAB"/>
               <w:left w:val="nil"/>
             </w:tcBorders>
-            <w:shd w:val="clear" w:color="auto" w:fill="auto"/>
           </w:tcPr>
           <w:p>
             <w:pPr>
@@ -9178,7 +9169,6 @@
             <w:tcBorders>
               <w:top w:val="single" w:sz="12" w:space="0" w:color="006AAB"/>
             </w:tcBorders>
-            <w:shd w:val="clear" w:color="auto" w:fill="auto"/>
           </w:tcPr>
           <w:p>
             <w:pPr>
@@ -9198,7 +9188,6 @@
             <w:tcBorders>
               <w:top w:val="single" w:sz="12" w:space="0" w:color="006AAB"/>
             </w:tcBorders>
-            <w:shd w:val="clear" w:color="auto" w:fill="auto"/>
           </w:tcPr>
           <w:p>
             <w:pPr>
@@ -13993,10 +13982,19 @@
 </file>
 
 <file path=customXml/item1.xml><?xml version="1.0" encoding="utf-8"?>
+<?mso-contentType ?>
+<FormTemplates xmlns="http://schemas.microsoft.com/sharepoint/v3/contenttype/forms">
+  <Display>DocumentLibraryForm</Display>
+  <Edit>DocumentLibraryForm</Edit>
+  <New>DocumentLibraryForm</New>
+</FormTemplates>
+</file>
+
+<file path=customXml/item2.xml><?xml version="1.0" encoding="utf-8"?>
 <b:Sources xmlns:b="http://schemas.openxmlformats.org/officeDocument/2006/bibliography" xmlns="http://schemas.openxmlformats.org/officeDocument/2006/bibliography" SelectedStyle="\APASixthEditionOfficeOnline.xsl" StyleName="APA" Version="6"/>
 </file>
 
-<file path=customXml/item2.xml><?xml version="1.0" encoding="utf-8"?>
+<file path=customXml/item3.xml><?xml version="1.0" encoding="utf-8"?>
 <p:properties xmlns:p="http://schemas.microsoft.com/office/2006/metadata/properties" xmlns:xsi="http://www.w3.org/2001/XMLSchema-instance" xmlns:pc="http://schemas.microsoft.com/office/infopath/2007/PartnerControls">
   <documentManagement>
     <Order1 xmlns="084a5cd8-1559-4e94-ac72-b94fb9abc19e">45</Order1>
@@ -14016,7 +14014,7 @@
 </p:properties>
 </file>
 
-<file path=customXml/item3.xml><?xml version="1.0" encoding="utf-8"?>
+<file path=customXml/item4.xml><?xml version="1.0" encoding="utf-8"?>
 <ct:contentTypeSchema xmlns:ct="http://schemas.microsoft.com/office/2006/metadata/contentType" xmlns:ma="http://schemas.microsoft.com/office/2006/metadata/properties/metaAttributes" ct:_="" ma:_="" ma:contentTypeName="EC Document" ma:contentTypeID="0x010100258AA79CEB83498886A3A086811232500015D68561EDF2314DA91E1210E4D82B5C" ma:contentTypeVersion="38" ma:contentTypeDescription="Create a new document in this library." ma:contentTypeScope="" ma:versionID="3bfd783927ea96c5c14b5f9466c0d5de">
   <xsd:schema xmlns:xsd="http://www.w3.org/2001/XMLSchema" xmlns:xs="http://www.w3.org/2001/XMLSchema" xmlns:p="http://schemas.microsoft.com/office/2006/metadata/properties" xmlns:ns2="084a5cd8-1559-4e94-ac72-b94fb9abc19e" targetNamespace="http://schemas.microsoft.com/office/2006/metadata/properties" ma:root="true" ma:fieldsID="6907ed16e1ea7430830aa2dae5b3c1f7" ns2:_="">
     <xsd:import namespace="084a5cd8-1559-4e94-ac72-b94fb9abc19e"/>
@@ -14358,16 +14356,15 @@
 </ct:contentTypeSchema>
 </file>
 
-<file path=customXml/item4.xml><?xml version="1.0" encoding="utf-8"?>
-<?mso-contentType ?>
-<FormTemplates xmlns="http://schemas.microsoft.com/sharepoint/v3/contenttype/forms">
-  <Display>DocumentLibraryForm</Display>
-  <Edit>DocumentLibraryForm</Edit>
-  <New>DocumentLibraryForm</New>
-</FormTemplates>
+<file path=customXml/itemProps1.xml><?xml version="1.0" encoding="utf-8"?>
+<ds:datastoreItem xmlns:ds="http://schemas.openxmlformats.org/officeDocument/2006/customXml" ds:itemID="{E5ABEBC2-8F24-42D8-B0A5-1D2B76C15645}">
+  <ds:schemaRefs>
+    <ds:schemaRef ds:uri="http://schemas.microsoft.com/sharepoint/v3/contenttype/forms"/>
+  </ds:schemaRefs>
+</ds:datastoreItem>
 </file>
 
-<file path=customXml/itemProps1.xml><?xml version="1.0" encoding="utf-8"?>
+<file path=customXml/itemProps2.xml><?xml version="1.0" encoding="utf-8"?>
 <ds:datastoreItem xmlns:ds="http://schemas.openxmlformats.org/officeDocument/2006/customXml" ds:itemID="{E6E3F1C5-BDFC-4981-9034-4A05696CDD37}">
   <ds:schemaRefs>
     <ds:schemaRef ds:uri="http://schemas.openxmlformats.org/officeDocument/2006/bibliography"/>
@@ -14375,7 +14372,7 @@
 </ds:datastoreItem>
 </file>
 
-<file path=customXml/itemProps2.xml><?xml version="1.0" encoding="utf-8"?>
+<file path=customXml/itemProps3.xml><?xml version="1.0" encoding="utf-8"?>
 <ds:datastoreItem xmlns:ds="http://schemas.openxmlformats.org/officeDocument/2006/customXml" ds:itemID="{FA90FD41-FA76-42DA-A088-7C01AECDABAA}">
   <ds:schemaRefs>
     <ds:schemaRef ds:uri="http://schemas.microsoft.com/office/2006/metadata/properties"/>
@@ -14385,7 +14382,7 @@
 </ds:datastoreItem>
 </file>
 
-<file path=customXml/itemProps3.xml><?xml version="1.0" encoding="utf-8"?>
+<file path=customXml/itemProps4.xml><?xml version="1.0" encoding="utf-8"?>
 <ds:datastoreItem xmlns:ds="http://schemas.openxmlformats.org/officeDocument/2006/customXml" ds:itemID="{789122CC-B268-41FA-A377-ABDD5160F69C}">
   <ds:schemaRefs>
     <ds:schemaRef ds:uri="http://schemas.microsoft.com/office/2006/metadata/contentType"/>
@@ -14401,12 +14398,4 @@
     <ds:schemaRef ds:uri="http://schemas.microsoft.com/internal/obd"/>
   </ds:schemaRefs>
 </ds:datastoreItem>
-</file>
-
-<file path=customXml/itemProps4.xml><?xml version="1.0" encoding="utf-8"?>
-<ds:datastoreItem xmlns:ds="http://schemas.openxmlformats.org/officeDocument/2006/customXml" ds:itemID="{E5ABEBC2-8F24-42D8-B0A5-1D2B76C15645}">
-  <ds:schemaRefs>
-    <ds:schemaRef ds:uri="http://schemas.microsoft.com/sharepoint/v3/contenttype/forms"/>
-  </ds:schemaRefs>
-</ds:datastoreItem>
 </file>